--- a/inbox/Application Aware Networking/Book_05_Federal_Application_Aware_Networking_Network_Modernization.docx
+++ b/inbox/Application Aware Networking/Book_05_Federal_Application_Aware_Networking_Network_Modernization.docx
@@ -7,49 +7,7 @@
         <w:pStyle w:val="Title"/>
       </w:pPr>
       <w:r>
-        <w:t xml:space="preserve">Book</w:t>
-      </w:r>
-      <w:r>
-        <w:t xml:space="preserve"> </w:t>
-      </w:r>
-      <w:r>
-        <w:t xml:space="preserve">02</w:t>
-      </w:r>
-      <w:r>
-        <w:t xml:space="preserve"> </w:t>
-      </w:r>
-      <w:r>
-        <w:t xml:space="preserve">—</w:t>
-      </w:r>
-      <w:r>
-        <w:t xml:space="preserve"> </w:t>
-      </w:r>
-      <w:r>
-        <w:t xml:space="preserve">From</w:t>
-      </w:r>
-      <w:r>
-        <w:t xml:space="preserve"> </w:t>
-      </w:r>
-      <w:r>
-        <w:t xml:space="preserve">Mainframe</w:t>
-      </w:r>
-      <w:r>
-        <w:t xml:space="preserve"> </w:t>
-      </w:r>
-      <w:r>
-        <w:t xml:space="preserve">to</w:t>
-      </w:r>
-      <w:r>
-        <w:t xml:space="preserve"> </w:t>
-      </w:r>
-      <w:r>
-        <w:t xml:space="preserve">Application-Aware</w:t>
-      </w:r>
-      <w:r>
-        <w:t xml:space="preserve"> </w:t>
-      </w:r>
-      <w:r>
-        <w:t xml:space="preserve">Modernization</w:t>
+        <w:t xml:space="preserve">Book 05 — From Mainframe to Application-Aware Modernization</w:t>
       </w:r>
     </w:p>
     <w:p>
@@ -57,157 +15,7 @@
         <w:pStyle w:val="Subtitle"/>
       </w:pPr>
       <w:r>
-        <w:t xml:space="preserve">How</w:t>
-      </w:r>
-      <w:r>
-        <w:t xml:space="preserve"> </w:t>
-      </w:r>
-      <w:r>
-        <w:t xml:space="preserve">Federal</w:t>
-      </w:r>
-      <w:r>
-        <w:t xml:space="preserve"> </w:t>
-      </w:r>
-      <w:r>
-        <w:t xml:space="preserve">Agencies</w:t>
-      </w:r>
-      <w:r>
-        <w:t xml:space="preserve"> </w:t>
-      </w:r>
-      <w:r>
-        <w:t xml:space="preserve">Lost</w:t>
-      </w:r>
-      <w:r>
-        <w:t xml:space="preserve"> </w:t>
-      </w:r>
-      <w:r>
-        <w:t xml:space="preserve">Their</w:t>
-      </w:r>
-      <w:r>
-        <w:t xml:space="preserve"> </w:t>
-      </w:r>
-      <w:r>
-        <w:t xml:space="preserve">Single</w:t>
-      </w:r>
-      <w:r>
-        <w:t xml:space="preserve"> </w:t>
-      </w:r>
-      <w:r>
-        <w:t xml:space="preserve">Source</w:t>
-      </w:r>
-      <w:r>
-        <w:t xml:space="preserve"> </w:t>
-      </w:r>
-      <w:r>
-        <w:t xml:space="preserve">of</w:t>
-      </w:r>
-      <w:r>
-        <w:t xml:space="preserve"> </w:t>
-      </w:r>
-      <w:r>
-        <w:t xml:space="preserve">Truth</w:t>
-      </w:r>
-      <w:r>
-        <w:t xml:space="preserve"> </w:t>
-      </w:r>
-      <w:r>
-        <w:t xml:space="preserve">Across</w:t>
-      </w:r>
-      <w:r>
-        <w:t xml:space="preserve"> </w:t>
-      </w:r>
-      <w:r>
-        <w:t xml:space="preserve">Forty</w:t>
-      </w:r>
-      <w:r>
-        <w:t xml:space="preserve"> </w:t>
-      </w:r>
-      <w:r>
-        <w:t xml:space="preserve">Years</w:t>
-      </w:r>
-      <w:r>
-        <w:t xml:space="preserve"> </w:t>
-      </w:r>
-      <w:r>
-        <w:t xml:space="preserve">—</w:t>
-      </w:r>
-      <w:r>
-        <w:t xml:space="preserve"> </w:t>
-      </w:r>
-      <w:r>
-        <w:t xml:space="preserve">and</w:t>
-      </w:r>
-      <w:r>
-        <w:t xml:space="preserve"> </w:t>
-      </w:r>
-      <w:r>
-        <w:t xml:space="preserve">What</w:t>
-      </w:r>
-      <w:r>
-        <w:t xml:space="preserve"> </w:t>
-      </w:r>
-      <w:r>
-        <w:t xml:space="preserve">Zero</w:t>
-      </w:r>
-      <w:r>
-        <w:t xml:space="preserve"> </w:t>
-      </w:r>
-      <w:r>
-        <w:t xml:space="preserve">Trust,</w:t>
-      </w:r>
-      <w:r>
-        <w:t xml:space="preserve"> </w:t>
-      </w:r>
-      <w:r>
-        <w:t xml:space="preserve">CISA,</w:t>
-      </w:r>
-      <w:r>
-        <w:t xml:space="preserve"> </w:t>
-      </w:r>
-      <w:r>
-        <w:t xml:space="preserve">NIST,</w:t>
-      </w:r>
-      <w:r>
-        <w:t xml:space="preserve"> </w:t>
-      </w:r>
-      <w:r>
-        <w:t xml:space="preserve">and</w:t>
-      </w:r>
-      <w:r>
-        <w:t xml:space="preserve"> </w:t>
-      </w:r>
-      <w:r>
-        <w:t xml:space="preserve">FedRAMP</w:t>
-      </w:r>
-      <w:r>
-        <w:t xml:space="preserve"> </w:t>
-      </w:r>
-      <w:r>
-        <w:t xml:space="preserve">20x</w:t>
-      </w:r>
-      <w:r>
-        <w:t xml:space="preserve"> </w:t>
-      </w:r>
-      <w:r>
-        <w:t xml:space="preserve">Require</w:t>
-      </w:r>
-      <w:r>
-        <w:t xml:space="preserve"> </w:t>
-      </w:r>
-      <w:r>
-        <w:t xml:space="preserve">to</w:t>
-      </w:r>
-      <w:r>
-        <w:t xml:space="preserve"> </w:t>
-      </w:r>
-      <w:r>
-        <w:t xml:space="preserve">Restore</w:t>
-      </w:r>
-      <w:r>
-        <w:t xml:space="preserve"> </w:t>
-      </w:r>
-      <w:r>
-        <w:t xml:space="preserve">It</w:t>
+        <w:t xml:space="preserve">How Federal Agencies Lost Their Single Source of Truth Across Forty Years — and What Zero Trust, CISA, NIST, and FedRAMP 20x Require to Restore It</w:t>
       </w:r>
     </w:p>
     <w:p>
@@ -215,13 +23,7 @@
         <w:pStyle w:val="Author"/>
       </w:pPr>
       <w:r>
-        <w:t xml:space="preserve">Michael</w:t>
-      </w:r>
-      <w:r>
-        <w:t xml:space="preserve"> </w:t>
-      </w:r>
-      <w:r>
-        <w:t xml:space="preserve">Stratton</w:t>
+        <w:t xml:space="preserve">Michael Stratton</w:t>
       </w:r>
     </w:p>
     <w:p>
@@ -245,7 +47,7 @@
             <w:pStyle w:val="TOCHeading"/>
           </w:pPr>
           <w:r>
-            <w:t xml:space="preserve">Table of Contents</w:t>
+            <w:t xml:space="preserve">Table of contents</w:t>
           </w:r>
         </w:p>
         <w:p>
@@ -264,8 +66,8 @@
       </w:pPr>
       <w:r>
         <w:rPr>
-          <w:bCs/>
-          <w:b/>
+          <w:b/>
+          <w:bCs/>
         </w:rPr>
         <w:t xml:space="preserve">For decision makers: read this page first.</w:t>
       </w:r>
@@ -284,8 +86,8 @@
       </w:pPr>
       <w:r>
         <w:rPr>
-          <w:bCs/>
-          <w:b/>
+          <w:b/>
+          <w:bCs/>
         </w:rPr>
         <w:t xml:space="preserve">The core problem is not a technology shortage.</w:t>
       </w:r>
@@ -302,8 +104,8 @@
       </w:pPr>
       <w:r>
         <w:rPr>
-          <w:bCs/>
-          <w:b/>
+          <w:b/>
+          <w:bCs/>
         </w:rPr>
         <w:t xml:space="preserve">Five things every decision maker needs to understand:</w:t>
       </w:r>
@@ -317,8 +119,8 @@
       </w:pPr>
       <w:r>
         <w:rPr>
-          <w:bCs/>
-          <w:b/>
+          <w:b/>
+          <w:bCs/>
         </w:rPr>
         <w:t xml:space="preserve">High bandwidth does not mean low latency.</w:t>
       </w:r>
@@ -338,8 +140,8 @@
       </w:pPr>
       <w:r>
         <w:rPr>
-          <w:bCs/>
-          <w:b/>
+          <w:b/>
+          <w:bCs/>
         </w:rPr>
         <w:t xml:space="preserve">The federal government is five to ten years behind the commercial sector on this transition.</w:t>
       </w:r>
@@ -359,8 +161,8 @@
       </w:pPr>
       <w:r>
         <w:rPr>
-          <w:bCs/>
-          <w:b/>
+          <w:b/>
+          <w:bCs/>
         </w:rPr>
         <w:t xml:space="preserve">Your DNS, DHCP, and IP address management were not designed to be security controls — but they now are.</w:t>
       </w:r>
@@ -380,8 +182,8 @@
       </w:pPr>
       <w:r>
         <w:rPr>
-          <w:bCs/>
-          <w:b/>
+          <w:b/>
+          <w:bCs/>
         </w:rPr>
         <w:t xml:space="preserve">VPN is not Zero Trust.</w:t>
       </w:r>
@@ -401,8 +203,8 @@
       </w:pPr>
       <w:r>
         <w:rPr>
-          <w:bCs/>
-          <w:b/>
+          <w:b/>
+          <w:bCs/>
         </w:rPr>
         <w:t xml:space="preserve">The cost of not modernizing is not abstract.</w:t>
       </w:r>
@@ -413,53 +215,161 @@
         <w:t xml:space="preserve">Duplicate payments, records that cannot be reconciled, benefits issued against data that cannot be traced to an authoritative source — these are the downstream consequences of accumulated architectural debt.</w:t>
       </w:r>
     </w:p>
-    <w:p>
-      <w:pPr>
-        <w:pStyle w:val="FirstParagraph"/>
-      </w:pPr>
-      <w:r>
-        <w:rPr>
-          <w:bCs/>
-          <w:b/>
-        </w:rPr>
-        <w:t xml:space="preserve">The one sentence the whole story turns on:</w:t>
-      </w:r>
-      <w:r>
-        <w:t xml:space="preserve"> </w:t>
-      </w:r>
-      <w:r>
-        <w:t xml:space="preserve">Active Directory conflated</w:t>
-      </w:r>
-      <w:r>
-        <w:t xml:space="preserve"> </w:t>
-      </w:r>
-      <w:r>
-        <w:rPr>
-          <w:bCs/>
-          <w:b/>
-        </w:rPr>
-        <w:t xml:space="preserve">the directory (truth)</w:t>
-      </w:r>
-      <w:r>
-        <w:t xml:space="preserve"> </w:t>
-      </w:r>
-      <w:r>
-        <w:t xml:space="preserve">with</w:t>
-      </w:r>
-      <w:r>
-        <w:t xml:space="preserve"> </w:t>
-      </w:r>
-      <w:r>
-        <w:rPr>
-          <w:bCs/>
-          <w:b/>
-        </w:rPr>
-        <w:t xml:space="preserve">the domain controller (the in-path enforcer)</w:t>
-      </w:r>
-      <w:r>
-        <w:t xml:space="preserve">. Every act of this story is a consequence of that conflation. NIST SP 800-207 and OMB M-22-09 require agencies to separate these roles: a governance layer holds and reconciles authoritative state; identity providers, network enforcement points, and data platforms remain the runtime data planes beneath it.</w:t>
-      </w:r>
-    </w:p>
+    <w:tbl>
+      <w:tblPr>
+        <w:tblStyle w:val="Table"/>
+        <w:tblLook w:firstRow="0" w:lastRow="0" w:firstColumn="0" w:lastColumn="0" w:noHBand="0" w:noVBand="0" w:val="0000"/>
+        <w:tblBorders>
+          <w:top w:val="single" w:sz="4" w:space="0" w:color="0758E5"/>
+          <w:left w:val="single" w:sz="24" w:space="0" w:color="0758E5"/>
+          <w:bottom w:val="single" w:sz="4" w:space="0" w:color="0758E5"/>
+          <w:right w:val="single" w:sz="4" w:space="0" w:color="0758E5"/>
+        </w:tblBorders>
+        <w:tblCellMar>
+          <w:left w:w="144" w:type="dxa"/>
+          <w:right w:w="144" w:type="dxa"/>
+        </w:tblCellMar>
+        <w:tblLook w:firstRow="0" w:lastRow="0" w:firstColumn="0" w:lastColumn="0" w:noHBand="0" w:noVBand="0" w:val="0000"/>
+      </w:tblPr>
+      <w:tr>
+        <w:trPr>
+          <w:cantSplit/>
+        </w:trPr>
+        <w:tc>
+          <w:tcPr>
+            <w:shd w:color="auto" w:fill="dae6fb" w:val="clear"/>
+            <w:tcMar>
+              <w:top w:w="92" w:type="dxa"/>
+              <w:bottom w:w="92" w:type="dxa"/>
+            </w:tcMar>
+          </w:tcPr>
+          <w:p>
+            <w:pPr>
+              <w:pStyle w:val="FirstParagraph"/>
+            </w:pPr>
+            <w:pPr>
+              <w:spacing w:before="0" w:after="0"/>
+              <w:textAlignment w:val="center"/>
+            </w:pPr>
+            <w:r>
+              <w:drawing>
+                <wp:inline>
+                  <wp:extent cx="152400" cy="152400"/>
+                  <wp:effectExtent b="0" l="0" r="0" t="0"/>
+                  <wp:docPr descr="" title="" id="10" name="Picture"/>
+                  <a:graphic>
+                    <a:graphicData uri="http://schemas.openxmlformats.org/drawingml/2006/picture">
+                      <pic:pic>
+                        <pic:nvPicPr>
+                          <pic:cNvPr descr="/opt/quarto/share/formats/docx/note.png" id="11" name="Picture"/>
+                          <pic:cNvPicPr>
+                            <a:picLocks noChangeArrowheads="1" noChangeAspect="1"/>
+                          </pic:cNvPicPr>
+                        </pic:nvPicPr>
+                        <pic:blipFill>
+                          <a:blip r:embed="rId9"/>
+                          <a:stretch>
+                            <a:fillRect/>
+                          </a:stretch>
+                        </pic:blipFill>
+                        <pic:spPr bwMode="auto">
+                          <a:xfrm>
+                            <a:off x="0" y="0"/>
+                            <a:ext cx="152400" cy="152400"/>
+                          </a:xfrm>
+                          <a:prstGeom prst="rect">
+                            <a:avLst/>
+                          </a:prstGeom>
+                          <a:noFill/>
+                          <a:ln w="9525">
+                            <a:noFill/>
+                            <a:headEnd/>
+                            <a:tailEnd/>
+                          </a:ln>
+                        </pic:spPr>
+                      </pic:pic>
+                    </a:graphicData>
+                  </a:graphic>
+                </wp:inline>
+              </w:drawing>
+            </w:r>
+            <w:r>
+              <w:t xml:space="preserve"> </w:t>
+            </w:r>
+            <w:r>
+              <w:t xml:space="preserve"> </w:t>
+            </w:r>
+            <w:r>
+              <w:t xml:space="preserve">Note</w:t>
+            </w:r>
+          </w:p>
+        </w:tc>
+      </w:tr>
+      <w:tr>
+        <w:trPr>
+          <w:cantSplit/>
+        </w:trPr>
+        <w:tc>
+          <w:tcPr>
+            <w:tcMar>
+              <w:top w:w="108" w:type="dxa"/>
+              <w:bottom w:w="108" w:type="dxa"/>
+            </w:tcMar>
+          </w:tcPr>
+          <w:p>
+            <w:pPr>
+              <w:pStyle w:val="BodyText"/>
+            </w:pPr>
+            <w:pPr>
+              <w:spacing w:before="16" w:after="16"/>
+            </w:pPr>
+            <w:r>
+              <w:rPr>
+                <w:b/>
+                <w:bCs/>
+              </w:rPr>
+              <w:t xml:space="preserve">The one sentence the whole story turns on:</w:t>
+            </w:r>
+            <w:r>
+              <w:t xml:space="preserve"> </w:t>
+            </w:r>
+            <w:r>
+              <w:t xml:space="preserve">Active Directory conflated</w:t>
+            </w:r>
+            <w:r>
+              <w:t xml:space="preserve"> </w:t>
+            </w:r>
+            <w:r>
+              <w:rPr>
+                <w:b/>
+                <w:bCs/>
+              </w:rPr>
+              <w:t xml:space="preserve">the directory (truth)</w:t>
+            </w:r>
+            <w:r>
+              <w:t xml:space="preserve"> </w:t>
+            </w:r>
+            <w:r>
+              <w:t xml:space="preserve">with</w:t>
+            </w:r>
+            <w:r>
+              <w:t xml:space="preserve"> </w:t>
+            </w:r>
+            <w:r>
+              <w:rPr>
+                <w:b/>
+                <w:bCs/>
+              </w:rPr>
+              <w:t xml:space="preserve">the domain controller (the in-path enforcer)</w:t>
+            </w:r>
+            <w:r>
+              <w:t xml:space="preserve">. Every act of this story is a consequence of that conflation. NIST SP 800-207 and OMB M-22-09 require agencies to separate these roles: a governance layer holds and reconciles authoritative state; identity providers, network enforcement points, and data platforms remain the runtime data planes beneath it.</w:t>
+            </w:r>
+          </w:p>
+          <w:p/>
+        </w:tc>
+      </w:tr>
+    </w:tbl>
     <w:p>
       <w:pPr>
         <w:pStyle w:val="CaptionedFigure"/>
@@ -467,20 +377,20 @@
       <w:r>
         <w:drawing>
           <wp:inline>
-            <wp:extent cx="7772400" cy="4145280"/>
+            <wp:extent cx="5334000" cy="2844800"/>
             <wp:effectExtent b="0" l="0" r="0" t="0"/>
-            <wp:docPr descr="Forty Years of Federal IT Architecture — Four Acts" title="" id="21" name="Picture"/>
+            <wp:docPr descr="Forty Years of Federal IT Architecture — Four Acts" title="" id="13" name="Picture"/>
             <a:graphic>
               <a:graphicData uri="http://schemas.openxmlformats.org/drawingml/2006/picture">
                 <pic:pic>
                   <pic:nvPicPr>
-                    <pic:cNvPr descr="figs/mf-fig-01-four-acts.png" id="22" name="Picture"/>
+                    <pic:cNvPr descr="figs/mf-fig-01-four-acts.png" id="14" name="Picture"/>
                     <pic:cNvPicPr>
                       <a:picLocks noChangeArrowheads="1" noChangeAspect="1"/>
                     </pic:cNvPicPr>
                   </pic:nvPicPr>
                   <pic:blipFill>
-                    <a:blip r:embed="rId20"/>
+                    <a:blip r:embed="rId12"/>
                     <a:stretch>
                       <a:fillRect/>
                     </a:stretch>
@@ -488,7 +398,7 @@
                   <pic:spPr bwMode="auto">
                     <a:xfrm>
                       <a:off x="0" y="0"/>
-                      <a:ext cx="7772400" cy="4145280"/>
+                      <a:ext cx="5334000" cy="2844800"/>
                     </a:xfrm>
                     <a:prstGeom prst="rect">
                       <a:avLst/>
@@ -515,22 +425,13 @@
         <w:t xml:space="preserve">Forty Years of Federal IT Architecture — Four Acts</w:t>
       </w:r>
     </w:p>
-    <w:bookmarkStart w:id="26" w:name="prologue-the-mainframe-era-1940s1990s"/>
+    <w:bookmarkStart w:id="18" w:name="prologue-the-mainframe-era-1940s1990s"/>
     <w:p>
       <w:pPr>
         <w:pStyle w:val="Heading1"/>
       </w:pPr>
       <w:r>
-        <w:rPr>
-          <w:rStyle w:val="SectionNumber"/>
-        </w:rPr>
-        <w:t xml:space="preserve">1</w:t>
-      </w:r>
-      <w:r>
-        <w:tab/>
-      </w:r>
-      <w:r>
-        <w:t xml:space="preserve">Prologue — The Mainframe Era (1940s–1990s)</w:t>
+        <w:t xml:space="preserve">1. Prologue — The Mainframe Era (1940s–1990s)</w:t>
       </w:r>
     </w:p>
     <w:p>
@@ -540,20 +441,20 @@
       <w:r>
         <w:drawing>
           <wp:inline>
-            <wp:extent cx="7772400" cy="4145280"/>
+            <wp:extent cx="5334000" cy="2844800"/>
             <wp:effectExtent b="0" l="0" r="0" t="0"/>
-            <wp:docPr descr="The Mainframe Era: Brutal Elegance of Centralized Truth" title="" id="24" name="Picture"/>
+            <wp:docPr descr="The Mainframe Era: Brutal Elegance of Centralized Truth" title="" id="16" name="Picture"/>
             <a:graphic>
               <a:graphicData uri="http://schemas.openxmlformats.org/drawingml/2006/picture">
                 <pic:pic>
                   <pic:nvPicPr>
-                    <pic:cNvPr descr="figs/mf-fig-07-mainframe-scene.png" id="25" name="Picture"/>
+                    <pic:cNvPr descr="figs/mf-fig-07-mainframe-scene.png" id="17" name="Picture"/>
                     <pic:cNvPicPr>
                       <a:picLocks noChangeArrowheads="1" noChangeAspect="1"/>
                     </pic:cNvPicPr>
                   </pic:nvPicPr>
                   <pic:blipFill>
-                    <a:blip r:embed="rId23"/>
+                    <a:blip r:embed="rId15"/>
                     <a:stretch>
                       <a:fillRect/>
                     </a:stretch>
@@ -561,7 +462,7 @@
                   <pic:spPr bwMode="auto">
                     <a:xfrm>
                       <a:off x="0" y="0"/>
-                      <a:ext cx="7772400" cy="4145280"/>
+                      <a:ext cx="5334000" cy="2844800"/>
                     </a:xfrm>
                     <a:prstGeom prst="rect">
                       <a:avLst/>
@@ -608,8 +509,8 @@
       </w:r>
       <w:r>
         <w:rPr>
-          <w:bCs/>
-          <w:b/>
+          <w:b/>
+          <w:bCs/>
         </w:rPr>
         <w:t xml:space="preserve">terminals</w:t>
       </w:r>
@@ -632,8 +533,8 @@
       </w:r>
       <w:r>
         <w:rPr>
-          <w:bCs/>
-          <w:b/>
+          <w:b/>
+          <w:bCs/>
         </w:rPr>
         <w:t xml:space="preserve">one source of truth.</w:t>
       </w:r>
@@ -648,90 +549,84 @@
       </w:r>
       <w:r>
         <w:rPr>
+          <w:i/>
           <w:iCs/>
+        </w:rPr>
+        <w:t xml:space="preserve">was</w:t>
+      </w:r>
+      <w:r>
+        <w:t xml:space="preserve"> </w:t>
+      </w:r>
+      <w:r>
+        <w:t xml:space="preserve">the truth. When you asked</w:t>
+      </w:r>
+      <w:r>
+        <w:t xml:space="preserve"> </w:t>
+      </w:r>
+      <w:r>
+        <w:t xml:space="preserve">“how many people received benefits this month,”</w:t>
+      </w:r>
+      <w:r>
+        <w:t xml:space="preserve"> </w:t>
+      </w:r>
+      <w:r>
+        <w:t xml:space="preserve">there was one answer, and it came from one place. No ambiguity. No regional variations. No hidden discrepancies.</w:t>
+      </w:r>
+    </w:p>
+    <w:p>
+      <w:pPr>
+        <w:pStyle w:val="BodyText"/>
+      </w:pPr>
+      <w:r>
+        <w:t xml:space="preserve">Security was implicit. If you weren’t sitting at a terminal physically connected to that mainframe room, you couldn’t access anything.</w:t>
+      </w:r>
+      <w:r>
+        <w:t xml:space="preserve"> </w:t>
+      </w:r>
+      <w:r>
+        <w:rPr>
+          <w:b/>
+          <w:bCs/>
+        </w:rPr>
+        <w:t xml:space="preserve">The network was the security perimeter.</w:t>
+      </w:r>
+      <w:r>
+        <w:t xml:space="preserve"> </w:t>
+      </w:r>
+      <w:r>
+        <w:t xml:space="preserve">Control physical access, and you controlled everything.</w:t>
+      </w:r>
+    </w:p>
+    <w:p>
+      <w:pPr>
+        <w:pStyle w:val="BodyText"/>
+      </w:pPr>
+      <w:r>
+        <w:t xml:space="preserve">And crucially: the machine that</w:t>
+      </w:r>
+      <w:r>
+        <w:t xml:space="preserve"> </w:t>
+      </w:r>
+      <w:r>
+        <w:rPr>
           <w:i/>
-        </w:rPr>
-        <w:t xml:space="preserve">was</w:t>
-      </w:r>
-      <w:r>
-        <w:t xml:space="preserve"> </w:t>
-      </w:r>
-      <w:r>
-        <w:t xml:space="preserve">the truth. When you asked</w:t>
-      </w:r>
-      <w:r>
-        <w:t xml:space="preserve"> </w:t>
-      </w:r>
-      <w:r>
-        <w:t xml:space="preserve">“</w:t>
-      </w:r>
-      <w:r>
-        <w:t xml:space="preserve">how many people received benefits this month,</w:t>
-      </w:r>
-      <w:r>
-        <w:t xml:space="preserve">”</w:t>
-      </w:r>
-      <w:r>
-        <w:t xml:space="preserve"> </w:t>
-      </w:r>
-      <w:r>
-        <w:t xml:space="preserve">there was one answer, and it came from one place. No ambiguity. No regional variations. No hidden discrepancies.</w:t>
-      </w:r>
-    </w:p>
-    <w:p>
-      <w:pPr>
-        <w:pStyle w:val="BodyText"/>
-      </w:pPr>
-      <w:r>
-        <w:t xml:space="preserve">Security was implicit. If you weren’t sitting at a terminal physically connected to that mainframe room, you couldn’t access anything.</w:t>
-      </w:r>
-      <w:r>
-        <w:t xml:space="preserve"> </w:t>
-      </w:r>
-      <w:r>
-        <w:rPr>
-          <w:bCs/>
-          <w:b/>
-        </w:rPr>
-        <w:t xml:space="preserve">The network was the security perimeter.</w:t>
-      </w:r>
-      <w:r>
-        <w:t xml:space="preserve"> </w:t>
-      </w:r>
-      <w:r>
-        <w:t xml:space="preserve">Control physical access, and you controlled everything.</w:t>
-      </w:r>
-    </w:p>
-    <w:p>
-      <w:pPr>
-        <w:pStyle w:val="BodyText"/>
-      </w:pPr>
-      <w:r>
-        <w:t xml:space="preserve">And crucially: the machine that</w:t>
-      </w:r>
-      <w:r>
-        <w:t xml:space="preserve"> </w:t>
-      </w:r>
-      <w:r>
-        <w:rPr>
           <w:iCs/>
+        </w:rPr>
+        <w:t xml:space="preserve">held</w:t>
+      </w:r>
+      <w:r>
+        <w:t xml:space="preserve"> </w:t>
+      </w:r>
+      <w:r>
+        <w:t xml:space="preserve">the truth was the same machine that</w:t>
+      </w:r>
+      <w:r>
+        <w:t xml:space="preserve"> </w:t>
+      </w:r>
+      <w:r>
+        <w:rPr>
           <w:i/>
-        </w:rPr>
-        <w:t xml:space="preserve">held</w:t>
-      </w:r>
-      <w:r>
-        <w:t xml:space="preserve"> </w:t>
-      </w:r>
-      <w:r>
-        <w:t xml:space="preserve">the truth was the same machine that</w:t>
-      </w:r>
-      <w:r>
-        <w:t xml:space="preserve"> </w:t>
-      </w:r>
-      <w:r>
-        <w:rPr>
           <w:iCs/>
-          <w:i/>
         </w:rPr>
         <w:t xml:space="preserve">enforced</w:t>
       </w:r>
@@ -742,23 +637,14 @@
         <w:t xml:space="preserve">access to it. Truth and enforcement lived in one box. Remember that; it is the seed of everything that follows.</w:t>
       </w:r>
     </w:p>
-    <w:bookmarkEnd w:id="26"/>
-    <w:bookmarkStart w:id="30" w:name="X18873164e95a4d6a646bc97ec64d4bf5115d173"/>
+    <w:bookmarkEnd w:id="18"/>
+    <w:bookmarkStart w:id="22" w:name="X18873164e95a4d6a646bc97ec64d4bf5115d173"/>
     <w:p>
       <w:pPr>
         <w:pStyle w:val="Heading1"/>
       </w:pPr>
       <w:r>
-        <w:rPr>
-          <w:rStyle w:val="SectionNumber"/>
-        </w:rPr>
-        <w:t xml:space="preserve">2</w:t>
-      </w:r>
-      <w:r>
-        <w:tab/>
-      </w:r>
-      <w:r>
-        <w:t xml:space="preserve">Act 1 — The Great Decentralization (Late 1980s–2000)</w:t>
+        <w:t xml:space="preserve">2. Act 1 — The Great Decentralization (Late 1980s–2000)</w:t>
       </w:r>
     </w:p>
     <w:p>
@@ -768,20 +654,20 @@
       <w:r>
         <w:drawing>
           <wp:inline>
-            <wp:extent cx="7772400" cy="4145280"/>
+            <wp:extent cx="5334000" cy="2844800"/>
             <wp:effectExtent b="0" l="0" r="0" t="0"/>
-            <wp:docPr descr="Act 1 — The Great Decentralization: One Became Twelve" title="" id="28" name="Picture"/>
+            <wp:docPr descr="Act 1 — The Great Decentralization: One Became Twelve" title="" id="20" name="Picture"/>
             <a:graphic>
               <a:graphicData uri="http://schemas.openxmlformats.org/drawingml/2006/picture">
                 <pic:pic>
                   <pic:nvPicPr>
-                    <pic:cNvPr descr="figs/mf-fig-08-decentralization.png" id="29" name="Picture"/>
+                    <pic:cNvPr descr="figs/mf-fig-08-decentralization.png" id="21" name="Picture"/>
                     <pic:cNvPicPr>
                       <a:picLocks noChangeArrowheads="1" noChangeAspect="1"/>
                     </pic:cNvPicPr>
                   </pic:nvPicPr>
                   <pic:blipFill>
-                    <a:blip r:embed="rId27"/>
+                    <a:blip r:embed="rId19"/>
                     <a:stretch>
                       <a:fillRect/>
                     </a:stretch>
@@ -789,7 +675,7 @@
                   <pic:spPr bwMode="auto">
                     <a:xfrm>
                       <a:off x="0" y="0"/>
-                      <a:ext cx="7772400" cy="4145280"/>
+                      <a:ext cx="5334000" cy="2844800"/>
                     </a:xfrm>
                     <a:prstGeom prst="rect">
                       <a:avLst/>
@@ -846,8 +732,8 @@
       </w:pPr>
       <w:r>
         <w:rPr>
-          <w:bCs/>
-          <w:b/>
+          <w:b/>
+          <w:bCs/>
         </w:rPr>
         <w:t xml:space="preserve">But here is where the architecture broke.</w:t>
       </w:r>
@@ -863,13 +749,7 @@
         <w:t xml:space="preserve"> </w:t>
       </w:r>
       <w:r>
-        <w:t xml:space="preserve">“</w:t>
-      </w:r>
-      <w:r>
-        <w:t xml:space="preserve">benefit</w:t>
-      </w:r>
-      <w:r>
-        <w:t xml:space="preserve">”</w:t>
+        <w:t xml:space="preserve">“benefit”</w:t>
       </w:r>
       <w:r>
         <w:t xml:space="preserve"> </w:t>
@@ -890,8 +770,8 @@
       </w:r>
       <w:r>
         <w:rPr>
-          <w:bCs/>
-          <w:b/>
+          <w:b/>
+          <w:bCs/>
         </w:rPr>
         <w:t xml:space="preserve">distributed truth.</w:t>
       </w:r>
@@ -910,23 +790,14 @@
         <w:t xml:space="preserve">That became the original sin — the moment the architecture started to drift. The regional variations that seemed like flexibility in 1993 would calcify into incompatible silos by 2020.</w:t>
       </w:r>
     </w:p>
-    <w:bookmarkEnd w:id="30"/>
-    <w:bookmarkStart w:id="35" w:name="Xa5d42bf2b30a1c47baea860d55f996e17aa8aa1"/>
+    <w:bookmarkEnd w:id="22"/>
+    <w:bookmarkStart w:id="29" w:name="Xa5d42bf2b30a1c47baea860d55f996e17aa8aa1"/>
     <w:p>
       <w:pPr>
         <w:pStyle w:val="Heading1"/>
       </w:pPr>
       <w:r>
-        <w:rPr>
-          <w:rStyle w:val="SectionNumber"/>
-        </w:rPr>
-        <w:t xml:space="preserve">3</w:t>
-      </w:r>
-      <w:r>
-        <w:tab/>
-      </w:r>
-      <w:r>
-        <w:t xml:space="preserve">Act 2 — When Security Ate the Architecture (2010–2020)</w:t>
+        <w:t xml:space="preserve">3. Act 2 — When Security Ate the Architecture (2010–2020)</w:t>
       </w:r>
     </w:p>
     <w:p>
@@ -936,20 +807,20 @@
       <w:r>
         <w:drawing>
           <wp:inline>
-            <wp:extent cx="7772400" cy="4145280"/>
+            <wp:extent cx="5334000" cy="2844800"/>
             <wp:effectExtent b="0" l="0" r="0" t="0"/>
-            <wp:docPr descr="Act 2 — When Security Ate the Architecture: Stacked Defense Broke Sessions" title="" id="32" name="Picture"/>
+            <wp:docPr descr="Act 2 — When Security Ate the Architecture: Stacked Defense Broke Sessions" title="" id="24" name="Picture"/>
             <a:graphic>
               <a:graphicData uri="http://schemas.openxmlformats.org/drawingml/2006/picture">
                 <pic:pic>
                   <pic:nvPicPr>
-                    <pic:cNvPr descr="figs/mf-fig-09-security-stacking.png" id="33" name="Picture"/>
+                    <pic:cNvPr descr="figs/mf-fig-09-security-stacking.png" id="25" name="Picture"/>
                     <pic:cNvPicPr>
                       <a:picLocks noChangeArrowheads="1" noChangeAspect="1"/>
                     </pic:cNvPicPr>
                   </pic:nvPicPr>
                   <pic:blipFill>
-                    <a:blip r:embed="rId31"/>
+                    <a:blip r:embed="rId23"/>
                     <a:stretch>
                       <a:fillRect/>
                     </a:stretch>
@@ -957,7 +828,7 @@
                   <pic:spPr bwMode="auto">
                     <a:xfrm>
                       <a:off x="0" y="0"/>
-                      <a:ext cx="7772400" cy="4145280"/>
+                      <a:ext cx="5334000" cy="2844800"/>
                     </a:xfrm>
                     <a:prstGeom prst="rect">
                       <a:avLst/>
@@ -996,8 +867,8 @@
       </w:r>
       <w:r>
         <w:rPr>
-          <w:bCs/>
-          <w:b/>
+          <w:b/>
+          <w:bCs/>
         </w:rPr>
         <w:t xml:space="preserve">cybersecurity became a board-level imperative.</w:t>
       </w:r>
@@ -1011,13 +882,7 @@
         <w:t xml:space="preserve"> </w:t>
       </w:r>
       <w:r>
-        <w:t xml:space="preserve">“</w:t>
-      </w:r>
-      <w:r>
-        <w:t xml:space="preserve">have a firewall.</w:t>
-      </w:r>
-      <w:r>
-        <w:t xml:space="preserve">”</w:t>
+        <w:t xml:space="preserve">“have a firewall.”</w:t>
       </w:r>
       <w:r>
         <w:t xml:space="preserve"> </w:t>
@@ -1032,8 +897,8 @@
       </w:pPr>
       <w:r>
         <w:rPr>
-          <w:bCs/>
-          <w:b/>
+          <w:b/>
+          <w:bCs/>
         </w:rPr>
         <w:t xml:space="preserve">But here is the problem:</w:t>
       </w:r>
@@ -1056,8 +921,8 @@
       </w:r>
       <w:r>
         <w:rPr>
+          <w:i/>
           <w:iCs/>
-          <w:i/>
         </w:rPr>
         <w:t xml:space="preserve">break</w:t>
       </w:r>
@@ -1082,8 +947,8 @@
       </w:pPr>
       <w:r>
         <w:rPr>
-          <w:bCs/>
-          <w:b/>
+          <w:b/>
+          <w:bCs/>
         </w:rPr>
         <w:t xml:space="preserve">The physics that cannot be negotiated:</w:t>
       </w:r>
@@ -1098,28 +963,19 @@
       </w:r>
       <w:r>
         <w:rPr>
-          <w:bCs/>
-          <w:b/>
+          <w:b/>
+          <w:bCs/>
         </w:rPr>
         <w:t xml:space="preserve">No amount of bandwidth changes this. Bandwidth is volume. Latency is distance. You cannot buy your way out of geography.</w:t>
       </w:r>
     </w:p>
-    <w:bookmarkStart w:id="34" w:name="X1d61b71b197144df5c1017d94a8b4db9bf91fc0"/>
+    <w:bookmarkStart w:id="26" w:name="X1d61b71b197144df5c1017d94a8b4db9bf91fc0"/>
     <w:p>
       <w:pPr>
         <w:pStyle w:val="Heading2"/>
       </w:pPr>
       <w:r>
-        <w:rPr>
-          <w:rStyle w:val="SectionNumber"/>
-        </w:rPr>
-        <w:t xml:space="preserve">3.1</w:t>
-      </w:r>
-      <w:r>
-        <w:tab/>
-      </w:r>
-      <w:r>
-        <w:t xml:space="preserve">Asymmetric Routing: The Second Session Killer</w:t>
+        <w:t xml:space="preserve">3.1 Asymmetric Routing: The Second Session Killer</w:t>
       </w:r>
     </w:p>
     <w:p>
@@ -1134,8 +990,8 @@
       </w:r>
       <w:r>
         <w:rPr>
-          <w:bCs/>
-          <w:b/>
+          <w:b/>
+          <w:bCs/>
         </w:rPr>
         <w:t xml:space="preserve">asymmetric routing.</w:t>
       </w:r>
@@ -1154,8 +1010,8 @@
       </w:pPr>
       <w:r>
         <w:rPr>
-          <w:bCs/>
-          <w:b/>
+          <w:b/>
+          <w:bCs/>
         </w:rPr>
         <w:t xml:space="preserve">Asymmetric routing vs. latency: independent killers that compound.</w:t>
       </w:r>
@@ -1172,8 +1028,8 @@
       </w:pPr>
       <w:r>
         <w:rPr>
-          <w:bCs/>
-          <w:b/>
+          <w:b/>
+          <w:bCs/>
         </w:rPr>
         <w:t xml:space="preserve">How SD-WAN overlay eliminates asymmetric routing:</w:t>
       </w:r>
@@ -1184,24 +1040,258 @@
         <w:t xml:space="preserve">The SD-WAN overlay tunnel is established between two edge devices as a single logical connection. Inside the tunnel, individual packets may physically traverse any available path. But at the application layer, both directions of every session enter and exit the same SD-WAN edge device. The stateful inspection happens at the tunnel endpoint, which sees both directions. Asymmetric physical routing below the tunnel is structurally removed.</w:t>
       </w:r>
     </w:p>
-    <w:bookmarkEnd w:id="34"/>
-    <w:bookmarkEnd w:id="35"/>
-    <w:bookmarkStart w:id="39" w:name="act-3-the-breaking-point-20202026"/>
+    <w:bookmarkEnd w:id="26"/>
+    <w:bookmarkStart w:id="28" w:name="X017a50bf62e493ab6555d7a0007d69ae6eeca55"/>
+    <w:p>
+      <w:pPr>
+        <w:pStyle w:val="Heading2"/>
+      </w:pPr>
+      <w:r>
+        <w:t xml:space="preserve">3.2 Where the Inline Tier Went: The Dissolution of the Load Balancer</w:t>
+      </w:r>
+    </w:p>
+    <w:p>
+      <w:pPr>
+        <w:pStyle w:val="FirstParagraph"/>
+      </w:pPr>
+      <w:r>
+        <w:t xml:space="preserve">Before leaving Act 2, follow its signature artifact to its ending. The load balancers that became inline proxies — and the forward proxies, VPN concentrators, and hardware application delivery controllers stacked beside them — do not survive into the modern architecture. But they do not migrate to any single successor either, and that is where modernization plans most often make a category error. The inline tier</w:t>
+      </w:r>
+      <w:r>
+        <w:t xml:space="preserve"> </w:t>
+      </w:r>
+      <w:r>
+        <w:rPr>
+          <w:b/>
+          <w:bCs/>
+        </w:rPr>
+        <w:t xml:space="preserve">dissolves into three separate functional planes</w:t>
+      </w:r>
+      <w:r>
+        <w:t xml:space="preserve">, and each of its legacy functions lands in a different one:</w:t>
+      </w:r>
+    </w:p>
+    <w:p>
+      <w:pPr>
+        <w:pStyle w:val="TableCaption"/>
+      </w:pPr>
+      <w:r>
+        <w:t xml:space="preserve">The Dissolution of the Load-Balancer / Proxy Tier</w:t>
+      </w:r>
+    </w:p>
+    <w:tbl>
+      <w:tblPr>
+        <w:tblStyle w:val="Table"/>
+        <w:tblW w:type="pct" w:w="5000"/>
+        <w:tblLayout w:type="fixed"/>
+        <w:tblLook w:firstRow="1" w:lastRow="0" w:firstColumn="0" w:lastColumn="0" w:noHBand="0" w:noVBand="0" w:val="0020"/>
+        <w:tblCaption w:val="The Dissolution of the Load-Balancer / Proxy Tier"/>
+      </w:tblPr>
+      <w:tblGrid>
+        <w:gridCol w:w="2640"/>
+        <w:gridCol w:w="2640"/>
+        <w:gridCol w:w="2640"/>
+      </w:tblGrid>
+      <w:tr>
+        <w:trPr>
+          <w:tblHeader w:val="on"/>
+        </w:trPr>
+        <w:tc>
+          <w:tcPr/>
+          <w:p>
+            <w:pPr>
+              <w:pStyle w:val="Compact"/>
+            </w:pPr>
+            <w:r>
+              <w:t xml:space="preserve">Legacy function</w:t>
+            </w:r>
+          </w:p>
+        </w:tc>
+        <w:tc>
+          <w:tcPr/>
+          <w:p>
+            <w:pPr>
+              <w:pStyle w:val="Compact"/>
+            </w:pPr>
+            <w:r>
+              <w:t xml:space="preserve">Dissolves into</w:t>
+            </w:r>
+          </w:p>
+        </w:tc>
+        <w:tc>
+          <w:tcPr/>
+          <w:p>
+            <w:pPr>
+              <w:pStyle w:val="Compact"/>
+            </w:pPr>
+            <w:r>
+              <w:t xml:space="preserve">Functional plane</w:t>
+            </w:r>
+          </w:p>
+        </w:tc>
+      </w:tr>
+      <w:tr>
+        <w:tc>
+          <w:tcPr/>
+          <w:p>
+            <w:pPr>
+              <w:pStyle w:val="Compact"/>
+            </w:pPr>
+            <w:r>
+              <w:t xml:space="preserve">Forward proxy / VPN concentrator / secure web gateway appliance</w:t>
+            </w:r>
+          </w:p>
+        </w:tc>
+        <w:tc>
+          <w:tcPr/>
+          <w:p>
+            <w:pPr>
+              <w:pStyle w:val="Compact"/>
+            </w:pPr>
+            <w:r>
+              <w:t xml:space="preserve">SASE/SSE — cloud-delivered SWG, CASB, ZTNA</w:t>
+            </w:r>
+          </w:p>
+        </w:tc>
+        <w:tc>
+          <w:tcPr/>
+          <w:p>
+            <w:pPr>
+              <w:pStyle w:val="Compact"/>
+            </w:pPr>
+            <w:r>
+              <w:t xml:space="preserve">Policy enforcement plane</w:t>
+            </w:r>
+          </w:p>
+        </w:tc>
+      </w:tr>
+      <w:tr>
+        <w:tc>
+          <w:tcPr/>
+          <w:p>
+            <w:pPr>
+              <w:pStyle w:val="Compact"/>
+            </w:pPr>
+            <w:r>
+              <w:t xml:space="preserve">Hardware ADC / reverse proxy / TLS offload</w:t>
+            </w:r>
+          </w:p>
+        </w:tc>
+        <w:tc>
+          <w:tcPr/>
+          <w:p>
+            <w:pPr>
+              <w:pStyle w:val="Compact"/>
+            </w:pPr>
+            <w:r>
+              <w:t xml:space="preserve">Cloud-native delivery services provisioned in the landing zone (application gateways, cloud load balancers, global front doors)</w:t>
+            </w:r>
+          </w:p>
+        </w:tc>
+        <w:tc>
+          <w:tcPr/>
+          <w:p>
+            <w:pPr>
+              <w:pStyle w:val="Compact"/>
+            </w:pPr>
+            <w:r>
+              <w:t xml:space="preserve">Application delivery plane — a landing-zone function</w:t>
+            </w:r>
+          </w:p>
+        </w:tc>
+      </w:tr>
+      <w:tr>
+        <w:tc>
+          <w:tcPr/>
+          <w:p>
+            <w:pPr>
+              <w:pStyle w:val="Compact"/>
+            </w:pPr>
+            <w:r>
+              <w:t xml:space="preserve">GSLB / global traffic steering</w:t>
+            </w:r>
+          </w:p>
+        </w:tc>
+        <w:tc>
+          <w:tcPr/>
+          <w:p>
+            <w:pPr>
+              <w:pStyle w:val="Compact"/>
+            </w:pPr>
+            <w:r>
+              <w:t xml:space="preserve">DNS-based traffic steering — health-checked, policy-weighted authoritative DNS responses</w:t>
+            </w:r>
+          </w:p>
+        </w:tc>
+        <w:tc>
+          <w:tcPr/>
+          <w:p>
+            <w:pPr>
+              <w:pStyle w:val="Compact"/>
+            </w:pPr>
+            <w:r>
+              <w:t xml:space="preserve">Naming and addressing plane — a DDI control-plane function (</w:t>
+            </w:r>
+            <w:hyperlink r:id="rId27">
+              <w:r>
+                <w:rPr>
+                  <w:rStyle w:val="Hyperlink"/>
+                </w:rPr>
+                <w:t xml:space="preserve">Book 01</w:t>
+              </w:r>
+            </w:hyperlink>
+            <w:r>
+              <w:t xml:space="preserve">)</w:t>
+            </w:r>
+          </w:p>
+        </w:tc>
+      </w:tr>
+    </w:tbl>
+    <w:p>
+      <w:pPr>
+        <w:pStyle w:val="BodyText"/>
+      </w:pPr>
+      <w:r>
+        <w:t xml:space="preserve">The category error this table pre-empts:</w:t>
+      </w:r>
+      <w:r>
+        <w:t xml:space="preserve"> </w:t>
+      </w:r>
+      <w:r>
+        <w:t xml:space="preserve">“SD-WAN replaces the load balancer.”</w:t>
+      </w:r>
+      <w:r>
+        <w:t xml:space="preserve"> </w:t>
+      </w:r>
+      <w:r>
+        <w:t xml:space="preserve">It does not, and claiming it does hands skeptics an easy rebuttal.</w:t>
+      </w:r>
+      <w:r>
+        <w:t xml:space="preserve"> </w:t>
+      </w:r>
+      <w:r>
+        <w:rPr>
+          <w:b/>
+          <w:bCs/>
+        </w:rPr>
+        <w:t xml:space="preserve">SD-WAN does not replace the load balancer; it retires the WAN edge. The load-balancer tier dissolves upward into cloud-native delivery services and downward into the DNS control plane.</w:t>
+      </w:r>
+      <w:r>
+        <w:t xml:space="preserve"> </w:t>
+      </w:r>
+      <w:r>
+        <w:t xml:space="preserve">The remote-access half of the tier — the forward proxies and VPN concentrators that extended per-network trust — dissolves sideways into the SASE/SSE policy enforcement plane described in Act 4. The global-steering half was always a DNS decision executed by an appliance; returned to the naming plane, it inherits the DNSSEC signing, IaC management, and audit logging that plane already carries. Nothing on the list needs a like-for-like appliance replacement, because none of the functions was ever really about the box.</w:t>
+      </w:r>
+    </w:p>
+    <w:bookmarkEnd w:id="28"/>
+    <w:bookmarkEnd w:id="29"/>
+    <w:bookmarkStart w:id="33" w:name="act-3-the-breaking-point-20202026"/>
     <w:p>
       <w:pPr>
         <w:pStyle w:val="Heading1"/>
       </w:pPr>
       <w:r>
-        <w:rPr>
-          <w:rStyle w:val="SectionNumber"/>
-        </w:rPr>
-        <w:t xml:space="preserve">4</w:t>
-      </w:r>
-      <w:r>
-        <w:tab/>
-      </w:r>
-      <w:r>
-        <w:t xml:space="preserve">Act 3 — The Breaking Point (2020–2026)</w:t>
+        <w:t xml:space="preserve">4. Act 3 — The Breaking Point (2020–2026)</w:t>
       </w:r>
     </w:p>
     <w:p>
@@ -1211,20 +1301,20 @@
       <w:r>
         <w:drawing>
           <wp:inline>
-            <wp:extent cx="7772400" cy="4145280"/>
+            <wp:extent cx="5334000" cy="2844800"/>
             <wp:effectExtent b="0" l="0" r="0" t="0"/>
-            <wp:docPr descr="Act 3 — Four Environments, No Single Identity: The Breaking Point" title="" id="37" name="Picture"/>
+            <wp:docPr descr="Act 3 — Four Environments, No Single Identity: The Breaking Point" title="" id="31" name="Picture"/>
             <a:graphic>
               <a:graphicData uri="http://schemas.openxmlformats.org/drawingml/2006/picture">
                 <pic:pic>
                   <pic:nvPicPr>
-                    <pic:cNvPr descr="figs/mf-fig-11-four-environments.png" id="38" name="Picture"/>
+                    <pic:cNvPr descr="figs/mf-fig-11-four-environments.png" id="32" name="Picture"/>
                     <pic:cNvPicPr>
                       <a:picLocks noChangeArrowheads="1" noChangeAspect="1"/>
                     </pic:cNvPicPr>
                   </pic:nvPicPr>
                   <pic:blipFill>
-                    <a:blip r:embed="rId36"/>
+                    <a:blip r:embed="rId30"/>
                     <a:stretch>
                       <a:fillRect/>
                     </a:stretch>
@@ -1232,7 +1322,7 @@
                   <pic:spPr bwMode="auto">
                     <a:xfrm>
                       <a:off x="0" y="0"/>
-                      <a:ext cx="7772400" cy="4145280"/>
+                      <a:ext cx="5334000" cy="2844800"/>
                     </a:xfrm>
                     <a:prstGeom prst="rect">
                       <a:avLst/>
@@ -1279,8 +1369,8 @@
       </w:r>
       <w:r>
         <w:rPr>
-          <w:bCs/>
-          <w:b/>
+          <w:b/>
+          <w:bCs/>
         </w:rPr>
         <w:t xml:space="preserve">twelve regional Active Directory domains.</w:t>
       </w:r>
@@ -1305,8 +1395,8 @@
       </w:pPr>
       <w:r>
         <w:rPr>
-          <w:bCs/>
-          <w:b/>
+          <w:b/>
+          <w:bCs/>
         </w:rPr>
         <w:t xml:space="preserve">The hard realization.</w:t>
       </w:r>
@@ -1321,24 +1411,24 @@
       </w:r>
       <w:r>
         <w:rPr>
+          <w:i/>
           <w:iCs/>
+        </w:rPr>
+        <w:t xml:space="preserve">do</w:t>
+      </w:r>
+      <w:r>
+        <w:t xml:space="preserve"> </w:t>
+      </w:r>
+      <w:r>
+        <w:t xml:space="preserve">things but could not</w:t>
+      </w:r>
+      <w:r>
+        <w:t xml:space="preserve"> </w:t>
+      </w:r>
+      <w:r>
+        <w:rPr>
           <w:i/>
-        </w:rPr>
-        <w:t xml:space="preserve">do</w:t>
-      </w:r>
-      <w:r>
-        <w:t xml:space="preserve"> </w:t>
-      </w:r>
-      <w:r>
-        <w:t xml:space="preserve">things but could not</w:t>
-      </w:r>
-      <w:r>
-        <w:t xml:space="preserve"> </w:t>
-      </w:r>
-      <w:r>
-        <w:rPr>
           <w:iCs/>
-          <w:i/>
         </w:rPr>
         <w:t xml:space="preserve">verify</w:t>
       </w:r>
@@ -1361,8 +1451,8 @@
       </w:r>
       <w:r>
         <w:rPr>
-          <w:bCs/>
-          <w:b/>
+          <w:b/>
+          <w:bCs/>
         </w:rPr>
         <w:t xml:space="preserve">nobody could see the discrepancies.</w:t>
       </w:r>
@@ -1373,23 +1463,14 @@
         <w:t xml:space="preserve">The fragmentation that made the system agile in 1995 had become the hiding place for systemic error — duplicate payments across states, records that should have been closed years ago, reconciliations nobody could complete.</w:t>
       </w:r>
     </w:p>
-    <w:bookmarkEnd w:id="39"/>
-    <w:bookmarkStart w:id="45" w:name="X4b5505421db170a3086556578fd2300fc212abc"/>
+    <w:bookmarkEnd w:id="33"/>
+    <w:bookmarkStart w:id="39" w:name="X4b5505421db170a3086556578fd2300fc212abc"/>
     <w:p>
       <w:pPr>
         <w:pStyle w:val="Heading1"/>
       </w:pPr>
       <w:r>
-        <w:rPr>
-          <w:rStyle w:val="SectionNumber"/>
-        </w:rPr>
-        <w:t xml:space="preserve">5</w:t>
-      </w:r>
-      <w:r>
-        <w:tab/>
-      </w:r>
-      <w:r>
-        <w:t xml:space="preserve">The Physics Argument Decision Makers Have Not Heard</w:t>
+        <w:t xml:space="preserve">5. The Physics Argument Decision Makers Have Not Heard</w:t>
       </w:r>
     </w:p>
     <w:p>
@@ -1399,20 +1480,20 @@
       <w:r>
         <w:drawing>
           <wp:inline>
-            <wp:extent cx="7772400" cy="4015740"/>
+            <wp:extent cx="5334000" cy="2755900"/>
             <wp:effectExtent b="0" l="0" r="0" t="0"/>
-            <wp:docPr descr="Physics Floor: Fiber vs. LEO Satellite vs. 5G" title="" id="41" name="Picture"/>
+            <wp:docPr descr="Physics Floor: Fiber vs. LEO Satellite vs. 5G" title="" id="35" name="Picture"/>
             <a:graphic>
               <a:graphicData uri="http://schemas.openxmlformats.org/drawingml/2006/picture">
                 <pic:pic>
                   <pic:nvPicPr>
-                    <pic:cNvPr descr="figs/mf-fig-02-physics-floor.png" id="42" name="Picture"/>
+                    <pic:cNvPr descr="figs/mf-fig-02-physics-floor.png" id="36" name="Picture"/>
                     <pic:cNvPicPr>
                       <a:picLocks noChangeArrowheads="1" noChangeAspect="1"/>
                     </pic:cNvPicPr>
                   </pic:nvPicPr>
                   <pic:blipFill>
-                    <a:blip r:embed="rId40"/>
+                    <a:blip r:embed="rId34"/>
                     <a:stretch>
                       <a:fillRect/>
                     </a:stretch>
@@ -1420,7 +1501,7 @@
                   <pic:spPr bwMode="auto">
                     <a:xfrm>
                       <a:off x="0" y="0"/>
-                      <a:ext cx="7772400" cy="4015740"/>
+                      <a:ext cx="5334000" cy="2755900"/>
                     </a:xfrm>
                     <a:prstGeom prst="rect">
                       <a:avLst/>
@@ -1458,13 +1539,7 @@
         <w:t xml:space="preserve"> </w:t>
       </w:r>
       <w:r>
-        <w:t xml:space="preserve">“</w:t>
-      </w:r>
-      <w:r>
-        <w:t xml:space="preserve">the MPLS hairpin is causing latency problems,</w:t>
-      </w:r>
-      <w:r>
-        <w:t xml:space="preserve">”</w:t>
+        <w:t xml:space="preserve">“the MPLS hairpin is causing latency problems,”</w:t>
       </w:r>
       <w:r>
         <w:t xml:space="preserve"> </w:t>
@@ -1476,13 +1551,7 @@
         <w:t xml:space="preserve"> </w:t>
       </w:r>
       <w:r>
-        <w:t xml:space="preserve">“</w:t>
-      </w:r>
-      <w:r>
-        <w:t xml:space="preserve">add a Direct Internet Access circuit at the branch.</w:t>
-      </w:r>
-      <w:r>
-        <w:t xml:space="preserve">”</w:t>
+        <w:t xml:space="preserve">“add a Direct Internet Access circuit at the branch.”</w:t>
       </w:r>
       <w:r>
         <w:t xml:space="preserve"> </w:t>
@@ -1503,8 +1572,8 @@
       </w:r>
       <w:r>
         <w:rPr>
-          <w:bCs/>
-          <w:b/>
+          <w:b/>
+          <w:bCs/>
         </w:rPr>
         <w:t xml:space="preserve">It is not.</w:t>
       </w:r>
@@ -1517,22 +1586,95 @@
         <w:t xml:space="preserve">DIA is a pipe. It is a better-positioned pipe than the MPLS circuit it supplements, but it is still a single, unintelligent pipe with no visibility into what is happening on it, no ability to respond when it degrades, and no way to know whether it is actually the best available path to your destination.</w:t>
       </w:r>
     </w:p>
-    <w:bookmarkStart w:id="43" w:name="X9d7df7bedc6624b327225ae3c4e0228b4ada747"/>
+    <w:p>
+      <w:pPr>
+        <w:pStyle w:val="BlockText"/>
+      </w:pPr>
+      <w:r>
+        <w:rPr>
+          <w:b/>
+          <w:bCs/>
+        </w:rPr>
+        <w:t xml:space="preserve">The three-step every DIA conversation must survive.</w:t>
+      </w:r>
+      <w:r>
+        <w:t xml:space="preserve"> </w:t>
+      </w:r>
+      <w:r>
+        <w:t xml:space="preserve">(1)</w:t>
+      </w:r>
+      <w:r>
+        <w:t xml:space="preserve"> </w:t>
+      </w:r>
+      <w:r>
+        <w:rPr>
+          <w:i/>
+          <w:iCs/>
+        </w:rPr>
+        <w:t xml:space="preserve">What DIA solves:</w:t>
+      </w:r>
+      <w:r>
+        <w:t xml:space="preserve"> </w:t>
+      </w:r>
+      <w:r>
+        <w:t xml:space="preserve">exactly one thing — the geographic hairpin. The latency budget is a physics constraint, and local breakout is the only fix. (2)</w:t>
+      </w:r>
+      <w:r>
+        <w:t xml:space="preserve"> </w:t>
+      </w:r>
+      <w:r>
+        <w:rPr>
+          <w:i/>
+          <w:iCs/>
+        </w:rPr>
+        <w:t xml:space="preserve">What DIA satisfies:</w:t>
+      </w:r>
+      <w:r>
+        <w:t xml:space="preserve"> </w:t>
+      </w:r>
+      <w:r>
+        <w:t xml:space="preserve">exactly zero NIST controls. DIA is a pipe; every control claimed near it — SC-7, SC-8, AC-4, SI-4, CA-7 — is satisfied by the SD-WAN, SASE, and TIC 3.0 stack that governs the pipe, never by the pipe itself. (3)</w:t>
+      </w:r>
+      <w:r>
+        <w:t xml:space="preserve"> </w:t>
+      </w:r>
+      <w:r>
+        <w:rPr>
+          <w:i/>
+          <w:iCs/>
+        </w:rPr>
+        <w:t xml:space="preserve">What DIA breaks if deployed bare:</w:t>
+      </w:r>
+      <w:r>
+        <w:t xml:space="preserve"> </w:t>
+      </w:r>
+      <w:r>
+        <w:t xml:space="preserve">the TIC boundary. A bare DIA circuit is an SC-7 regression against the MPLS/TIC baseline it replaced — from the assessor’s chair, it is</w:t>
+      </w:r>
+      <w:r>
+        <w:t xml:space="preserve"> </w:t>
+      </w:r>
+      <w:r>
+        <w:rPr>
+          <w:i/>
+          <w:iCs/>
+        </w:rPr>
+        <w:t xml:space="preserve">worse</w:t>
+      </w:r>
+      <w:r>
+        <w:t xml:space="preserve"> </w:t>
+      </w:r>
+      <w:r>
+        <w:t xml:space="preserve">than the hairpin it fixed.</w:t>
+      </w:r>
+    </w:p>
+    <w:bookmarkStart w:id="37" w:name="X9d7df7bedc6624b327225ae3c4e0228b4ada747"/>
     <w:p>
       <w:pPr>
         <w:pStyle w:val="Heading2"/>
       </w:pPr>
       <w:r>
-        <w:rPr>
-          <w:rStyle w:val="SectionNumber"/>
-        </w:rPr>
-        <w:t xml:space="preserve">5.1</w:t>
-      </w:r>
-      <w:r>
-        <w:tab/>
-      </w:r>
-      <w:r>
-        <w:t xml:space="preserve">Why Satellite Latency Is No Longer What You Remember</w:t>
+        <w:t xml:space="preserve">5.1 Why Satellite Latency Is No Longer What You Remember</w:t>
       </w:r>
     </w:p>
     <w:p>
@@ -1555,8 +1697,8 @@
       </w:r>
       <w:r>
         <w:rPr>
-          <w:bCs/>
-          <w:b/>
+          <w:b/>
+          <w:bCs/>
         </w:rPr>
         <w:t xml:space="preserve">20–40 ms and improving.</w:t>
       </w:r>
@@ -1573,8 +1715,8 @@
       </w:pPr>
       <w:r>
         <w:rPr>
-          <w:bCs/>
-          <w:b/>
+          <w:b/>
+          <w:bCs/>
         </w:rPr>
         <w:t xml:space="preserve">The vacuum advantage:</w:t>
       </w:r>
@@ -1589,8 +1731,8 @@
       </w:r>
       <w:r>
         <w:rPr>
-          <w:bCs/>
-          <w:b/>
+          <w:b/>
+          <w:bCs/>
         </w:rPr>
         <w:t xml:space="preserve">50% sooner</w:t>
       </w:r>
@@ -1613,29 +1755,20 @@
       </w:r>
       <w:r>
         <w:rPr>
-          <w:bCs/>
-          <w:b/>
+          <w:b/>
+          <w:bCs/>
         </w:rPr>
         <w:t xml:space="preserve">Under the right conditions the satellite path is not a compromise — it is the physics-optimal path.</w:t>
       </w:r>
     </w:p>
-    <w:bookmarkEnd w:id="43"/>
-    <w:bookmarkStart w:id="44" w:name="X43b2d4d43e261bb53e9a999c6a8467bea143c2c"/>
+    <w:bookmarkEnd w:id="37"/>
+    <w:bookmarkStart w:id="38" w:name="X43b2d4d43e261bb53e9a999c6a8467bea143c2c"/>
     <w:p>
       <w:pPr>
         <w:pStyle w:val="Heading2"/>
       </w:pPr>
       <w:r>
-        <w:rPr>
-          <w:rStyle w:val="SectionNumber"/>
-        </w:rPr>
-        <w:t xml:space="preserve">5.2</w:t>
-      </w:r>
-      <w:r>
-        <w:tab/>
-      </w:r>
-      <w:r>
-        <w:t xml:space="preserve">5G: Lower Latency Through Architecture, Not Just Physics</w:t>
+        <w:t xml:space="preserve">5.2 5G: Lower Latency Through Architecture, Not Just Physics</w:t>
       </w:r>
     </w:p>
     <w:p>
@@ -1652,8 +1785,8 @@
       </w:pPr>
       <w:r>
         <w:rPr>
-          <w:bCs/>
-          <w:b/>
+          <w:b/>
+          <w:bCs/>
         </w:rPr>
         <w:t xml:space="preserve">The radio mechanism:</w:t>
       </w:r>
@@ -1670,8 +1803,8 @@
       </w:pPr>
       <w:r>
         <w:rPr>
-          <w:bCs/>
-          <w:b/>
+          <w:b/>
+          <w:bCs/>
         </w:rPr>
         <w:t xml:space="preserve">The architectural mechanism:</w:t>
       </w:r>
@@ -1682,24 +1815,15 @@
         <w:t xml:space="preserve">5G’s Control and User Plane Separation (CUPS) and Multi-access Edge Computing (MEC) allow traffic to break out of the carrier’s network locally — at the cell tower or a nearby edge node — rather than backhauling to a central core. This is particularly significant for federal field offices in locations where broadband ISP options are limited.</w:t>
       </w:r>
     </w:p>
-    <w:bookmarkEnd w:id="44"/>
-    <w:bookmarkEnd w:id="45"/>
-    <w:bookmarkStart w:id="50" w:name="X1d6bf0764d5dd00823317c255ee2bc814a3d92a"/>
+    <w:bookmarkEnd w:id="38"/>
+    <w:bookmarkEnd w:id="39"/>
+    <w:bookmarkStart w:id="44" w:name="X1d6bf0764d5dd00823317c255ee2bc814a3d92a"/>
     <w:p>
       <w:pPr>
         <w:pStyle w:val="Heading1"/>
       </w:pPr>
       <w:r>
-        <w:rPr>
-          <w:rStyle w:val="SectionNumber"/>
-        </w:rPr>
-        <w:t xml:space="preserve">6</w:t>
-      </w:r>
-      <w:r>
-        <w:tab/>
-      </w:r>
-      <w:r>
-        <w:t xml:space="preserve">What Application-Aware Networking Actually Means</w:t>
+        <w:t xml:space="preserve">6. What Application-Aware Networking Actually Means</w:t>
       </w:r>
     </w:p>
     <w:p>
@@ -1709,20 +1833,20 @@
       <w:r>
         <w:drawing>
           <wp:inline>
-            <wp:extent cx="7772400" cy="4145280"/>
+            <wp:extent cx="5334000" cy="2844800"/>
             <wp:effectExtent b="0" l="0" r="0" t="0"/>
-            <wp:docPr descr="Packet-Layer Network vs. Application-Aware Network" title="" id="47" name="Picture"/>
+            <wp:docPr descr="Packet-Layer Network vs. Application-Aware Network" title="" id="41" name="Picture"/>
             <a:graphic>
               <a:graphicData uri="http://schemas.openxmlformats.org/drawingml/2006/picture">
                 <pic:pic>
                   <pic:nvPicPr>
-                    <pic:cNvPr descr="figs/mf-fig-03-packet-vs-aan.png" id="48" name="Picture"/>
+                    <pic:cNvPr descr="figs/mf-fig-03-packet-vs-aan.png" id="42" name="Picture"/>
                     <pic:cNvPicPr>
                       <a:picLocks noChangeArrowheads="1" noChangeAspect="1"/>
                     </pic:cNvPicPr>
                   </pic:nvPicPr>
                   <pic:blipFill>
-                    <a:blip r:embed="rId46"/>
+                    <a:blip r:embed="rId40"/>
                     <a:stretch>
                       <a:fillRect/>
                     </a:stretch>
@@ -1730,7 +1854,7 @@
                   <pic:spPr bwMode="auto">
                     <a:xfrm>
                       <a:off x="0" y="0"/>
-                      <a:ext cx="7772400" cy="4145280"/>
+                      <a:ext cx="5334000" cy="2844800"/>
                     </a:xfrm>
                     <a:prstGeom prst="rect">
                       <a:avLst/>
@@ -1768,13 +1892,7 @@
         <w:t xml:space="preserve"> </w:t>
       </w:r>
       <w:r>
-        <w:t xml:space="preserve">“</w:t>
-      </w:r>
-      <w:r>
-        <w:t xml:space="preserve">application-aware networking</w:t>
-      </w:r>
-      <w:r>
-        <w:t xml:space="preserve">”</w:t>
+        <w:t xml:space="preserve">“application-aware networking”</w:t>
       </w:r>
       <w:r>
         <w:t xml:space="preserve"> </w:t>
@@ -1789,8 +1907,8 @@
       </w:pPr>
       <w:r>
         <w:rPr>
-          <w:bCs/>
-          <w:b/>
+          <w:b/>
+          <w:bCs/>
         </w:rPr>
         <w:t xml:space="preserve">Your current network sees a packet.</w:t>
       </w:r>
@@ -1807,8 +1925,8 @@
       </w:pPr>
       <w:r>
         <w:rPr>
-          <w:bCs/>
-          <w:b/>
+          <w:b/>
+          <w:bCs/>
         </w:rPr>
         <w:t xml:space="preserve">Application-aware networking sees a transaction.</w:t>
       </w:r>
@@ -1825,8 +1943,8 @@
       </w:pPr>
       <w:r>
         <w:rPr>
-          <w:bCs/>
-          <w:b/>
+          <w:b/>
+          <w:bCs/>
         </w:rPr>
         <w:t xml:space="preserve">The policy question that changes everything:</w:t>
       </w:r>
@@ -1841,24 +1959,24 @@
       </w:r>
       <w:r>
         <w:rPr>
+          <w:i/>
           <w:iCs/>
+        </w:rPr>
+        <w:t xml:space="preserve">should this IP address be allowed to reach this port?</w:t>
+      </w:r>
+      <w:r>
+        <w:t xml:space="preserve"> </w:t>
+      </w:r>
+      <w:r>
+        <w:t xml:space="preserve">Application-aware enforcement asks:</w:t>
+      </w:r>
+      <w:r>
+        <w:t xml:space="preserve"> </w:t>
+      </w:r>
+      <w:r>
+        <w:rPr>
           <w:i/>
-        </w:rPr>
-        <w:t xml:space="preserve">should this IP address be allowed to reach this port?</w:t>
-      </w:r>
-      <w:r>
-        <w:t xml:space="preserve"> </w:t>
-      </w:r>
-      <w:r>
-        <w:t xml:space="preserve">Application-aware enforcement asks:</w:t>
-      </w:r>
-      <w:r>
-        <w:t xml:space="preserve"> </w:t>
-      </w:r>
-      <w:r>
-        <w:rPr>
           <w:iCs/>
-          <w:i/>
         </w:rPr>
         <w:t xml:space="preserve">should this user, on this device, from this location, using this application, be allowed to access this specific data right now?</w:t>
       </w:r>
@@ -1869,22 +1987,13 @@
         <w:t xml:space="preserve">The second question is the one that maps to your mission, your compliance requirements, and your program integrity mandate.</w:t>
       </w:r>
     </w:p>
-    <w:bookmarkStart w:id="49" w:name="X5d2cc7b1841043b384155f0a81933706e9c6a6f"/>
+    <w:bookmarkStart w:id="43" w:name="X5d2cc7b1841043b384155f0a81933706e9c6a6f"/>
     <w:p>
       <w:pPr>
         <w:pStyle w:val="Heading2"/>
       </w:pPr>
       <w:r>
-        <w:rPr>
-          <w:rStyle w:val="SectionNumber"/>
-        </w:rPr>
-        <w:t xml:space="preserve">6.1</w:t>
-      </w:r>
-      <w:r>
-        <w:tab/>
-      </w:r>
-      <w:r>
-        <w:t xml:space="preserve">What SD-WAN Overlay Does With New Transports</w:t>
+        <w:t xml:space="preserve">6.1 What SD-WAN Overlay Does With New Transports</w:t>
       </w:r>
     </w:p>
     <w:p>
@@ -1903,24 +2012,15 @@
         <w:t xml:space="preserve">The agency does not need to decide in advance that Starlink is better than DIA for Teams calls. The overlay makes that determination empirically, in real time, and changes it when conditions change.</w:t>
       </w:r>
     </w:p>
-    <w:bookmarkEnd w:id="49"/>
-    <w:bookmarkEnd w:id="50"/>
-    <w:bookmarkStart w:id="61" w:name="sd-wan-active-active-multipath"/>
+    <w:bookmarkEnd w:id="43"/>
+    <w:bookmarkEnd w:id="44"/>
+    <w:bookmarkStart w:id="55" w:name="sd-wan-active-active-multipath"/>
     <w:p>
       <w:pPr>
         <w:pStyle w:val="Heading1"/>
       </w:pPr>
       <w:r>
-        <w:rPr>
-          <w:rStyle w:val="SectionNumber"/>
-        </w:rPr>
-        <w:t xml:space="preserve">7</w:t>
-      </w:r>
-      <w:r>
-        <w:tab/>
-      </w:r>
-      <w:r>
-        <w:t xml:space="preserve">SD-WAN Active-Active Multipath</w:t>
+        <w:t xml:space="preserve">7. SD-WAN Active-Active Multipath</w:t>
       </w:r>
     </w:p>
     <w:p>
@@ -1930,20 +2030,20 @@
       <w:r>
         <w:drawing>
           <wp:inline>
-            <wp:extent cx="7772400" cy="4145280"/>
+            <wp:extent cx="5334000" cy="2844800"/>
             <wp:effectExtent b="0" l="0" r="0" t="0"/>
-            <wp:docPr descr="SD-WAN Active-Active Multipath: Four Transports, One Application View" title="" id="52" name="Picture"/>
+            <wp:docPr descr="SD-WAN Active-Active Multipath: Four Transports, One Application View" title="" id="46" name="Picture"/>
             <a:graphic>
               <a:graphicData uri="http://schemas.openxmlformats.org/drawingml/2006/picture">
                 <pic:pic>
                   <pic:nvPicPr>
-                    <pic:cNvPr descr="figs/mf-fig-04-multipath.png" id="53" name="Picture"/>
+                    <pic:cNvPr descr="figs/mf-fig-04-multipath.png" id="47" name="Picture"/>
                     <pic:cNvPicPr>
                       <a:picLocks noChangeArrowheads="1" noChangeAspect="1"/>
                     </pic:cNvPicPr>
                   </pic:nvPicPr>
                   <pic:blipFill>
-                    <a:blip r:embed="rId51"/>
+                    <a:blip r:embed="rId45"/>
                     <a:stretch>
                       <a:fillRect/>
                     </a:stretch>
@@ -1951,7 +2051,7 @@
                   <pic:spPr bwMode="auto">
                     <a:xfrm>
                       <a:off x="0" y="0"/>
-                      <a:ext cx="7772400" cy="4145280"/>
+                      <a:ext cx="5334000" cy="2844800"/>
                     </a:xfrm>
                     <a:prstGeom prst="rect">
                       <a:avLst/>
@@ -1990,8 +2090,8 @@
       </w:r>
       <w:r>
         <w:rPr>
-          <w:bCs/>
-          <w:b/>
+          <w:b/>
+          <w:bCs/>
         </w:rPr>
         <w:t xml:space="preserve">latency</w:t>
       </w:r>
@@ -2003,8 +2103,8 @@
       </w:r>
       <w:r>
         <w:rPr>
-          <w:bCs/>
-          <w:b/>
+          <w:b/>
+          <w:bCs/>
         </w:rPr>
         <w:t xml:space="preserve">jitter</w:t>
       </w:r>
@@ -2016,8 +2116,8 @@
       </w:r>
       <w:r>
         <w:rPr>
-          <w:bCs/>
-          <w:b/>
+          <w:b/>
+          <w:bCs/>
         </w:rPr>
         <w:t xml:space="preserve">packet loss</w:t>
       </w:r>
@@ -2025,22 +2125,13 @@
         <w:t xml:space="preserve">. When a path degrades, the overlay knows within seconds.</w:t>
       </w:r>
     </w:p>
-    <w:bookmarkStart w:id="54" w:name="X375c3c0c7c01863ac87bd4c23489e5042dc6a37"/>
+    <w:bookmarkStart w:id="48" w:name="X375c3c0c7c01863ac87bd4c23489e5042dc6a37"/>
     <w:p>
       <w:pPr>
         <w:pStyle w:val="Heading2"/>
       </w:pPr>
       <w:r>
-        <w:rPr>
-          <w:rStyle w:val="SectionNumber"/>
-        </w:rPr>
-        <w:t xml:space="preserve">7.1</w:t>
-      </w:r>
-      <w:r>
-        <w:tab/>
-      </w:r>
-      <w:r>
-        <w:t xml:space="preserve">Forward Error Correction: Recovering Toward the Physics Floor</w:t>
+        <w:t xml:space="preserve">7.1 Forward Error Correction: Recovering Toward the Physics Floor</w:t>
       </w:r>
     </w:p>
     <w:p>
@@ -2049,8 +2140,8 @@
       </w:pPr>
       <w:r>
         <w:rPr>
-          <w:bCs/>
-          <w:b/>
+          <w:b/>
+          <w:bCs/>
         </w:rPr>
         <w:t xml:space="preserve">Forward Error Correction (FEC)</w:t>
       </w:r>
@@ -2069,23 +2160,14 @@
         <w:t xml:space="preserve">FEC does not make the signal travel faster. It removes the latency tax that lossy paths impose on top of the physics minimum. On a path with consistent packet loss, the benefit scales with loss rate and round-trip time.</w:t>
       </w:r>
     </w:p>
-    <w:bookmarkEnd w:id="54"/>
-    <w:bookmarkStart w:id="58" w:name="X7c36cbc0947d3d1b8627c481d917135f952a498"/>
+    <w:bookmarkEnd w:id="48"/>
+    <w:bookmarkStart w:id="52" w:name="X7c36cbc0947d3d1b8627c481d917135f952a498"/>
     <w:p>
       <w:pPr>
         <w:pStyle w:val="Heading2"/>
       </w:pPr>
       <w:r>
-        <w:rPr>
-          <w:rStyle w:val="SectionNumber"/>
-        </w:rPr>
-        <w:t xml:space="preserve">7.2</w:t>
-      </w:r>
-      <w:r>
-        <w:tab/>
-      </w:r>
-      <w:r>
-        <w:t xml:space="preserve">Active-Active vs. Active-Passive: The Failover That Is Not a Failover</w:t>
+        <w:t xml:space="preserve">7.2 Active-Active vs. Active-Passive: The Failover That Is Not a Failover</w:t>
       </w:r>
     </w:p>
     <w:p>
@@ -2100,8 +2182,8 @@
       </w:r>
       <w:r>
         <w:rPr>
-          <w:bCs/>
-          <w:b/>
+          <w:b/>
+          <w:bCs/>
         </w:rPr>
         <w:t xml:space="preserve">active-passive</w:t>
       </w:r>
@@ -2115,8 +2197,8 @@
       </w:pPr>
       <w:r>
         <w:rPr>
-          <w:bCs/>
-          <w:b/>
+          <w:b/>
+          <w:bCs/>
         </w:rPr>
         <w:t xml:space="preserve">Active-active multipath</w:t>
       </w:r>
@@ -2131,8 +2213,8 @@
       </w:r>
       <w:r>
         <w:rPr>
-          <w:bCs/>
-          <w:b/>
+          <w:b/>
+          <w:bCs/>
         </w:rPr>
         <w:t xml:space="preserve">The Teams call did not drop. The authentication session did not timeout.</w:t>
       </w:r>
@@ -2144,20 +2226,20 @@
       <w:r>
         <w:drawing>
           <wp:inline>
-            <wp:extent cx="7772400" cy="4145280"/>
+            <wp:extent cx="5334000" cy="2844800"/>
             <wp:effectExtent b="0" l="0" r="0" t="0"/>
-            <wp:docPr descr="How Kerberos Breaks Under Modern Network Paths: Multi-Path Failover Versus Session-Bound Tickets" title="" id="56" name="Picture"/>
+            <wp:docPr descr="How Kerberos Breaks Under Modern Network Paths: Multi-Path Failover Versus Session-Bound Tickets" title="" id="50" name="Picture"/>
             <a:graphic>
               <a:graphicData uri="http://schemas.openxmlformats.org/drawingml/2006/picture">
                 <pic:pic>
                   <pic:nvPicPr>
-                    <pic:cNvPr descr="figs/mf-fig-10-kerberos-breaks.png" id="57" name="Picture"/>
+                    <pic:cNvPr descr="figs/mf-fig-10-kerberos-breaks.png" id="51" name="Picture"/>
                     <pic:cNvPicPr>
                       <a:picLocks noChangeArrowheads="1" noChangeAspect="1"/>
                     </pic:cNvPicPr>
                   </pic:nvPicPr>
                   <pic:blipFill>
-                    <a:blip r:embed="rId55"/>
+                    <a:blip r:embed="rId49"/>
                     <a:stretch>
                       <a:fillRect/>
                     </a:stretch>
@@ -2165,7 +2247,7 @@
                   <pic:spPr bwMode="auto">
                     <a:xfrm>
                       <a:off x="0" y="0"/>
-                      <a:ext cx="7772400" cy="4145280"/>
+                      <a:ext cx="5334000" cy="2844800"/>
                     </a:xfrm>
                     <a:prstGeom prst="rect">
                       <a:avLst/>
@@ -2198,8 +2280,8 @@
       </w:pPr>
       <w:r>
         <w:rPr>
-          <w:bCs/>
-          <w:b/>
+          <w:b/>
+          <w:bCs/>
         </w:rPr>
         <w:t xml:space="preserve">Why this matters specifically for Kerberos and session-based authentication:</w:t>
       </w:r>
@@ -2213,13 +2295,7 @@
         <w:t xml:space="preserve"> </w:t>
       </w:r>
       <w:r>
-        <w:t xml:space="preserve">“</w:t>
-      </w:r>
-      <w:r>
-        <w:t xml:space="preserve">logon takes 45 seconds</w:t>
-      </w:r>
-      <w:r>
-        <w:t xml:space="preserve">”</w:t>
+        <w:t xml:space="preserve">“logon takes 45 seconds”</w:t>
       </w:r>
       <w:r>
         <w:t xml:space="preserve"> </w:t>
@@ -2228,35 +2304,20 @@
         <w:t xml:space="preserve">symptom field offices report. Under active-active multipath, the request was already distributed across multiple paths. The user experiences a 50 ms pause rather than a 30-second timeout.</w:t>
       </w:r>
     </w:p>
-    <w:bookmarkEnd w:id="58"/>
-    <w:bookmarkStart w:id="59" w:name="X8655c2a6f1cf7da74d2464aa955677d1198371a"/>
+    <w:bookmarkEnd w:id="52"/>
+    <w:bookmarkStart w:id="53" w:name="X8655c2a6f1cf7da74d2464aa955677d1198371a"/>
     <w:p>
       <w:pPr>
         <w:pStyle w:val="Heading2"/>
       </w:pPr>
       <w:r>
-        <w:rPr>
-          <w:rStyle w:val="SectionNumber"/>
-        </w:rPr>
-        <w:t xml:space="preserve">7.3</w:t>
-      </w:r>
-      <w:r>
-        <w:tab/>
-      </w:r>
-      <w:r>
-        <w:t xml:space="preserve">Why</w:t>
-      </w:r>
-      <w:r>
-        <w:t xml:space="preserve"> </w:t>
-      </w:r>
-      <w:r>
-        <w:t xml:space="preserve">“</w:t>
-      </w:r>
-      <w:r>
-        <w:t xml:space="preserve">DIA to M365 Will Solve It</w:t>
-      </w:r>
-      <w:r>
-        <w:t xml:space="preserve">”</w:t>
+        <w:t xml:space="preserve">7.3 Why</w:t>
+      </w:r>
+      <w:r>
+        <w:t xml:space="preserve"> </w:t>
+      </w:r>
+      <w:r>
+        <w:t xml:space="preserve">“DIA to M365 Will Solve It”</w:t>
       </w:r>
       <w:r>
         <w:t xml:space="preserve"> </w:t>
@@ -2269,8 +2330,8 @@
       <w:tblPr>
         <w:tblStyle w:val="Table"/>
         <w:tblW w:type="pct" w:w="5000"/>
+        <w:tblLayout w:type="fixed"/>
         <w:tblLook w:firstRow="1" w:lastRow="0" w:firstColumn="0" w:lastColumn="0" w:noHBand="0" w:noVBand="0" w:val="0020"/>
-        <w:jc w:val="start"/>
       </w:tblPr>
       <w:tblGrid>
         <w:gridCol w:w="2640"/>
@@ -2279,14 +2340,13 @@
       </w:tblGrid>
       <w:tr>
         <w:trPr>
-          <w:tblHeader w:val="true"/>
+          <w:tblHeader w:val="on"/>
         </w:trPr>
         <w:tc>
           <w:tcPr/>
           <w:p>
             <w:pPr>
               <w:pStyle w:val="Compact"/>
-              <w:jc w:val="left"/>
             </w:pPr>
             <w:r>
               <w:t xml:space="preserve">Capability</w:t>
@@ -2298,7 +2358,6 @@
           <w:p>
             <w:pPr>
               <w:pStyle w:val="Compact"/>
-              <w:jc w:val="left"/>
             </w:pPr>
             <w:r>
               <w:t xml:space="preserve">DIA Circuit Only</w:t>
@@ -2310,7 +2369,6 @@
           <w:p>
             <w:pPr>
               <w:pStyle w:val="Compact"/>
-              <w:jc w:val="left"/>
             </w:pPr>
             <w:r>
               <w:t xml:space="preserve">SD-WAN Intelligent Overlay</w:t>
@@ -2324,7 +2382,6 @@
           <w:p>
             <w:pPr>
               <w:pStyle w:val="Compact"/>
-              <w:jc w:val="left"/>
             </w:pPr>
             <w:r>
               <w:t xml:space="preserve">Eliminates MPLS geographic hairpin to cloud</w:t>
@@ -2336,7 +2393,6 @@
           <w:p>
             <w:pPr>
               <w:pStyle w:val="Compact"/>
-              <w:jc w:val="left"/>
             </w:pPr>
             <w:r>
               <w:t xml:space="preserve">✔ Yes</w:t>
@@ -2348,7 +2404,6 @@
           <w:p>
             <w:pPr>
               <w:pStyle w:val="Compact"/>
-              <w:jc w:val="left"/>
             </w:pPr>
             <w:r>
               <w:t xml:space="preserve">✔ Yes</w:t>
@@ -2362,7 +2417,6 @@
           <w:p>
             <w:pPr>
               <w:pStyle w:val="Compact"/>
-              <w:jc w:val="left"/>
             </w:pPr>
             <w:r>
               <w:t xml:space="preserve">Visibility into path quality (latency, jitter, loss)</w:t>
@@ -2374,7 +2428,6 @@
           <w:p>
             <w:pPr>
               <w:pStyle w:val="Compact"/>
-              <w:jc w:val="left"/>
             </w:pPr>
             <w:r>
               <w:t xml:space="preserve">✘ None</w:t>
@@ -2386,7 +2439,6 @@
           <w:p>
             <w:pPr>
               <w:pStyle w:val="Compact"/>
-              <w:jc w:val="left"/>
             </w:pPr>
             <w:r>
               <w:t xml:space="preserve">✔ Continuous, per-transport</w:t>
@@ -2400,7 +2452,6 @@
           <w:p>
             <w:pPr>
               <w:pStyle w:val="Compact"/>
-              <w:jc w:val="left"/>
             </w:pPr>
             <w:r>
               <w:t xml:space="preserve">Responds to path degradation before users notice</w:t>
@@ -2412,7 +2463,6 @@
           <w:p>
             <w:pPr>
               <w:pStyle w:val="Compact"/>
-              <w:jc w:val="left"/>
             </w:pPr>
             <w:r>
               <w:t xml:space="preserve">✘ None</w:t>
@@ -2424,7 +2474,6 @@
           <w:p>
             <w:pPr>
               <w:pStyle w:val="Compact"/>
-              <w:jc w:val="left"/>
             </w:pPr>
             <w:r>
               <w:t xml:space="preserve">✔ Sub-second reweighting</w:t>
@@ -2438,7 +2487,6 @@
           <w:p>
             <w:pPr>
               <w:pStyle w:val="Compact"/>
-              <w:jc w:val="left"/>
             </w:pPr>
             <w:r>
               <w:t xml:space="preserve">Splits a single conversation across multiple paths simultaneously</w:t>
@@ -2450,7 +2498,6 @@
           <w:p>
             <w:pPr>
               <w:pStyle w:val="Compact"/>
-              <w:jc w:val="left"/>
             </w:pPr>
             <w:r>
               <w:t xml:space="preserve">✘ One path only</w:t>
@@ -2462,7 +2509,6 @@
           <w:p>
             <w:pPr>
               <w:pStyle w:val="Compact"/>
-              <w:jc w:val="left"/>
             </w:pPr>
             <w:r>
               <w:t xml:space="preserve">✔ Active-active multipath with resequencing</w:t>
@@ -2476,7 +2522,6 @@
           <w:p>
             <w:pPr>
               <w:pStyle w:val="Compact"/>
-              <w:jc w:val="left"/>
             </w:pPr>
             <w:r>
               <w:t xml:space="preserve">Aggregates bandwidth from all transports</w:t>
@@ -2488,7 +2533,6 @@
           <w:p>
             <w:pPr>
               <w:pStyle w:val="Compact"/>
-              <w:jc w:val="left"/>
             </w:pPr>
             <w:r>
               <w:t xml:space="preserve">✘ One path only</w:t>
@@ -2500,7 +2544,6 @@
           <w:p>
             <w:pPr>
               <w:pStyle w:val="Compact"/>
-              <w:jc w:val="left"/>
             </w:pPr>
             <w:r>
               <w:t xml:space="preserve">✔ Bonded capacity = sum of all paths</w:t>
@@ -2514,7 +2557,6 @@
           <w:p>
             <w:pPr>
               <w:pStyle w:val="Compact"/>
-              <w:jc w:val="left"/>
             </w:pPr>
             <w:r>
               <w:t xml:space="preserve">Routes audio, video, and data streams of one call to different paths</w:t>
@@ -2526,7 +2568,6 @@
           <w:p>
             <w:pPr>
               <w:pStyle w:val="Compact"/>
-              <w:jc w:val="left"/>
             </w:pPr>
             <w:r>
               <w:t xml:space="preserve">✘ None</w:t>
@@ -2538,7 +2579,6 @@
           <w:p>
             <w:pPr>
               <w:pStyle w:val="Compact"/>
-              <w:jc w:val="left"/>
             </w:pPr>
             <w:r>
               <w:t xml:space="preserve">✔ Per-stream application steering</w:t>
@@ -2552,7 +2592,6 @@
           <w:p>
             <w:pPr>
               <w:pStyle w:val="Compact"/>
-              <w:jc w:val="left"/>
             </w:pPr>
             <w:r>
               <w:t xml:space="preserve">Fails over within milliseconds without dropping sessions</w:t>
@@ -2564,7 +2603,6 @@
           <w:p>
             <w:pPr>
               <w:pStyle w:val="Compact"/>
-              <w:jc w:val="left"/>
             </w:pPr>
             <w:r>
               <w:t xml:space="preserve">✘ 30–90 second switchover</w:t>
@@ -2576,7 +2614,6 @@
           <w:p>
             <w:pPr>
               <w:pStyle w:val="Compact"/>
-              <w:jc w:val="left"/>
             </w:pPr>
             <w:r>
               <w:t xml:space="preserve">✔ Seamless — all paths already active</w:t>
@@ -2590,7 +2627,6 @@
           <w:p>
             <w:pPr>
               <w:pStyle w:val="Compact"/>
-              <w:jc w:val="left"/>
             </w:pPr>
             <w:r>
               <w:t xml:space="preserve">Uses 5G local breakout when faster than wireline</w:t>
@@ -2602,7 +2638,6 @@
           <w:p>
             <w:pPr>
               <w:pStyle w:val="Compact"/>
-              <w:jc w:val="left"/>
             </w:pPr>
             <w:r>
               <w:t xml:space="preserve">✘ None</w:t>
@@ -2614,7 +2649,6 @@
           <w:p>
             <w:pPr>
               <w:pStyle w:val="Compact"/>
-              <w:jc w:val="left"/>
             </w:pPr>
             <w:r>
               <w:t xml:space="preserve">✔ Measured and included in multipath pool</w:t>
@@ -2628,7 +2662,6 @@
           <w:p>
             <w:pPr>
               <w:pStyle w:val="Compact"/>
-              <w:jc w:val="left"/>
             </w:pPr>
             <w:r>
               <w:t xml:space="preserve">Uses LEO satellite vacuum path when faster than fiber</w:t>
@@ -2640,7 +2673,6 @@
           <w:p>
             <w:pPr>
               <w:pStyle w:val="Compact"/>
-              <w:jc w:val="left"/>
             </w:pPr>
             <w:r>
               <w:t xml:space="preserve">✘ None</w:t>
@@ -2652,7 +2684,6 @@
           <w:p>
             <w:pPr>
               <w:pStyle w:val="Compact"/>
-              <w:jc w:val="left"/>
             </w:pPr>
             <w:r>
               <w:t xml:space="preserve">✔ Measured and included in multipath pool</w:t>
@@ -2666,7 +2697,6 @@
           <w:p>
             <w:pPr>
               <w:pStyle w:val="Compact"/>
-              <w:jc w:val="left"/>
             </w:pPr>
             <w:r>
               <w:t xml:space="preserve">Applies FEC to recover toward physics minimum on lossy paths</w:t>
@@ -2678,7 +2708,6 @@
           <w:p>
             <w:pPr>
               <w:pStyle w:val="Compact"/>
-              <w:jc w:val="left"/>
             </w:pPr>
             <w:r>
               <w:t xml:space="preserve">✘ None</w:t>
@@ -2690,7 +2719,6 @@
           <w:p>
             <w:pPr>
               <w:pStyle w:val="Compact"/>
-              <w:jc w:val="left"/>
             </w:pPr>
             <w:r>
               <w:t xml:space="preserve">✔ Per-transport FEC</w:t>
@@ -2704,7 +2732,6 @@
           <w:p>
             <w:pPr>
               <w:pStyle w:val="Compact"/>
-              <w:jc w:val="left"/>
             </w:pPr>
             <w:r>
               <w:t xml:space="preserve">Provides audit trail of path decisions (TIC 3.0 / AU-12)</w:t>
@@ -2716,7 +2743,6 @@
           <w:p>
             <w:pPr>
               <w:pStyle w:val="Compact"/>
-              <w:jc w:val="left"/>
             </w:pPr>
             <w:r>
               <w:t xml:space="preserve">✘ None</w:t>
@@ -2728,7 +2754,6 @@
           <w:p>
             <w:pPr>
               <w:pStyle w:val="Compact"/>
-              <w:jc w:val="left"/>
             </w:pPr>
             <w:r>
               <w:t xml:space="preserve">✔ Every decision is a logged event</w:t>
@@ -2737,31 +2762,56 @@
         </w:tc>
       </w:tr>
     </w:tbl>
-    <w:bookmarkEnd w:id="59"/>
-    <w:bookmarkStart w:id="60" w:name="Xc717aabd4ab02927b7deab34227116e9e7db38d"/>
+    <w:p>
+      <w:pPr>
+        <w:pStyle w:val="BlockText"/>
+      </w:pPr>
+      <w:r>
+        <w:rPr>
+          <w:b/>
+          <w:bCs/>
+        </w:rPr>
+        <w:t xml:space="preserve">Closure Necessity — SC-8 on DIA circuits.</w:t>
+      </w:r>
+      <w:r>
+        <w:t xml:space="preserve"> </w:t>
+      </w:r>
+      <w:r>
+        <w:t xml:space="preserve">A DIA circuit carries traffic unencrypted at the network layer. Application-layer TLS provides no network-layer guarantee and no coverage for non-TLS flows. The only mechanism that encrypts</w:t>
+      </w:r>
+      <w:r>
+        <w:t xml:space="preserve"> </w:t>
+      </w:r>
+      <w:r>
+        <w:rPr>
+          <w:i/>
+          <w:iCs/>
+        </w:rPr>
+        <w:t xml:space="preserve">all</w:t>
+      </w:r>
+      <w:r>
+        <w:t xml:space="preserve"> </w:t>
+      </w:r>
+      <w:r>
+        <w:t xml:space="preserve">traffic on a DIA path regardless of application behavior is an IPsec overlay — i.e., SD-WAN. There is no configuration setting, scanner finding, or policy document that closes SC-8 on a bare pipe.</w:t>
+      </w:r>
+    </w:p>
+    <w:bookmarkEnd w:id="53"/>
+    <w:bookmarkStart w:id="54" w:name="Xc717aabd4ab02927b7deab34227116e9e7db38d"/>
     <w:p>
       <w:pPr>
         <w:pStyle w:val="Heading2"/>
       </w:pPr>
       <w:r>
-        <w:rPr>
-          <w:rStyle w:val="SectionNumber"/>
-        </w:rPr>
-        <w:t xml:space="preserve">7.4</w:t>
-      </w:r>
-      <w:r>
-        <w:tab/>
-      </w:r>
-      <w:r>
-        <w:t xml:space="preserve">What the Commercial World Figured Out — and When</w:t>
+        <w:t xml:space="preserve">7.4 What the Commercial World Figured Out — and When</w:t>
       </w:r>
     </w:p>
     <w:tbl>
       <w:tblPr>
         <w:tblStyle w:val="Table"/>
         <w:tblW w:type="pct" w:w="5000"/>
+        <w:tblLayout w:type="fixed"/>
         <w:tblLook w:firstRow="1" w:lastRow="0" w:firstColumn="0" w:lastColumn="0" w:noHBand="0" w:noVBand="0" w:val="0020"/>
-        <w:jc w:val="start"/>
       </w:tblPr>
       <w:tblGrid>
         <w:gridCol w:w="1980"/>
@@ -2771,14 +2821,13 @@
       </w:tblGrid>
       <w:tr>
         <w:trPr>
-          <w:tblHeader w:val="true"/>
+          <w:tblHeader w:val="on"/>
         </w:trPr>
         <w:tc>
           <w:tcPr/>
           <w:p>
             <w:pPr>
               <w:pStyle w:val="Compact"/>
-              <w:jc w:val="left"/>
             </w:pPr>
             <w:r>
               <w:t xml:space="preserve">Current Federal Practice</w:t>
@@ -2790,7 +2839,6 @@
           <w:p>
             <w:pPr>
               <w:pStyle w:val="Compact"/>
-              <w:jc w:val="left"/>
             </w:pPr>
             <w:r>
               <w:t xml:space="preserve">When Commercial Moved On</w:t>
@@ -2802,7 +2850,6 @@
           <w:p>
             <w:pPr>
               <w:pStyle w:val="Compact"/>
-              <w:jc w:val="left"/>
             </w:pPr>
             <w:r>
               <w:t xml:space="preserve">What Replaced It</w:t>
@@ -2814,7 +2861,6 @@
           <w:p>
             <w:pPr>
               <w:pStyle w:val="Compact"/>
-              <w:jc w:val="left"/>
             </w:pPr>
             <w:r>
               <w:t xml:space="preserve">Why</w:t>
@@ -2828,7 +2874,6 @@
           <w:p>
             <w:pPr>
               <w:pStyle w:val="Compact"/>
-              <w:jc w:val="left"/>
             </w:pPr>
             <w:r>
               <w:t xml:space="preserve">MPLS for all branch connectivity</w:t>
@@ -2840,7 +2885,6 @@
           <w:p>
             <w:pPr>
               <w:pStyle w:val="Compact"/>
-              <w:jc w:val="left"/>
             </w:pPr>
             <w:r>
               <w:t xml:space="preserve">2014–2018</w:t>
@@ -2852,7 +2896,6 @@
           <w:p>
             <w:pPr>
               <w:pStyle w:val="Compact"/>
-              <w:jc w:val="left"/>
             </w:pPr>
             <w:r>
               <w:t xml:space="preserve">SD-WAN on broadband + LTE</w:t>
@@ -2864,7 +2907,6 @@
           <w:p>
             <w:pPr>
               <w:pStyle w:val="Compact"/>
-              <w:jc w:val="left"/>
             </w:pPr>
             <w:r>
               <w:t xml:space="preserve">Cost, flexibility, local breakout</w:t>
@@ -2878,7 +2920,6 @@
           <w:p>
             <w:pPr>
               <w:pStyle w:val="Compact"/>
-              <w:jc w:val="left"/>
             </w:pPr>
             <w:r>
               <w:t xml:space="preserve">Central internet breakout through DC</w:t>
@@ -2890,7 +2931,6 @@
           <w:p>
             <w:pPr>
               <w:pStyle w:val="Compact"/>
-              <w:jc w:val="left"/>
             </w:pPr>
             <w:r>
               <w:t xml:space="preserve">2016–2019</w:t>
@@ -2902,7 +2942,6 @@
           <w:p>
             <w:pPr>
               <w:pStyle w:val="Compact"/>
-              <w:jc w:val="left"/>
             </w:pPr>
             <w:r>
               <w:t xml:space="preserve">Local internet breakout at branch</w:t>
@@ -2914,7 +2953,6 @@
           <w:p>
             <w:pPr>
               <w:pStyle w:val="Compact"/>
-              <w:jc w:val="left"/>
             </w:pPr>
             <w:r>
               <w:t xml:space="preserve">Cloud apps do not need to go through DC</w:t>
@@ -2928,7 +2966,6 @@
           <w:p>
             <w:pPr>
               <w:pStyle w:val="Compact"/>
-              <w:jc w:val="left"/>
             </w:pPr>
             <w:r>
               <w:t xml:space="preserve">VPN as primary remote access</w:t>
@@ -2940,7 +2977,6 @@
           <w:p>
             <w:pPr>
               <w:pStyle w:val="Compact"/>
-              <w:jc w:val="left"/>
             </w:pPr>
             <w:r>
               <w:t xml:space="preserve">2019–2021</w:t>
@@ -2952,7 +2988,6 @@
           <w:p>
             <w:pPr>
               <w:pStyle w:val="Compact"/>
-              <w:jc w:val="left"/>
             </w:pPr>
             <w:r>
               <w:t xml:space="preserve">ZTNA / SASE overlay</w:t>
@@ -2964,7 +2999,6 @@
           <w:p>
             <w:pPr>
               <w:pStyle w:val="Compact"/>
-              <w:jc w:val="left"/>
             </w:pPr>
             <w:r>
               <w:t xml:space="preserve">Per-app access replaces per-network trust</w:t>
@@ -2978,7 +3012,6 @@
           <w:p>
             <w:pPr>
               <w:pStyle w:val="Compact"/>
-              <w:jc w:val="left"/>
             </w:pPr>
             <w:r>
               <w:t xml:space="preserve">Windows DNS / per-site DNS servers</w:t>
@@ -2990,7 +3023,6 @@
           <w:p>
             <w:pPr>
               <w:pStyle w:val="Compact"/>
-              <w:jc w:val="left"/>
             </w:pPr>
             <w:r>
               <w:t xml:space="preserve">2017–2020</w:t>
@@ -3002,7 +3034,6 @@
           <w:p>
             <w:pPr>
               <w:pStyle w:val="Compact"/>
-              <w:jc w:val="left"/>
             </w:pPr>
             <w:r>
               <w:t xml:space="preserve">Unified DDI (InfoBlox, BlueCat)</w:t>
@@ -3014,7 +3045,6 @@
           <w:p>
             <w:pPr>
               <w:pStyle w:val="Compact"/>
-              <w:jc w:val="left"/>
             </w:pPr>
             <w:r>
               <w:t xml:space="preserve">DNS became a security control surface</w:t>
@@ -3028,7 +3058,6 @@
           <w:p>
             <w:pPr>
               <w:pStyle w:val="Compact"/>
-              <w:jc w:val="left"/>
             </w:pPr>
             <w:r>
               <w:t xml:space="preserve">DHCP as invisible per-site utility</w:t>
@@ -3040,7 +3069,6 @@
           <w:p>
             <w:pPr>
               <w:pStyle w:val="Compact"/>
-              <w:jc w:val="left"/>
             </w:pPr>
             <w:r>
               <w:t xml:space="preserve">2017–2020</w:t>
@@ -3052,7 +3080,6 @@
           <w:p>
             <w:pPr>
               <w:pStyle w:val="Compact"/>
-              <w:jc w:val="left"/>
             </w:pPr>
             <w:r>
               <w:t xml:space="preserve">IPAM as inventory and compliance evidence</w:t>
@@ -3064,7 +3091,6 @@
           <w:p>
             <w:pPr>
               <w:pStyle w:val="Compact"/>
-              <w:jc w:val="left"/>
             </w:pPr>
             <w:r>
               <w:t xml:space="preserve">Zero Trust requires authoritative device inventory</w:t>
@@ -3078,7 +3104,6 @@
           <w:p>
             <w:pPr>
               <w:pStyle w:val="Compact"/>
-              <w:jc w:val="left"/>
             </w:pPr>
             <w:r>
               <w:t xml:space="preserve">Network-layer firewall as primary security</w:t>
@@ -3090,7 +3115,6 @@
           <w:p>
             <w:pPr>
               <w:pStyle w:val="Compact"/>
-              <w:jc w:val="left"/>
             </w:pPr>
             <w:r>
               <w:t xml:space="preserve">2018–2022</w:t>
@@ -3102,7 +3126,6 @@
           <w:p>
             <w:pPr>
               <w:pStyle w:val="Compact"/>
-              <w:jc w:val="left"/>
             </w:pPr>
             <w:r>
               <w:t xml:space="preserve">Application-layer enforcement (SASE, ZTNA)</w:t>
@@ -3114,7 +3137,6 @@
           <w:p>
             <w:pPr>
               <w:pStyle w:val="Compact"/>
-              <w:jc w:val="left"/>
             </w:pPr>
             <w:r>
               <w:t xml:space="preserve">Packets carry no useful identity or intent</w:t>
@@ -3128,7 +3150,6 @@
           <w:p>
             <w:pPr>
               <w:pStyle w:val="Compact"/>
-              <w:jc w:val="left"/>
             </w:pPr>
             <w:r>
               <w:t xml:space="preserve">Session-based application authentication</w:t>
@@ -3140,7 +3161,6 @@
           <w:p>
             <w:pPr>
               <w:pStyle w:val="Compact"/>
-              <w:jc w:val="left"/>
             </w:pPr>
             <w:r>
               <w:t xml:space="preserve">2015–2019</w:t>
@@ -3152,7 +3172,6 @@
           <w:p>
             <w:pPr>
               <w:pStyle w:val="Compact"/>
-              <w:jc w:val="left"/>
             </w:pPr>
             <w:r>
               <w:t xml:space="preserve">Token-based (OAuth 2.0 / OIDC)</w:t>
@@ -3164,7 +3183,6 @@
           <w:p>
             <w:pPr>
               <w:pStyle w:val="Compact"/>
-              <w:jc w:val="left"/>
             </w:pPr>
             <w:r>
               <w:t xml:space="preserve">Sessions break across WAN; tokens are stateless</w:t>
@@ -3179,8 +3197,8 @@
       </w:pPr>
       <w:r>
         <w:rPr>
-          <w:bCs/>
-          <w:b/>
+          <w:b/>
+          <w:bCs/>
         </w:rPr>
         <w:t xml:space="preserve">This is not a forecast.</w:t>
       </w:r>
@@ -3191,24 +3209,15 @@
         <w:t xml:space="preserve">Every item in this table is a completed transition in the commercial sector. The federal government is executing these transitions now, under compliance mandates — Zero Trust Executive Order, TIC 3.0, FedRAMP 20x — that commercial enterprises were not subject to. That makes the federal transition harder, not easier. The path is known. The delay has a cost.</w:t>
       </w:r>
     </w:p>
-    <w:bookmarkEnd w:id="60"/>
-    <w:bookmarkEnd w:id="61"/>
-    <w:bookmarkStart w:id="62" w:name="X50c43ddecf199ebf91917431a313350dc266772"/>
+    <w:bookmarkEnd w:id="54"/>
+    <w:bookmarkEnd w:id="55"/>
+    <w:bookmarkStart w:id="57" w:name="X50c43ddecf199ebf91917431a313350dc266772"/>
     <w:p>
       <w:pPr>
         <w:pStyle w:val="Heading1"/>
       </w:pPr>
       <w:r>
-        <w:rPr>
-          <w:rStyle w:val="SectionNumber"/>
-        </w:rPr>
-        <w:t xml:space="preserve">8</w:t>
-      </w:r>
-      <w:r>
-        <w:tab/>
-      </w:r>
-      <w:r>
-        <w:t xml:space="preserve">Why Direct Internet Access Alone Does Not Satisfy NIST Controls</w:t>
+        <w:t xml:space="preserve">8. Why Direct Internet Access Alone Does Not Satisfy NIST Controls</w:t>
       </w:r>
     </w:p>
     <w:p>
@@ -3223,8 +3232,8 @@
       <w:tblPr>
         <w:tblStyle w:val="Table"/>
         <w:tblW w:type="pct" w:w="5000"/>
+        <w:tblLayout w:type="fixed"/>
         <w:tblLook w:firstRow="1" w:lastRow="0" w:firstColumn="0" w:lastColumn="0" w:noHBand="0" w:noVBand="0" w:val="0020"/>
-        <w:jc w:val="start"/>
       </w:tblPr>
       <w:tblGrid>
         <w:gridCol w:w="2640"/>
@@ -3233,14 +3242,13 @@
       </w:tblGrid>
       <w:tr>
         <w:trPr>
-          <w:tblHeader w:val="true"/>
+          <w:tblHeader w:val="on"/>
         </w:trPr>
         <w:tc>
           <w:tcPr/>
           <w:p>
             <w:pPr>
               <w:pStyle w:val="Compact"/>
-              <w:jc w:val="left"/>
             </w:pPr>
             <w:r>
               <w:t xml:space="preserve">NIST Control</w:t>
@@ -3252,7 +3260,6 @@
           <w:p>
             <w:pPr>
               <w:pStyle w:val="Compact"/>
-              <w:jc w:val="left"/>
             </w:pPr>
             <w:r>
               <w:t xml:space="preserve">What It Requires</w:t>
@@ -3264,7 +3271,6 @@
           <w:p>
             <w:pPr>
               <w:pStyle w:val="Compact"/>
-              <w:jc w:val="left"/>
             </w:pPr>
             <w:r>
               <w:t xml:space="preserve">What Provides It</w:t>
@@ -3278,7 +3284,6 @@
           <w:p>
             <w:pPr>
               <w:pStyle w:val="Compact"/>
-              <w:jc w:val="left"/>
             </w:pPr>
             <w:r>
               <w:t xml:space="preserve">AC-4 Information Flow Enforcement</w:t>
@@ -3290,7 +3295,6 @@
           <w:p>
             <w:pPr>
               <w:pStyle w:val="Compact"/>
-              <w:jc w:val="left"/>
             </w:pPr>
             <w:r>
               <w:t xml:space="preserve">Application-layer enforcement identifying the destination application, not just the destination IP</w:t>
@@ -3302,7 +3306,6 @@
           <w:p>
             <w:pPr>
               <w:pStyle w:val="Compact"/>
-              <w:jc w:val="left"/>
             </w:pPr>
             <w:r>
               <w:t xml:space="preserve">CASB in SASE stack</w:t>
@@ -3316,7 +3319,6 @@
           <w:p>
             <w:pPr>
               <w:pStyle w:val="Compact"/>
-              <w:jc w:val="left"/>
             </w:pPr>
             <w:r>
               <w:t xml:space="preserve">SC-7 Boundary Protection</w:t>
@@ -3328,7 +3330,6 @@
           <w:p>
             <w:pPr>
               <w:pStyle w:val="Compact"/>
-              <w:jc w:val="left"/>
             </w:pPr>
             <w:r>
               <w:t xml:space="preserve">Application-layer inspection; detect C2 on port 443, exfiltration in DNS</w:t>
@@ -3340,7 +3341,6 @@
           <w:p>
             <w:pPr>
               <w:pStyle w:val="Compact"/>
-              <w:jc w:val="left"/>
             </w:pPr>
             <w:r>
               <w:t xml:space="preserve">SWG / FWaaS in SASE stack</w:t>
@@ -3354,7 +3354,6 @@
           <w:p>
             <w:pPr>
               <w:pStyle w:val="Compact"/>
-              <w:jc w:val="left"/>
             </w:pPr>
             <w:r>
               <w:t xml:space="preserve">SC-8 Transmission Confidentiality and Integrity</w:t>
@@ -3366,7 +3365,6 @@
           <w:p>
             <w:pPr>
               <w:pStyle w:val="Compact"/>
-              <w:jc w:val="left"/>
             </w:pPr>
             <w:r>
               <w:t xml:space="preserve">Network-layer encryption</w:t>
@@ -3378,7 +3376,6 @@
           <w:p>
             <w:pPr>
               <w:pStyle w:val="Compact"/>
-              <w:jc w:val="left"/>
             </w:pPr>
             <w:r>
               <w:t xml:space="preserve">SD-WAN IPsec tunnel — DIA alone encrypts nothing</w:t>
@@ -3392,7 +3389,6 @@
           <w:p>
             <w:pPr>
               <w:pStyle w:val="Compact"/>
-              <w:jc w:val="left"/>
             </w:pPr>
             <w:r>
               <w:t xml:space="preserve">SI-3 Malware Protection</w:t>
@@ -3404,7 +3400,6 @@
           <w:p>
             <w:pPr>
               <w:pStyle w:val="Compact"/>
-              <w:jc w:val="left"/>
             </w:pPr>
             <w:r>
               <w:t xml:space="preserve">Inline malware inspection at appropriate locations</w:t>
@@ -3416,7 +3411,6 @@
           <w:p>
             <w:pPr>
               <w:pStyle w:val="Compact"/>
-              <w:jc w:val="left"/>
             </w:pPr>
             <w:r>
               <w:t xml:space="preserve">SWG with SSL inspection in SASE stack</w:t>
@@ -3430,7 +3424,6 @@
           <w:p>
             <w:pPr>
               <w:pStyle w:val="Compact"/>
-              <w:jc w:val="left"/>
             </w:pPr>
             <w:r>
               <w:t xml:space="preserve">SI-4 System Monitoring</w:t>
@@ -3442,7 +3435,6 @@
           <w:p>
             <w:pPr>
               <w:pStyle w:val="Compact"/>
-              <w:jc w:val="left"/>
             </w:pPr>
             <w:r>
               <w:t xml:space="preserve">Application-layer telemetry — user, device, app, data, behavioral pattern</w:t>
@@ -3454,7 +3446,6 @@
           <w:p>
             <w:pPr>
               <w:pStyle w:val="Compact"/>
-              <w:jc w:val="left"/>
             </w:pPr>
             <w:r>
               <w:t xml:space="preserve">AAN application telemetry</w:t>
@@ -3468,7 +3459,6 @@
           <w:p>
             <w:pPr>
               <w:pStyle w:val="Compact"/>
-              <w:jc w:val="left"/>
             </w:pPr>
             <w:r>
               <w:t xml:space="preserve">AU-2 / AU-12 Audit Events / Audit Record Generation</w:t>
@@ -3480,7 +3470,6 @@
           <w:p>
             <w:pPr>
               <w:pStyle w:val="Compact"/>
-              <w:jc w:val="left"/>
             </w:pPr>
             <w:r>
               <w:t xml:space="preserve">User Z on device D accessed application A, performed action V on data type C — not just IP flows</w:t>
@@ -3492,7 +3481,6 @@
           <w:p>
             <w:pPr>
               <w:pStyle w:val="Compact"/>
-              <w:jc w:val="left"/>
             </w:pPr>
             <w:r>
               <w:t xml:space="preserve">Application-layer logging via AAN</w:t>
@@ -3506,7 +3494,6 @@
           <w:p>
             <w:pPr>
               <w:pStyle w:val="Compact"/>
-              <w:jc w:val="left"/>
             </w:pPr>
             <w:r>
               <w:t xml:space="preserve">CA-7 Continuous Monitoring</w:t>
@@ -3518,7 +3505,6 @@
           <w:p>
             <w:pPr>
               <w:pStyle w:val="Compact"/>
-              <w:jc w:val="left"/>
             </w:pPr>
             <w:r>
               <w:t xml:space="preserve">Per-session: identity verified, device posture, access consistent with policy — machine-readable</w:t>
@@ -3530,7 +3516,6 @@
           <w:p>
             <w:pPr>
               <w:pStyle w:val="Compact"/>
-              <w:jc w:val="left"/>
             </w:pPr>
             <w:r>
               <w:t xml:space="preserve">AAN and SASE stack</w:t>
@@ -3545,8 +3530,26 @@
       </w:pPr>
       <w:r>
         <w:rPr>
-          <w:bCs/>
-          <w:b/>
+          <w:b/>
+          <w:bCs/>
+        </w:rPr>
+        <w:t xml:space="preserve">Closure Necessity — SI-4 on transport.</w:t>
+      </w:r>
+      <w:r>
+        <w:t xml:space="preserve"> </w:t>
+      </w:r>
+      <w:r>
+        <w:t xml:space="preserve">SI-4 requires monitoring the system to detect attacks and indicators of potential attacks, including monitoring inbound and outbound communications traffic for unusual or unauthorized activities or conditions. A pipe has no telemetry: a bare DIA circuit reports link state and byte counts, nothing more. Flow records collected off the circuit see five-tuples — IP addresses and ports — not users, devices, applications, or data types, and five-tuples cannot distinguish authorized use from exfiltration on port 443. The only source of application-layer telemetry on the transport is the overlay that classifies it: SD-WAN DPI identifying the application per flow, and the SASE stack recording identity, posture, and action per session. No collector attached to a bare pipe can produce telemetry the pipe does not carry.</w:t>
+      </w:r>
+    </w:p>
+    <w:p>
+      <w:pPr>
+        <w:pStyle w:val="BlockText"/>
+      </w:pPr>
+      <w:r>
+        <w:rPr>
+          <w:b/>
+          <w:bCs/>
         </w:rPr>
         <w:t xml:space="preserve">The precise relationship: DIA enables compliance; AAN and SASE achieve it.</w:t>
       </w:r>
@@ -3560,13 +3563,7 @@
         <w:t xml:space="preserve"> </w:t>
       </w:r>
       <w:r>
-        <w:t xml:space="preserve">“</w:t>
-      </w:r>
-      <w:r>
-        <w:t xml:space="preserve">we have DIA</w:t>
-      </w:r>
-      <w:r>
-        <w:t xml:space="preserve">”</w:t>
+        <w:t xml:space="preserve">“we have DIA”</w:t>
       </w:r>
       <w:r>
         <w:t xml:space="preserve"> </w:t>
@@ -3579,29 +3576,71 @@
       </w:r>
       <w:r>
         <w:rPr>
-          <w:bCs/>
-          <w:b/>
+          <w:b/>
+          <w:bCs/>
         </w:rPr>
         <w:t xml:space="preserve">you have the pipe. Where is the control stack?</w:t>
       </w:r>
     </w:p>
-    <w:bookmarkEnd w:id="62"/>
-    <w:bookmarkStart w:id="83" w:name="X1a497c7ea6d83df250265fb5a83ec23fa2fa09e"/>
+    <w:p>
+      <w:pPr>
+        <w:pStyle w:val="FirstParagraph"/>
+      </w:pPr>
+      <w:r>
+        <w:t xml:space="preserve">TIC 3.0 is the policy frame that turns this from good engineering advice into a compliance requirement. Under TIC 3.0, an agency may move enforcement from the consolidated TIC access point to a</w:t>
+      </w:r>
+      <w:r>
+        <w:t xml:space="preserve"> </w:t>
+      </w:r>
+      <w:r>
+        <w:rPr>
+          <w:b/>
+          <w:bCs/>
+        </w:rPr>
+        <w:t xml:space="preserve">distributed policy enforcement point</w:t>
+      </w:r>
+      <w:r>
+        <w:t xml:space="preserve"> </w:t>
+      </w:r>
+      <w:r>
+        <w:t xml:space="preserve">— but only if the TIC security capabilities catalog is satisfied</w:t>
+      </w:r>
+      <w:r>
+        <w:t xml:space="preserve"> </w:t>
+      </w:r>
+      <w:r>
+        <w:rPr>
+          <w:i/>
+          <w:iCs/>
+        </w:rPr>
+        <w:t xml:space="preserve">at that PEP</w:t>
+      </w:r>
+      <w:r>
+        <w:t xml:space="preserve">. The SASE stack is that distributed PEP. This is what makes DIA lawful: the pipe is permissible precisely and only when the enforcement point travels with it. A DIA circuit deployed without the distributed PEP has not modernized the TIC boundary — it has deleted it, and deleted boundaries surface as findings. The use-case-by-use-case mapping of the TIC 3.0 catalog onto distributed egress is developed in</w:t>
+      </w:r>
+      <w:r>
+        <w:t xml:space="preserve"> </w:t>
+      </w:r>
+      <w:hyperlink r:id="rId56">
+        <w:r>
+          <w:rPr>
+            <w:rStyle w:val="Hyperlink"/>
+          </w:rPr>
+          <w:t xml:space="preserve">Book 06</w:t>
+        </w:r>
+      </w:hyperlink>
+      <w:r>
+        <w:t xml:space="preserve">.</w:t>
+      </w:r>
+    </w:p>
+    <w:bookmarkEnd w:id="57"/>
+    <w:bookmarkStart w:id="81" w:name="X1a497c7ea6d83df250265fb5a83ec23fa2fa09e"/>
     <w:p>
       <w:pPr>
         <w:pStyle w:val="Heading1"/>
       </w:pPr>
       <w:r>
-        <w:rPr>
-          <w:rStyle w:val="SectionNumber"/>
-        </w:rPr>
-        <w:t xml:space="preserve">9</w:t>
-      </w:r>
-      <w:r>
-        <w:tab/>
-      </w:r>
-      <w:r>
-        <w:t xml:space="preserve">Act 4 — The Way Forward: Application-Aware Modernization</w:t>
+        <w:t xml:space="preserve">9. Act 4 — The Way Forward: Application-Aware Modernization</w:t>
       </w:r>
     </w:p>
     <w:p>
@@ -3611,20 +3650,20 @@
       <w:r>
         <w:drawing>
           <wp:inline>
-            <wp:extent cx="7772400" cy="4274820"/>
+            <wp:extent cx="5334000" cy="2933700"/>
             <wp:effectExtent b="0" l="0" r="0" t="0"/>
-            <wp:docPr descr="The Four Principles of Application-Aware Modernization" title="" id="64" name="Picture"/>
+            <wp:docPr descr="The Four Principles of Application-Aware Modernization" title="" id="59" name="Picture"/>
             <a:graphic>
               <a:graphicData uri="http://schemas.openxmlformats.org/drawingml/2006/picture">
                 <pic:pic>
                   <pic:nvPicPr>
-                    <pic:cNvPr descr="figs/mf-fig-05-four-principles.png" id="65" name="Picture"/>
+                    <pic:cNvPr descr="figs/mf-fig-05-four-principles.png" id="60" name="Picture"/>
                     <pic:cNvPicPr>
                       <a:picLocks noChangeArrowheads="1" noChangeAspect="1"/>
                     </pic:cNvPicPr>
                   </pic:nvPicPr>
                   <pic:blipFill>
-                    <a:blip r:embed="rId63"/>
+                    <a:blip r:embed="rId58"/>
                     <a:stretch>
                       <a:fillRect/>
                     </a:stretch>
@@ -3632,7 +3671,7 @@
                   <pic:spPr bwMode="auto">
                     <a:xfrm>
                       <a:off x="0" y="0"/>
-                      <a:ext cx="7772400" cy="4274820"/>
+                      <a:ext cx="5334000" cy="2933700"/>
                     </a:xfrm>
                     <a:prstGeom prst="rect">
                       <a:avLst/>
@@ -3679,8 +3718,8 @@
       </w:r>
       <w:r>
         <w:rPr>
-          <w:bCs/>
-          <w:b/>
+          <w:b/>
+          <w:bCs/>
         </w:rPr>
         <w:t xml:space="preserve">the directory (truth)</w:t>
       </w:r>
@@ -3695,8 +3734,8 @@
       </w:r>
       <w:r>
         <w:rPr>
-          <w:bCs/>
-          <w:b/>
+          <w:b/>
+          <w:bCs/>
         </w:rPr>
         <w:t xml:space="preserve">the domain controller (the in-path enforcer)</w:t>
       </w:r>
@@ -3704,22 +3743,13 @@
         <w:t xml:space="preserve">. NIST SP 800-207 and OMB M-22-09 require the modern architecture to keep these separate: the governance layer holds and reconciles authoritative state, while identity providers, enforcement points, and data platforms remain the runtime data planes.</w:t>
       </w:r>
     </w:p>
-    <w:bookmarkStart w:id="69" w:name="Xbc698cae2942f33fdb0065bde2168bfe6efbd56"/>
+    <w:bookmarkStart w:id="64" w:name="Xbc698cae2942f33fdb0065bde2168bfe6efbd56"/>
     <w:p>
       <w:pPr>
         <w:pStyle w:val="Heading2"/>
       </w:pPr>
       <w:r>
-        <w:rPr>
-          <w:rStyle w:val="SectionNumber"/>
-        </w:rPr>
-        <w:t xml:space="preserve">9.1</w:t>
-      </w:r>
-      <w:r>
-        <w:tab/>
-      </w:r>
-      <w:r>
-        <w:t xml:space="preserve">Principle 1 — Restore a Single Source of Truth</w:t>
+        <w:t xml:space="preserve">9.1 Principle 1 — Restore a Single Source of Truth</w:t>
       </w:r>
     </w:p>
     <w:p>
@@ -3729,20 +3759,20 @@
       <w:r>
         <w:drawing>
           <wp:inline>
-            <wp:extent cx="7772400" cy="4145280"/>
+            <wp:extent cx="5334000" cy="2844800"/>
             <wp:effectExtent b="0" l="0" r="0" t="0"/>
-            <wp:docPr descr="Principle 1 — SSOT Restoration: Collapsing Twelve Regional Silos Into One Authoritative Model" title="" id="67" name="Picture"/>
+            <wp:docPr descr="Principle 1 — SSOT Restoration: Collapsing Twelve Regional Silos Into One Authoritative Model" title="" id="62" name="Picture"/>
             <a:graphic>
               <a:graphicData uri="http://schemas.openxmlformats.org/drawingml/2006/picture">
                 <pic:pic>
                   <pic:nvPicPr>
-                    <pic:cNvPr descr="figs/mf-fig-14-ssot-restoration.png" id="68" name="Picture"/>
+                    <pic:cNvPr descr="figs/mf-fig-14-ssot-restoration.png" id="63" name="Picture"/>
                     <pic:cNvPicPr>
                       <a:picLocks noChangeArrowheads="1" noChangeAspect="1"/>
                     </pic:cNvPicPr>
                   </pic:nvPicPr>
                   <pic:blipFill>
-                    <a:blip r:embed="rId66"/>
+                    <a:blip r:embed="rId61"/>
                     <a:stretch>
                       <a:fillRect/>
                     </a:stretch>
@@ -3750,7 +3780,7 @@
                   <pic:spPr bwMode="auto">
                     <a:xfrm>
                       <a:off x="0" y="0"/>
-                      <a:ext cx="7772400" cy="4145280"/>
+                      <a:ext cx="5334000" cy="2844800"/>
                     </a:xfrm>
                     <a:prstGeom prst="rect">
                       <a:avLst/>
@@ -3789,8 +3819,8 @@
       </w:r>
       <w:r>
         <w:rPr>
-          <w:bCs/>
-          <w:b/>
+          <w:b/>
+          <w:bCs/>
         </w:rPr>
         <w:t xml:space="preserve">one authoritative source.</w:t>
       </w:r>
@@ -3813,8 +3843,8 @@
       </w:r>
       <w:r>
         <w:rPr>
-          <w:bCs/>
-          <w:b/>
+          <w:b/>
+          <w:bCs/>
         </w:rPr>
         <w:t xml:space="preserve">transparent.</w:t>
       </w:r>
@@ -3837,8 +3867,8 @@
       </w:r>
       <w:r>
         <w:rPr>
-          <w:bCs/>
-          <w:b/>
+          <w:b/>
+          <w:bCs/>
         </w:rPr>
         <w:t xml:space="preserve">Federal Identity, Credential, and Access Management (FICAM) Architecture</w:t>
       </w:r>
@@ -3853,8 +3883,8 @@
       </w:r>
       <w:r>
         <w:rPr>
-          <w:bCs/>
-          <w:b/>
+          <w:b/>
+          <w:bCs/>
         </w:rPr>
         <w:t xml:space="preserve">Evidence Act (2018)</w:t>
       </w:r>
@@ -3869,8 +3899,8 @@
       </w:r>
       <w:r>
         <w:rPr>
-          <w:bCs/>
-          <w:b/>
+          <w:b/>
+          <w:bCs/>
         </w:rPr>
         <w:t xml:space="preserve">Federal Data Strategy</w:t>
       </w:r>
@@ -3881,23 +3911,14 @@
         <w:t xml:space="preserve">mandate that those attributes trace back to a single authoritative system of record for each data type, with a documented data lineage from source to decision.</w:t>
       </w:r>
     </w:p>
-    <w:bookmarkEnd w:id="69"/>
-    <w:bookmarkStart w:id="70" w:name="Xdfa5d8d43cb38b7775800e99b3c0ea4c41bc9b7"/>
+    <w:bookmarkEnd w:id="64"/>
+    <w:bookmarkStart w:id="65" w:name="Xdfa5d8d43cb38b7775800e99b3c0ea4c41bc9b7"/>
     <w:p>
       <w:pPr>
         <w:pStyle w:val="Heading2"/>
       </w:pPr>
       <w:r>
-        <w:rPr>
-          <w:rStyle w:val="SectionNumber"/>
-        </w:rPr>
-        <w:t xml:space="preserve">9.2</w:t>
-      </w:r>
-      <w:r>
-        <w:tab/>
-      </w:r>
-      <w:r>
-        <w:t xml:space="preserve">Principle 2 — Application-Aware Networking and Cybersecurity</w:t>
+        <w:t xml:space="preserve">9.2 Principle 2 — Application-Aware Networking and Cybersecurity</w:t>
       </w:r>
     </w:p>
     <w:p>
@@ -3912,8 +3933,8 @@
       </w:r>
       <w:r>
         <w:rPr>
+          <w:i/>
           <w:iCs/>
-          <w:i/>
         </w:rPr>
         <w:t xml:space="preserve">Is this user authorized to access this data? Is the data being accessed the data policy says they should access? Is the request from a compliant device, from a location that makes sense?</w:t>
       </w:r>
@@ -3930,8 +3951,8 @@
       </w:r>
       <w:r>
         <w:rPr>
-          <w:bCs/>
-          <w:b/>
+          <w:b/>
+          <w:bCs/>
         </w:rPr>
         <w:t xml:space="preserve">NIST SP 800-207’s</w:t>
       </w:r>
@@ -3946,8 +3967,8 @@
       </w:r>
       <w:r>
         <w:rPr>
-          <w:bCs/>
-          <w:b/>
+          <w:b/>
+          <w:bCs/>
         </w:rPr>
         <w:t xml:space="preserve">OMB M-22-09</w:t>
       </w:r>
@@ -3962,8 +3983,8 @@
       </w:r>
       <w:r>
         <w:rPr>
-          <w:bCs/>
-          <w:b/>
+          <w:b/>
+          <w:bCs/>
         </w:rPr>
         <w:t xml:space="preserve">TIC 3.0</w:t>
       </w:r>
@@ -3980,68 +4001,68 @@
       </w:pPr>
       <w:r>
         <w:rPr>
-          <w:bCs/>
-          <w:b/>
+          <w:b/>
+          <w:bCs/>
         </w:rPr>
         <w:t xml:space="preserve">Application-Aware Networking framework alignment:</w:t>
       </w:r>
     </w:p>
     <w:p>
       <w:pPr>
+        <w:pStyle w:val="Compact"/>
         <w:numPr>
           <w:ilvl w:val="0"/>
           <w:numId w:val="1002"/>
         </w:numPr>
+      </w:pPr>
+      <w:r>
+        <w:rPr>
+          <w:b/>
+          <w:bCs/>
+        </w:rPr>
+        <w:t xml:space="preserve">SD-WAN is AAN at the transport layer.</w:t>
+      </w:r>
+      <w:r>
+        <w:t xml:space="preserve"> </w:t>
+      </w:r>
+      <w:r>
+        <w:t xml:space="preserve">SD-WAN achieves application awareness through DPI or FQDN/signature-based identification, then applies per-application path selection dynamically based on real-time path quality measurement. SD-WAN alone does not enforce access control based on user identity or device posture. That requires SASE.</w:t>
+      </w:r>
+    </w:p>
+    <w:p>
+      <w:pPr>
         <w:pStyle w:val="Compact"/>
-      </w:pPr>
-      <w:r>
-        <w:rPr>
-          <w:bCs/>
-          <w:b/>
-        </w:rPr>
-        <w:t xml:space="preserve">SD-WAN is AAN at the transport layer.</w:t>
-      </w:r>
-      <w:r>
-        <w:t xml:space="preserve"> </w:t>
-      </w:r>
-      <w:r>
-        <w:t xml:space="preserve">SD-WAN achieves application awareness through DPI or FQDN/signature-based identification, then applies per-application path selection dynamically based on real-time path quality measurement. SD-WAN alone does not enforce access control based on user identity or device posture. That requires SASE.</w:t>
-      </w:r>
-    </w:p>
-    <w:p>
-      <w:pPr>
         <w:numPr>
           <w:ilvl w:val="0"/>
           <w:numId w:val="1002"/>
         </w:numPr>
+      </w:pPr>
+      <w:r>
+        <w:rPr>
+          <w:b/>
+          <w:bCs/>
+        </w:rPr>
+        <w:t xml:space="preserve">SASE is the delivery architecture that completes AAN.</w:t>
+      </w:r>
+      <w:r>
+        <w:t xml:space="preserve"> </w:t>
+      </w:r>
+      <w:r>
+        <w:t xml:space="preserve">SASE converges SD-WAN with cloud-delivered security services — CASB, FWaaS, ZTNA, SWG — at the network edge. It brings user identity (from the IdP via SAML/OIDC), device posture (from MDM/EDR), application identity (from DPI), and data classification (from CASB) into a single enforcement point distributed geographically near the user.</w:t>
+      </w:r>
+    </w:p>
+    <w:p>
+      <w:pPr>
         <w:pStyle w:val="Compact"/>
-      </w:pPr>
-      <w:r>
-        <w:rPr>
-          <w:bCs/>
-          <w:b/>
-        </w:rPr>
-        <w:t xml:space="preserve">SASE is the delivery architecture that completes AAN.</w:t>
-      </w:r>
-      <w:r>
-        <w:t xml:space="preserve"> </w:t>
-      </w:r>
-      <w:r>
-        <w:t xml:space="preserve">SASE converges SD-WAN with cloud-delivered security services — CASB, FWaaS, ZTNA, SWG — at the network edge. It brings user identity (from the IdP via SAML/OIDC), device posture (from MDM/EDR), application identity (from DPI), and data classification (from CASB) into a single enforcement point distributed geographically near the user.</w:t>
-      </w:r>
-    </w:p>
-    <w:p>
-      <w:pPr>
         <w:numPr>
           <w:ilvl w:val="0"/>
           <w:numId w:val="1002"/>
         </w:numPr>
-        <w:pStyle w:val="Compact"/>
-      </w:pPr>
-      <w:r>
-        <w:rPr>
-          <w:bCs/>
-          <w:b/>
+      </w:pPr>
+      <w:r>
+        <w:rPr>
+          <w:b/>
+          <w:bCs/>
         </w:rPr>
         <w:t xml:space="preserve">CISA ZTMM maps AAN to the Networks pillar maturity progression.</w:t>
       </w:r>
@@ -4052,23 +4073,14 @@
         <w:t xml:space="preserve">Traditional: all decisions at IP/port layer, no application visibility. Initial: basic application identification. Advanced: application-aware routing and enforcement — the FedRAMP ConMon standard posture. Optimal: fully dynamic, identity-driven, application-aware policy with continuous behavioral monitoring.</w:t>
       </w:r>
     </w:p>
-    <w:bookmarkEnd w:id="70"/>
-    <w:bookmarkStart w:id="77" w:name="X2ee2d00d99ef33eb9ff54cc77a73ec551d5614f"/>
+    <w:bookmarkEnd w:id="65"/>
+    <w:bookmarkStart w:id="72" w:name="X2ee2d00d99ef33eb9ff54cc77a73ec551d5614f"/>
     <w:p>
       <w:pPr>
         <w:pStyle w:val="Heading2"/>
       </w:pPr>
       <w:r>
-        <w:rPr>
-          <w:rStyle w:val="SectionNumber"/>
-        </w:rPr>
-        <w:t xml:space="preserve">9.3</w:t>
-      </w:r>
-      <w:r>
-        <w:tab/>
-      </w:r>
-      <w:r>
-        <w:t xml:space="preserve">Principle 3 — Move From Session-Based to Token-Based Identity</w:t>
+        <w:t xml:space="preserve">9.3 Principle 3 — Move From Session-Based to Token-Based Identity</w:t>
       </w:r>
     </w:p>
     <w:p>
@@ -4078,20 +4090,20 @@
       <w:r>
         <w:drawing>
           <wp:inline>
-            <wp:extent cx="7772400" cy="4145280"/>
+            <wp:extent cx="5334000" cy="2844800"/>
             <wp:effectExtent b="0" l="0" r="0" t="0"/>
-            <wp:docPr descr="Principle 3 — Token vs Session: How Modern Identity Works Across Networks" title="" id="72" name="Picture"/>
+            <wp:docPr descr="Principle 3 — Token vs Session: How Modern Identity Works Across Networks" title="" id="67" name="Picture"/>
             <a:graphic>
               <a:graphicData uri="http://schemas.openxmlformats.org/drawingml/2006/picture">
                 <pic:pic>
                   <pic:nvPicPr>
-                    <pic:cNvPr descr="figs/mf-fig-12-token-vs-session.png" id="73" name="Picture"/>
+                    <pic:cNvPr descr="figs/mf-fig-12-token-vs-session.png" id="68" name="Picture"/>
                     <pic:cNvPicPr>
                       <a:picLocks noChangeArrowheads="1" noChangeAspect="1"/>
                     </pic:cNvPicPr>
                   </pic:nvPicPr>
                   <pic:blipFill>
-                    <a:blip r:embed="rId71"/>
+                    <a:blip r:embed="rId66"/>
                     <a:stretch>
                       <a:fillRect/>
                     </a:stretch>
@@ -4099,7 +4111,7 @@
                   <pic:spPr bwMode="auto">
                     <a:xfrm>
                       <a:off x="0" y="0"/>
-                      <a:ext cx="7772400" cy="4145280"/>
+                      <a:ext cx="5334000" cy="2844800"/>
                     </a:xfrm>
                     <a:prstGeom prst="rect">
                       <a:avLst/>
@@ -4146,144 +4158,144 @@
       </w:r>
       <w:r>
         <w:rPr>
+          <w:i/>
           <w:iCs/>
+        </w:rPr>
+        <w:t xml:space="preserve">this user is who they claim to be; this device is compliant; this request is authorized; timestamp now; signature here.</w:t>
+      </w:r>
+      <w:r>
+        <w:t xml:space="preserve"> </w:t>
+      </w:r>
+      <w:r>
+        <w:t xml:space="preserve">The server doesn’t need to trust the network or call back to a domain controller — it just verifies the signature.</w:t>
+      </w:r>
+    </w:p>
+    <w:p>
+      <w:pPr>
+        <w:pStyle w:val="BodyText"/>
+      </w:pPr>
+      <w:r>
+        <w:t xml:space="preserve">Entra ID, Conditional Access, and device-compliance policies are the token-based equivalents of what AD used to do.</w:t>
+      </w:r>
+      <w:r>
+        <w:t xml:space="preserve"> </w:t>
+      </w:r>
+      <w:r>
+        <w:rPr>
+          <w:b/>
+          <w:bCs/>
+        </w:rPr>
+        <w:t xml:space="preserve">BOD 25-01</w:t>
+      </w:r>
+      <w:r>
+        <w:t xml:space="preserve"> </w:t>
+      </w:r>
+      <w:r>
+        <w:t xml:space="preserve">mandates SCuBA secure configuration baselines for Microsoft 365 that require modern authentication throughout.</w:t>
+      </w:r>
+      <w:r>
+        <w:t xml:space="preserve"> </w:t>
+      </w:r>
+      <w:r>
+        <w:rPr>
+          <w:b/>
+          <w:bCs/>
+        </w:rPr>
+        <w:t xml:space="preserve">OMB M-22-09</w:t>
+      </w:r>
+      <w:r>
+        <w:t xml:space="preserve"> </w:t>
+      </w:r>
+      <w:r>
+        <w:t xml:space="preserve">requires phishing-resistant MFA government-wide. The</w:t>
+      </w:r>
+      <w:r>
+        <w:t xml:space="preserve"> </w:t>
+      </w:r>
+      <w:r>
+        <w:rPr>
+          <w:b/>
+          <w:bCs/>
+        </w:rPr>
+        <w:t xml:space="preserve">CISA Zero Trust Maturity Model v2.0</w:t>
+      </w:r>
+      <w:r>
+        <w:t xml:space="preserve"> </w:t>
+      </w:r>
+      <w:r>
+        <w:t xml:space="preserve">Identity pillar at Advanced and Optimal levels requires Certificate-Based Authentication (CBA) as the primary mechanism. NTLM has no zero-trust story: every NTLM event is opaque to telemetry, invisible to audit logs, and must be eliminated.</w:t>
+      </w:r>
+    </w:p>
+    <w:p>
+      <w:pPr>
+        <w:pStyle w:val="BlockText"/>
+      </w:pPr>
+      <w:r>
+        <w:rPr>
+          <w:b/>
+          <w:bCs/>
+        </w:rPr>
+        <w:t xml:space="preserve">Tokens only work if the authoritative identity model is correct.</w:t>
+      </w:r>
+      <w:r>
+        <w:t xml:space="preserve"> </w:t>
+      </w:r>
+      <w:r>
+        <w:t xml:space="preserve">If you don’t know what a user is actually authorized to do — if that is still encoded in twelve regional OU trees with no authoritative HR-derived source — tokens won’t save you. You will just be signing broken authorizations very efficiently.</w:t>
+      </w:r>
+      <w:r>
+        <w:t xml:space="preserve"> </w:t>
+      </w:r>
+      <w:r>
+        <w:rPr>
+          <w:b/>
+          <w:bCs/>
+        </w:rPr>
+        <w:t xml:space="preserve">That is why Principle 3 depends on Principle 1: the token must assert an authorization that is</w:t>
+      </w:r>
+      <w:r>
+        <w:rPr>
+          <w:b/>
+          <w:bCs/>
+        </w:rPr>
+        <w:t xml:space="preserve"> </w:t>
+      </w:r>
+      <w:r>
+        <w:rPr>
+          <w:b/>
+          <w:bCs/>
           <w:i/>
-        </w:rPr>
-        <w:t xml:space="preserve">this user is who they claim to be; this device is compliant; this request is authorized; timestamp now; signature here.</w:t>
-      </w:r>
-      <w:r>
-        <w:t xml:space="preserve"> </w:t>
-      </w:r>
-      <w:r>
-        <w:t xml:space="preserve">The server doesn’t need to trust the network or call back to a domain controller — it just verifies the signature.</w:t>
-      </w:r>
-    </w:p>
-    <w:p>
-      <w:pPr>
-        <w:pStyle w:val="BodyText"/>
-      </w:pPr>
-      <w:r>
-        <w:t xml:space="preserve">Entra ID, Conditional Access, and device-compliance policies are the token-based equivalents of what AD used to do.</w:t>
-      </w:r>
-      <w:r>
-        <w:t xml:space="preserve"> </w:t>
-      </w:r>
-      <w:r>
-        <w:rPr>
-          <w:bCs/>
-          <w:b/>
-        </w:rPr>
-        <w:t xml:space="preserve">BOD 25-01</w:t>
-      </w:r>
-      <w:r>
-        <w:t xml:space="preserve"> </w:t>
-      </w:r>
-      <w:r>
-        <w:t xml:space="preserve">mandates SCuBA secure configuration baselines for Microsoft 365 that require modern authentication throughout.</w:t>
-      </w:r>
-      <w:r>
-        <w:t xml:space="preserve"> </w:t>
-      </w:r>
-      <w:r>
-        <w:rPr>
-          <w:bCs/>
-          <w:b/>
-        </w:rPr>
-        <w:t xml:space="preserve">OMB M-22-09</w:t>
-      </w:r>
-      <w:r>
-        <w:t xml:space="preserve"> </w:t>
-      </w:r>
-      <w:r>
-        <w:t xml:space="preserve">requires phishing-resistant MFA government-wide. The</w:t>
-      </w:r>
-      <w:r>
-        <w:t xml:space="preserve"> </w:t>
-      </w:r>
-      <w:r>
-        <w:rPr>
-          <w:bCs/>
-          <w:b/>
-        </w:rPr>
-        <w:t xml:space="preserve">CISA Zero Trust Maturity Model v2.0</w:t>
-      </w:r>
-      <w:r>
-        <w:t xml:space="preserve"> </w:t>
-      </w:r>
-      <w:r>
-        <w:t xml:space="preserve">Identity pillar at Advanced and Optimal levels requires Certificate-Based Authentication (CBA) as the primary mechanism. NTLM has no zero-trust story: every NTLM event is opaque to telemetry, invisible to audit logs, and must be eliminated.</w:t>
-      </w:r>
-    </w:p>
-    <w:p>
-      <w:pPr>
-        <w:pStyle w:val="BlockText"/>
-      </w:pPr>
-      <w:r>
-        <w:rPr>
-          <w:bCs/>
-          <w:b/>
-        </w:rPr>
-        <w:t xml:space="preserve">Tokens only work if the authoritative identity model is correct.</w:t>
-      </w:r>
-      <w:r>
-        <w:t xml:space="preserve"> </w:t>
-      </w:r>
-      <w:r>
-        <w:t xml:space="preserve">If you don’t know what a user is actually authorized to do — if that is still encoded in twelve regional OU trees with no authoritative HR-derived source — tokens won’t save you. You will just be signing broken authorizations very efficiently.</w:t>
-      </w:r>
-      <w:r>
-        <w:t xml:space="preserve"> </w:t>
-      </w:r>
-      <w:r>
-        <w:rPr>
-          <w:bCs/>
-          <w:b/>
-        </w:rPr>
-        <w:t xml:space="preserve">That is why Principle 3 depends on Principle 1: the token must assert an authorization that is</w:t>
-      </w:r>
-      <w:r>
-        <w:rPr>
-          <w:bCs/>
-          <w:b/>
-        </w:rPr>
-        <w:t xml:space="preserve"> </w:t>
-      </w:r>
-      <w:r>
-        <w:rPr>
           <w:iCs/>
+        </w:rPr>
+        <w:t xml:space="preserve">true</w:t>
+      </w:r>
+      <w:r>
+        <w:rPr>
+          <w:b/>
+          <w:bCs/>
+        </w:rPr>
+        <w:t xml:space="preserve"> </w:t>
+      </w:r>
+      <w:r>
+        <w:rPr>
+          <w:b/>
+          <w:bCs/>
+        </w:rPr>
+        <w:t xml:space="preserve">rather than merely</w:t>
+      </w:r>
+      <w:r>
+        <w:rPr>
+          <w:b/>
+          <w:bCs/>
+        </w:rPr>
+        <w:t xml:space="preserve"> </w:t>
+      </w:r>
+      <w:r>
+        <w:rPr>
+          <w:b/>
+          <w:bCs/>
           <w:i/>
-          <w:bCs/>
-          <w:b/>
-        </w:rPr>
-        <w:t xml:space="preserve">true</w:t>
-      </w:r>
-      <w:r>
-        <w:rPr>
-          <w:bCs/>
-          <w:b/>
-        </w:rPr>
-        <w:t xml:space="preserve"> </w:t>
-      </w:r>
-      <w:r>
-        <w:rPr>
-          <w:bCs/>
-          <w:b/>
-        </w:rPr>
-        <w:t xml:space="preserve">rather than merely</w:t>
-      </w:r>
-      <w:r>
-        <w:rPr>
-          <w:bCs/>
-          <w:b/>
-        </w:rPr>
-        <w:t xml:space="preserve"> </w:t>
-      </w:r>
-      <w:r>
-        <w:rPr>
           <w:iCs/>
-          <w:i/>
-          <w:bCs/>
-          <w:b/>
         </w:rPr>
         <w:t xml:space="preserve">well-formed.</w:t>
       </w:r>
@@ -4295,20 +4307,20 @@
       <w:r>
         <w:drawing>
           <wp:inline>
-            <wp:extent cx="7772400" cy="3972559"/>
+            <wp:extent cx="5334000" cy="2726266"/>
             <wp:effectExtent b="0" l="0" r="0" t="0"/>
-            <wp:docPr descr="FedRAMP 20x — From Periodic Assessment to Continuous Machine-Readable Evidence" title="" id="75" name="Picture"/>
+            <wp:docPr descr="FedRAMP 20x — From Periodic Assessment to Continuous Machine-Readable Evidence" title="" id="70" name="Picture"/>
             <a:graphic>
               <a:graphicData uri="http://schemas.openxmlformats.org/drawingml/2006/picture">
                 <pic:pic>
                   <pic:nvPicPr>
-                    <pic:cNvPr descr="figs/mf-fig-13-fedramp-20x-mainframe.png" id="76" name="Picture"/>
+                    <pic:cNvPr descr="figs/mf-fig-13-fedramp-20x-mainframe.png" id="71" name="Picture"/>
                     <pic:cNvPicPr>
                       <a:picLocks noChangeArrowheads="1" noChangeAspect="1"/>
                     </pic:cNvPicPr>
                   </pic:nvPicPr>
                   <pic:blipFill>
-                    <a:blip r:embed="rId74"/>
+                    <a:blip r:embed="rId69"/>
                     <a:stretch>
                       <a:fillRect/>
                     </a:stretch>
@@ -4316,7 +4328,7 @@
                   <pic:spPr bwMode="auto">
                     <a:xfrm>
                       <a:off x="0" y="0"/>
-                      <a:ext cx="7772400" cy="3972559"/>
+                      <a:ext cx="5334000" cy="2726266"/>
                     </a:xfrm>
                     <a:prstGeom prst="rect">
                       <a:avLst/>
@@ -4343,23 +4355,14 @@
         <w:t xml:space="preserve">FedRAMP 20x — From Periodic Assessment to Continuous Machine-Readable Evidence</w:t>
       </w:r>
     </w:p>
-    <w:bookmarkEnd w:id="77"/>
-    <w:bookmarkStart w:id="78" w:name="sec-fedramp-20x-mainframe"/>
+    <w:bookmarkEnd w:id="72"/>
+    <w:bookmarkStart w:id="76" w:name="sec-fedramp-20x-mainframe"/>
     <w:p>
       <w:pPr>
         <w:pStyle w:val="Heading2"/>
       </w:pPr>
       <w:r>
-        <w:rPr>
-          <w:rStyle w:val="SectionNumber"/>
-        </w:rPr>
-        <w:t xml:space="preserve">9.4</w:t>
-      </w:r>
-      <w:r>
-        <w:tab/>
-      </w:r>
-      <w:r>
-        <w:t xml:space="preserve">FedRAMP 20x Consolidated Rules — What Modernization Must Achieve</w:t>
+        <w:t xml:space="preserve">9.4 FedRAMP 20x Consolidated Rules — What Modernization Must Achieve</w:t>
       </w:r>
     </w:p>
     <w:p>
@@ -4374,8 +4377,8 @@
       </w:r>
       <w:r>
         <w:rPr>
-          <w:bCs/>
-          <w:b/>
+          <w:b/>
+          <w:bCs/>
         </w:rPr>
         <w:t xml:space="preserve">Consolidated Rules for 2026</w:t>
       </w:r>
@@ -4390,8 +4393,8 @@
       </w:r>
       <w:r>
         <w:rPr>
-          <w:bCs/>
-          <w:b/>
+          <w:b/>
+          <w:bCs/>
         </w:rPr>
         <w:t xml:space="preserve">periodic evidence assembly is replaced by continuously-verified, machine-readable Key Security Indicators (KSIs) enforced by infrastructure-as-code.</w:t>
       </w:r>
@@ -4409,16 +4412,16 @@
         <w:pStyle w:val="TableCaption"/>
       </w:pPr>
       <w:r>
-        <w:t xml:space="preserve">FedRAMP 20x Consolidated Rules Alignment {.striped .hover}</w:t>
+        <w:t xml:space="preserve">FedRAMP 20x Consolidated Rules Alignment</w:t>
       </w:r>
     </w:p>
     <w:tbl>
       <w:tblPr>
         <w:tblStyle w:val="Table"/>
         <w:tblW w:type="pct" w:w="5000"/>
+        <w:tblLayout w:type="fixed"/>
         <w:tblLook w:firstRow="1" w:lastRow="0" w:firstColumn="0" w:lastColumn="0" w:noHBand="0" w:noVBand="0" w:val="0020"/>
-        <w:jc w:val="start"/>
-        <w:tblCaption w:val="FedRAMP 20x Consolidated Rules Alignment {.striped .hover}"/>
+        <w:tblCaption w:val="FedRAMP 20x Consolidated Rules Alignment"/>
       </w:tblPr>
       <w:tblGrid>
         <w:gridCol w:w="3960"/>
@@ -4426,14 +4429,13 @@
       </w:tblGrid>
       <w:tr>
         <w:trPr>
-          <w:tblHeader w:val="true"/>
+          <w:tblHeader w:val="on"/>
         </w:trPr>
         <w:tc>
           <w:tcPr/>
           <w:p>
             <w:pPr>
               <w:pStyle w:val="Compact"/>
-              <w:jc w:val="left"/>
             </w:pPr>
             <w:r>
               <w:t xml:space="preserve">FedRAMP 20x Requirement</w:t>
@@ -4445,7 +4447,6 @@
           <w:p>
             <w:pPr>
               <w:pStyle w:val="Compact"/>
-              <w:jc w:val="left"/>
             </w:pPr>
             <w:r>
               <w:t xml:space="preserve">What the Modern Architecture Provides</w:t>
@@ -4459,7 +4460,6 @@
           <w:p>
             <w:pPr>
               <w:pStyle w:val="Compact"/>
-              <w:jc w:val="left"/>
             </w:pPr>
             <w:r>
               <w:t xml:space="preserve">Continuous, automated KSI verification</w:t>
@@ -4471,7 +4471,6 @@
           <w:p>
             <w:pPr>
               <w:pStyle w:val="Compact"/>
-              <w:jc w:val="left"/>
             </w:pPr>
             <w:r>
               <w:t xml:space="preserve">SD-WAN probes every transport every second; SASE logs every session; DDI logs every DNS query</w:t>
@@ -4485,7 +4484,6 @@
           <w:p>
             <w:pPr>
               <w:pStyle w:val="Compact"/>
-              <w:jc w:val="left"/>
             </w:pPr>
             <w:r>
               <w:t xml:space="preserve">Machine-readable evidence format (JSON)</w:t>
@@ -4497,7 +4495,6 @@
           <w:p>
             <w:pPr>
               <w:pStyle w:val="Compact"/>
-              <w:jc w:val="left"/>
             </w:pPr>
             <w:r>
               <w:t xml:space="preserve">SD-WAN telemetry APIs, SIEM structured exports, InfoBlox WAPI — all native JSON</w:t>
@@ -4511,7 +4508,6 @@
           <w:p>
             <w:pPr>
               <w:pStyle w:val="Compact"/>
-              <w:jc w:val="left"/>
             </w:pPr>
             <w:r>
               <w:t xml:space="preserve">Infrastructure-as-code guardrails</w:t>
@@ -4523,7 +4519,6 @@
           <w:p>
             <w:pPr>
               <w:pStyle w:val="Compact"/>
-              <w:jc w:val="left"/>
             </w:pPr>
             <w:r>
               <w:t xml:space="preserve">Terraform for DDI, IaC for SASE policy, GitOps for network config — guardrails enforced at commit</w:t>
@@ -4537,7 +4532,6 @@
           <w:p>
             <w:pPr>
               <w:pStyle w:val="Compact"/>
-              <w:jc w:val="left"/>
             </w:pPr>
             <w:r>
               <w:t xml:space="preserve">No manual evidence assembly for assessments</w:t>
@@ -4549,7 +4543,6 @@
           <w:p>
             <w:pPr>
               <w:pStyle w:val="Compact"/>
-              <w:jc w:val="left"/>
             </w:pPr>
             <w:r>
               <w:t xml:space="preserve">The control plane’s continuous observation IS the evidence — not a report prepared for an assessor</w:t>
@@ -4563,7 +4556,6 @@
           <w:p>
             <w:pPr>
               <w:pStyle w:val="Compact"/>
-              <w:jc w:val="left"/>
             </w:pPr>
             <w:r>
               <w:t xml:space="preserve">Automated KSI: all DNS encrypted or integrity-protected</w:t>
@@ -4575,7 +4567,6 @@
           <w:p>
             <w:pPr>
               <w:pStyle w:val="Compact"/>
-              <w:jc w:val="left"/>
             </w:pPr>
             <w:r>
               <w:t xml:space="preserve">DNSSEC on all zones; DoH/DoT on Grid Members</w:t>
@@ -4589,7 +4580,6 @@
           <w:p>
             <w:pPr>
               <w:pStyle w:val="Compact"/>
-              <w:jc w:val="left"/>
             </w:pPr>
             <w:r>
               <w:t xml:space="preserve">Automated KSI: no CIDR overlap between environments</w:t>
@@ -4601,7 +4591,6 @@
           <w:p>
             <w:pPr>
               <w:pStyle w:val="Compact"/>
-              <w:jc w:val="left"/>
             </w:pPr>
             <w:r>
               <w:t xml:space="preserve">Terraform InfoBlox provider blocks overlapping allocation at request time</w:t>
@@ -4615,7 +4604,6 @@
           <w:p>
             <w:pPr>
               <w:pStyle w:val="Compact"/>
-              <w:jc w:val="left"/>
             </w:pPr>
             <w:r>
               <w:t xml:space="preserve">Automated KSI: every workload has machine identity</w:t>
@@ -4627,7 +4615,6 @@
           <w:p>
             <w:pPr>
               <w:pStyle w:val="Compact"/>
-              <w:jc w:val="left"/>
             </w:pPr>
             <w:r>
               <w:t xml:space="preserve">SCEP/EST auto-enrollment triggered at IP provisioning</w:t>
@@ -4642,112 +4629,112 @@
       </w:pPr>
       <w:r>
         <w:rPr>
-          <w:bCs/>
-          <w:b/>
+          <w:b/>
+          <w:bCs/>
         </w:rPr>
         <w:t xml:space="preserve">Key dates all agencies must track:</w:t>
       </w:r>
     </w:p>
     <w:p>
       <w:pPr>
+        <w:pStyle w:val="Compact"/>
         <w:numPr>
           <w:ilvl w:val="0"/>
           <w:numId w:val="1003"/>
         </w:numPr>
+      </w:pPr>
+      <w:r>
+        <w:rPr>
+          <w:b/>
+          <w:bCs/>
+        </w:rPr>
+        <w:t xml:space="preserve">July 28, 2026:</w:t>
+      </w:r>
+      <w:r>
+        <w:t xml:space="preserve"> </w:t>
+      </w:r>
+      <w:r>
+        <w:t xml:space="preserve">FedRAMP Ready submissions cease — no new Ready pathway submissions accepted</w:t>
+      </w:r>
+    </w:p>
+    <w:p>
+      <w:pPr>
         <w:pStyle w:val="Compact"/>
-      </w:pPr>
-      <w:r>
-        <w:rPr>
-          <w:bCs/>
-          <w:b/>
-        </w:rPr>
-        <w:t xml:space="preserve">July 28, 2026:</w:t>
-      </w:r>
-      <w:r>
-        <w:t xml:space="preserve"> </w:t>
-      </w:r>
-      <w:r>
-        <w:t xml:space="preserve">FedRAMP Ready submissions cease — no new Ready pathway submissions accepted</w:t>
-      </w:r>
-    </w:p>
-    <w:p>
-      <w:pPr>
         <w:numPr>
           <w:ilvl w:val="0"/>
           <w:numId w:val="1003"/>
         </w:numPr>
+      </w:pPr>
+      <w:r>
+        <w:rPr>
+          <w:b/>
+          <w:bCs/>
+        </w:rPr>
+        <w:t xml:space="preserve">August 3, 2026:</w:t>
+      </w:r>
+      <w:r>
+        <w:t xml:space="preserve"> </w:t>
+      </w:r>
+      <w:r>
+        <w:t xml:space="preserve">Class A pipeline opens</w:t>
+      </w:r>
+    </w:p>
+    <w:p>
+      <w:pPr>
         <w:pStyle w:val="Compact"/>
-      </w:pPr>
-      <w:r>
-        <w:rPr>
-          <w:bCs/>
-          <w:b/>
-        </w:rPr>
-        <w:t xml:space="preserve">August 3, 2026:</w:t>
-      </w:r>
-      <w:r>
-        <w:t xml:space="preserve"> </w:t>
-      </w:r>
-      <w:r>
-        <w:t xml:space="preserve">Class A pipeline opens</w:t>
-      </w:r>
-    </w:p>
-    <w:p>
-      <w:pPr>
         <w:numPr>
           <w:ilvl w:val="0"/>
           <w:numId w:val="1003"/>
         </w:numPr>
+      </w:pPr>
+      <w:r>
+        <w:rPr>
+          <w:b/>
+          <w:bCs/>
+        </w:rPr>
+        <w:t xml:space="preserve">August 31, 2026:</w:t>
+      </w:r>
+      <w:r>
+        <w:t xml:space="preserve"> </w:t>
+      </w:r>
+      <w:r>
+        <w:t xml:space="preserve">Class B and C pipelines open</w:t>
+      </w:r>
+    </w:p>
+    <w:p>
+      <w:pPr>
         <w:pStyle w:val="Compact"/>
-      </w:pPr>
-      <w:r>
-        <w:rPr>
-          <w:bCs/>
-          <w:b/>
-        </w:rPr>
-        <w:t xml:space="preserve">August 31, 2026:</w:t>
-      </w:r>
-      <w:r>
-        <w:t xml:space="preserve"> </w:t>
-      </w:r>
-      <w:r>
-        <w:t xml:space="preserve">Class B and C pipelines open</w:t>
-      </w:r>
-    </w:p>
-    <w:p>
-      <w:pPr>
         <w:numPr>
           <w:ilvl w:val="0"/>
           <w:numId w:val="1003"/>
         </w:numPr>
+      </w:pPr>
+      <w:r>
+        <w:rPr>
+          <w:b/>
+          <w:bCs/>
+        </w:rPr>
+        <w:t xml:space="preserve">January 1, 2027:</w:t>
+      </w:r>
+      <w:r>
+        <w:t xml:space="preserve"> </w:t>
+      </w:r>
+      <w:r>
+        <w:t xml:space="preserve">Consolidated Rules mandatory for all certified systems — all ConMon evidence must meet machine-readable KSI format</w:t>
+      </w:r>
+    </w:p>
+    <w:p>
+      <w:pPr>
         <w:pStyle w:val="Compact"/>
-      </w:pPr>
-      <w:r>
-        <w:rPr>
-          <w:bCs/>
-          <w:b/>
-        </w:rPr>
-        <w:t xml:space="preserve">January 1, 2027:</w:t>
-      </w:r>
-      <w:r>
-        <w:t xml:space="preserve"> </w:t>
-      </w:r>
-      <w:r>
-        <w:t xml:space="preserve">Consolidated Rules mandatory for all certified systems — all ConMon evidence must meet machine-readable KSI format</w:t>
-      </w:r>
-    </w:p>
-    <w:p>
-      <w:pPr>
         <w:numPr>
           <w:ilvl w:val="0"/>
           <w:numId w:val="1003"/>
         </w:numPr>
-        <w:pStyle w:val="Compact"/>
-      </w:pPr>
-      <w:r>
-        <w:rPr>
-          <w:bCs/>
-          <w:b/>
+      </w:pPr>
+      <w:r>
+        <w:rPr>
+          <w:b/>
+          <w:bCs/>
         </w:rPr>
         <w:t xml:space="preserve">June 11, 2027:</w:t>
       </w:r>
@@ -4758,59 +4745,152 @@
         <w:t xml:space="preserve">No new Rev5 certifications accepted</w:t>
       </w:r>
     </w:p>
-    <w:p>
-      <w:pPr>
-        <w:pStyle w:val="FirstParagraph"/>
-      </w:pPr>
-      <w:r>
-        <w:rPr>
-          <w:bCs/>
-          <w:b/>
-        </w:rPr>
-        <w:t xml:space="preserve">The precise alignment:</w:t>
-      </w:r>
-      <w:r>
-        <w:t xml:space="preserve"> </w:t>
-      </w:r>
-      <w:r>
-        <w:t xml:space="preserve">FedRAMP 20x’s demand for</w:t>
-      </w:r>
-      <w:r>
-        <w:t xml:space="preserve"> </w:t>
-      </w:r>
-      <w:r>
-        <w:t xml:space="preserve">“</w:t>
-      </w:r>
-      <w:r>
-        <w:t xml:space="preserve">continuous, automated, machine-readable evidence</w:t>
-      </w:r>
-      <w:r>
-        <w:t xml:space="preserve">”</w:t>
-      </w:r>
-      <w:r>
-        <w:t xml:space="preserve"> </w:t>
-      </w:r>
-      <w:r>
-        <w:t xml:space="preserve">maps exactly to what the Active Governance control plane produces. A governance substrate that holds desired state, observes actual state, classifies drift, and reconciles toward intent — while generating structured JSON records of every observation and action — IS a FedRAMP 20x-compliant ConMon implementation. The architectural transition IS the compliance posture.</w:t>
-      </w:r>
-    </w:p>
-    <w:bookmarkEnd w:id="78"/>
-    <w:bookmarkStart w:id="82" w:name="X83e0d573bebbfeb4b5a4df8ed0603d864d64519"/>
+    <w:tbl>
+      <w:tblPr>
+        <w:tblStyle w:val="Table"/>
+        <w:tblLook w:firstRow="0" w:lastRow="0" w:firstColumn="0" w:lastColumn="0" w:noHBand="0" w:noVBand="0" w:val="0000"/>
+        <w:tblBorders>
+          <w:top w:val="single" w:sz="4" w:space="0" w:color="CC1914"/>
+          <w:left w:val="single" w:sz="24" w:space="0" w:color="CC1914"/>
+          <w:bottom w:val="single" w:sz="4" w:space="0" w:color="CC1914"/>
+          <w:right w:val="single" w:sz="4" w:space="0" w:color="CC1914"/>
+        </w:tblBorders>
+        <w:tblCellMar>
+          <w:left w:w="144" w:type="dxa"/>
+          <w:right w:w="144" w:type="dxa"/>
+        </w:tblCellMar>
+        <w:tblLook w:firstRow="0" w:lastRow="0" w:firstColumn="0" w:lastColumn="0" w:noHBand="0" w:noVBand="0" w:val="0000"/>
+      </w:tblPr>
+      <w:tr>
+        <w:trPr>
+          <w:cantSplit/>
+        </w:trPr>
+        <w:tc>
+          <w:tcPr>
+            <w:shd w:color="auto" w:fill="f7dddc" w:val="clear"/>
+            <w:tcMar>
+              <w:top w:w="92" w:type="dxa"/>
+              <w:bottom w:w="92" w:type="dxa"/>
+            </w:tcMar>
+          </w:tcPr>
+          <w:p>
+            <w:pPr>
+              <w:pStyle w:val="FirstParagraph"/>
+            </w:pPr>
+            <w:pPr>
+              <w:spacing w:before="0" w:after="0"/>
+              <w:textAlignment w:val="center"/>
+            </w:pPr>
+            <w:r>
+              <w:drawing>
+                <wp:inline>
+                  <wp:extent cx="152400" cy="152400"/>
+                  <wp:effectExtent b="0" l="0" r="0" t="0"/>
+                  <wp:docPr descr="" title="" id="74" name="Picture"/>
+                  <a:graphic>
+                    <a:graphicData uri="http://schemas.openxmlformats.org/drawingml/2006/picture">
+                      <pic:pic>
+                        <pic:nvPicPr>
+                          <pic:cNvPr descr="/opt/quarto/share/formats/docx/important.png" id="75" name="Picture"/>
+                          <pic:cNvPicPr>
+                            <a:picLocks noChangeArrowheads="1" noChangeAspect="1"/>
+                          </pic:cNvPicPr>
+                        </pic:nvPicPr>
+                        <pic:blipFill>
+                          <a:blip r:embed="rId73"/>
+                          <a:stretch>
+                            <a:fillRect/>
+                          </a:stretch>
+                        </pic:blipFill>
+                        <pic:spPr bwMode="auto">
+                          <a:xfrm>
+                            <a:off x="0" y="0"/>
+                            <a:ext cx="152400" cy="152400"/>
+                          </a:xfrm>
+                          <a:prstGeom prst="rect">
+                            <a:avLst/>
+                          </a:prstGeom>
+                          <a:noFill/>
+                          <a:ln w="9525">
+                            <a:noFill/>
+                            <a:headEnd/>
+                            <a:tailEnd/>
+                          </a:ln>
+                        </pic:spPr>
+                      </pic:pic>
+                    </a:graphicData>
+                  </a:graphic>
+                </wp:inline>
+              </w:drawing>
+            </w:r>
+            <w:r>
+              <w:t xml:space="preserve"> </w:t>
+            </w:r>
+            <w:r>
+              <w:t xml:space="preserve"> </w:t>
+            </w:r>
+            <w:r>
+              <w:t xml:space="preserve">Important</w:t>
+            </w:r>
+          </w:p>
+        </w:tc>
+      </w:tr>
+      <w:tr>
+        <w:trPr>
+          <w:cantSplit/>
+        </w:trPr>
+        <w:tc>
+          <w:tcPr>
+            <w:tcMar>
+              <w:top w:w="108" w:type="dxa"/>
+              <w:bottom w:w="108" w:type="dxa"/>
+            </w:tcMar>
+          </w:tcPr>
+          <w:p>
+            <w:pPr>
+              <w:pStyle w:val="BodyText"/>
+            </w:pPr>
+            <w:pPr>
+              <w:spacing w:before="16" w:after="16"/>
+            </w:pPr>
+            <w:r>
+              <w:rPr>
+                <w:b/>
+                <w:bCs/>
+              </w:rPr>
+              <w:t xml:space="preserve">The precise alignment:</w:t>
+            </w:r>
+            <w:r>
+              <w:t xml:space="preserve"> </w:t>
+            </w:r>
+            <w:r>
+              <w:t xml:space="preserve">FedRAMP 20x’s demand for</w:t>
+            </w:r>
+            <w:r>
+              <w:t xml:space="preserve"> </w:t>
+            </w:r>
+            <w:r>
+              <w:t xml:space="preserve">“continuous, automated, machine-readable evidence”</w:t>
+            </w:r>
+            <w:r>
+              <w:t xml:space="preserve"> </w:t>
+            </w:r>
+            <w:r>
+              <w:t xml:space="preserve">maps exactly to what the Active Governance control plane produces. A governance substrate that holds desired state, observes actual state, classifies drift, and reconciles toward intent — while generating structured JSON records of every observation and action — IS a FedRAMP 20x-compliant ConMon implementation. The architectural transition IS the compliance posture.</w:t>
+            </w:r>
+          </w:p>
+          <w:p/>
+        </w:tc>
+      </w:tr>
+    </w:tbl>
+    <w:bookmarkEnd w:id="76"/>
+    <w:bookmarkStart w:id="80" w:name="X83e0d573bebbfeb4b5a4df8ed0603d864d64519"/>
     <w:p>
       <w:pPr>
         <w:pStyle w:val="Heading2"/>
       </w:pPr>
       <w:r>
-        <w:rPr>
-          <w:rStyle w:val="SectionNumber"/>
-        </w:rPr>
-        <w:t xml:space="preserve">9.5</w:t>
-      </w:r>
-      <w:r>
-        <w:tab/>
-      </w:r>
-      <w:r>
-        <w:t xml:space="preserve">Principle 4 — Govern Actively: The Control Plane Over the Data Plane</w:t>
+        <w:t xml:space="preserve">9.5 Principle 4 — Govern Actively: The Control Plane Over the Data Plane</w:t>
       </w:r>
     </w:p>
     <w:p>
@@ -4820,20 +4900,20 @@
       <w:r>
         <w:drawing>
           <wp:inline>
-            <wp:extent cx="7772400" cy="4145280"/>
+            <wp:extent cx="5334000" cy="2844800"/>
             <wp:effectExtent b="0" l="0" r="0" t="0"/>
-            <wp:docPr descr="Active Governance: Control Plane and Actuation Ladder" title="" id="80" name="Picture"/>
+            <wp:docPr descr="Active Governance: Control Plane and Actuation Ladder" title="" id="78" name="Picture"/>
             <a:graphic>
               <a:graphicData uri="http://schemas.openxmlformats.org/drawingml/2006/picture">
                 <pic:pic>
                   <pic:nvPicPr>
-                    <pic:cNvPr descr="figs/mf-fig-06-active-governance.png" id="81" name="Picture"/>
+                    <pic:cNvPr descr="figs/mf-fig-06-active-governance.png" id="79" name="Picture"/>
                     <pic:cNvPicPr>
                       <a:picLocks noChangeArrowheads="1" noChangeAspect="1"/>
                     </pic:cNvPicPr>
                   </pic:nvPicPr>
                   <pic:blipFill>
-                    <a:blip r:embed="rId79"/>
+                    <a:blip r:embed="rId77"/>
                     <a:stretch>
                       <a:fillRect/>
                     </a:stretch>
@@ -4841,7 +4921,7 @@
                   <pic:spPr bwMode="auto">
                     <a:xfrm>
                       <a:off x="0" y="0"/>
-                      <a:ext cx="7772400" cy="4145280"/>
+                      <a:ext cx="5334000" cy="2844800"/>
                     </a:xfrm>
                     <a:prstGeom prst="rect">
                       <a:avLst/>
@@ -4880,8 +4960,8 @@
       </w:r>
       <w:r>
         <w:rPr>
-          <w:bCs/>
-          <w:b/>
+          <w:b/>
+          <w:bCs/>
         </w:rPr>
         <w:t xml:space="preserve">active reconciliation control plane</w:t>
       </w:r>
@@ -4893,8 +4973,8 @@
       </w:r>
       <w:r>
         <w:rPr>
-          <w:bCs/>
-          <w:b/>
+          <w:b/>
+          <w:bCs/>
         </w:rPr>
         <w:t xml:space="preserve">data planes</w:t>
       </w:r>
@@ -4909,8 +4989,8 @@
       <w:tblPr>
         <w:tblStyle w:val="Table"/>
         <w:tblW w:type="pct" w:w="5000"/>
+        <w:tblLayout w:type="fixed"/>
         <w:tblLook w:firstRow="1" w:lastRow="0" w:firstColumn="0" w:lastColumn="0" w:noHBand="0" w:noVBand="0" w:val="0020"/>
-        <w:jc w:val="start"/>
       </w:tblPr>
       <w:tblGrid>
         <w:gridCol w:w="2640"/>
@@ -4919,14 +4999,13 @@
       </w:tblGrid>
       <w:tr>
         <w:trPr>
-          <w:tblHeader w:val="true"/>
+          <w:tblHeader w:val="on"/>
         </w:trPr>
         <w:tc>
           <w:tcPr/>
           <w:p>
             <w:pPr>
               <w:pStyle w:val="Compact"/>
-              <w:jc w:val="left"/>
             </w:pPr>
             <w:r>
               <w:t xml:space="preserve">CISA ZT Stage</w:t>
@@ -4938,7 +5017,6 @@
           <w:p>
             <w:pPr>
               <w:pStyle w:val="Compact"/>
-              <w:jc w:val="left"/>
             </w:pPr>
             <w:r>
               <w:t xml:space="preserve">Governance Posture</w:t>
@@ -4950,7 +5028,6 @@
           <w:p>
             <w:pPr>
               <w:pStyle w:val="Compact"/>
-              <w:jc w:val="left"/>
             </w:pPr>
             <w:r>
               <w:t xml:space="preserve">What This Means in Practice</w:t>
@@ -4964,7 +5041,6 @@
           <w:p>
             <w:pPr>
               <w:pStyle w:val="Compact"/>
-              <w:jc w:val="left"/>
             </w:pPr>
             <w:r>
               <w:t xml:space="preserve">Traditional</w:t>
@@ -4976,7 +5052,6 @@
           <w:p>
             <w:pPr>
               <w:pStyle w:val="Compact"/>
-              <w:jc w:val="left"/>
             </w:pPr>
             <w:r>
               <w:t xml:space="preserve">Record and observe only</w:t>
@@ -4988,7 +5063,6 @@
           <w:p>
             <w:pPr>
               <w:pStyle w:val="Compact"/>
-              <w:jc w:val="left"/>
             </w:pPr>
             <w:r>
               <w:t xml:space="preserve">Desired state documented; actual state collected manually. No automated detection or correction.</w:t>
@@ -5002,7 +5076,6 @@
           <w:p>
             <w:pPr>
               <w:pStyle w:val="Compact"/>
-              <w:jc w:val="left"/>
             </w:pPr>
             <w:r>
               <w:t xml:space="preserve">Initial</w:t>
@@ -5014,7 +5087,6 @@
           <w:p>
             <w:pPr>
               <w:pStyle w:val="Compact"/>
-              <w:jc w:val="left"/>
             </w:pPr>
             <w:r>
               <w:t xml:space="preserve">Observe and advise</w:t>
@@ -5026,7 +5098,6 @@
           <w:p>
             <w:pPr>
               <w:pStyle w:val="Compact"/>
-              <w:jc w:val="left"/>
             </w:pPr>
             <w:r>
               <w:t xml:space="preserve">Automated detection of drift from policy. Corrective actions generated and surfaced to operators. No automated writes.</w:t>
@@ -5040,12 +5111,11 @@
           <w:p>
             <w:pPr>
               <w:pStyle w:val="Compact"/>
-              <w:jc w:val="left"/>
             </w:pPr>
             <w:r>
               <w:rPr>
+                <w:b/>
                 <w:bCs/>
-                <w:b/>
               </w:rPr>
               <w:t xml:space="preserve">Advanced</w:t>
             </w:r>
@@ -5056,12 +5126,11 @@
           <w:p>
             <w:pPr>
               <w:pStyle w:val="Compact"/>
-              <w:jc w:val="left"/>
             </w:pPr>
             <w:r>
               <w:rPr>
+                <w:b/>
                 <w:bCs/>
-                <w:b/>
               </w:rPr>
               <w:t xml:space="preserve">Gated actuation</w:t>
             </w:r>
@@ -5072,12 +5141,11 @@
           <w:p>
             <w:pPr>
               <w:pStyle w:val="Compact"/>
-              <w:jc w:val="left"/>
             </w:pPr>
             <w:r>
               <w:rPr>
+                <w:b/>
                 <w:bCs/>
-                <w:b/>
               </w:rPr>
               <w:t xml:space="preserve">Governance framework generates a corrective action; a human approves before it executes. Dry-run required before production. Federal ConMon standard posture.</w:t>
             </w:r>
@@ -5090,7 +5158,6 @@
           <w:p>
             <w:pPr>
               <w:pStyle w:val="Compact"/>
-              <w:jc w:val="left"/>
             </w:pPr>
             <w:r>
               <w:t xml:space="preserve">Optimal</w:t>
@@ -5102,7 +5169,6 @@
           <w:p>
             <w:pPr>
               <w:pStyle w:val="Compact"/>
-              <w:jc w:val="left"/>
             </w:pPr>
             <w:r>
               <w:t xml:space="preserve">Autonomous within guardrails</w:t>
@@ -5114,7 +5180,6 @@
           <w:p>
             <w:pPr>
               <w:pStyle w:val="Compact"/>
-              <w:jc w:val="left"/>
             </w:pPr>
             <w:r>
               <w:t xml:space="preserve">Governance framework closes the loop without human intervention for enumerated low-blast-radius operation classes. High-blast-radius operations remain gated permanently.</w:t>
@@ -5129,8 +5194,8 @@
       </w:pPr>
       <w:r>
         <w:rPr>
-          <w:bCs/>
-          <w:b/>
+          <w:b/>
+          <w:bCs/>
         </w:rPr>
         <w:t xml:space="preserve">What this means for authorizing officials:</w:t>
       </w:r>
@@ -5141,24 +5206,15 @@
         <w:t xml:space="preserve">FedRAMP continuous monitoring and OMB M-22-09 expect agencies to operate at Advanced maturity as the production standard. Advanced maturity — gated actuation, where the governance framework generates a corrective action and a human approves before it executes — is the posture an Authorizing Official can sign. High-blast-radius operations — tenant-wide role changes, network policy updates that touch thousands of endpoints — remain gated permanently regardless of overall maturity level.</w:t>
       </w:r>
     </w:p>
-    <w:bookmarkEnd w:id="82"/>
-    <w:bookmarkEnd w:id="83"/>
-    <w:bookmarkStart w:id="84" w:name="federal-framework-alignment"/>
+    <w:bookmarkEnd w:id="80"/>
+    <w:bookmarkEnd w:id="81"/>
+    <w:bookmarkStart w:id="82" w:name="federal-framework-alignment"/>
     <w:p>
       <w:pPr>
         <w:pStyle w:val="Heading1"/>
       </w:pPr>
       <w:r>
-        <w:rPr>
-          <w:rStyle w:val="SectionNumber"/>
-        </w:rPr>
-        <w:t xml:space="preserve">10</w:t>
-      </w:r>
-      <w:r>
-        <w:tab/>
-      </w:r>
-      <w:r>
-        <w:t xml:space="preserve">Federal Framework Alignment</w:t>
+        <w:t xml:space="preserve">10. Federal Framework Alignment</w:t>
       </w:r>
     </w:p>
     <w:p>
@@ -5173,8 +5229,8 @@
       <w:tblPr>
         <w:tblStyle w:val="Table"/>
         <w:tblW w:type="pct" w:w="5000"/>
+        <w:tblLayout w:type="fixed"/>
         <w:tblLook w:firstRow="1" w:lastRow="0" w:firstColumn="0" w:lastColumn="0" w:noHBand="0" w:noVBand="0" w:val="0020"/>
-        <w:jc w:val="start"/>
       </w:tblPr>
       <w:tblGrid>
         <w:gridCol w:w="2640"/>
@@ -5183,14 +5239,13 @@
       </w:tblGrid>
       <w:tr>
         <w:trPr>
-          <w:tblHeader w:val="true"/>
+          <w:tblHeader w:val="on"/>
         </w:trPr>
         <w:tc>
           <w:tcPr/>
           <w:p>
             <w:pPr>
               <w:pStyle w:val="Compact"/>
-              <w:jc w:val="left"/>
             </w:pPr>
             <w:r>
               <w:t xml:space="preserve">Concept / Narrative Claim</w:t>
@@ -5202,7 +5257,6 @@
           <w:p>
             <w:pPr>
               <w:pStyle w:val="Compact"/>
-              <w:jc w:val="left"/>
             </w:pPr>
             <w:r>
               <w:t xml:space="preserve">Federal Mandate</w:t>
@@ -5214,7 +5268,6 @@
           <w:p>
             <w:pPr>
               <w:pStyle w:val="Compact"/>
-              <w:jc w:val="left"/>
             </w:pPr>
             <w:r>
               <w:t xml:space="preserve">Standard / Reference</w:t>
@@ -5228,7 +5281,6 @@
           <w:p>
             <w:pPr>
               <w:pStyle w:val="Compact"/>
-              <w:jc w:val="left"/>
             </w:pPr>
             <w:r>
               <w:t xml:space="preserve">Separate truth from runtime enforcement</w:t>
@@ -5240,7 +5292,6 @@
           <w:p>
             <w:pPr>
               <w:pStyle w:val="Compact"/>
-              <w:jc w:val="left"/>
             </w:pPr>
             <w:r>
               <w:t xml:space="preserve">EO 14028 (May 2021), OMB M-22-09</w:t>
@@ -5252,7 +5303,6 @@
           <w:p>
             <w:pPr>
               <w:pStyle w:val="Compact"/>
-              <w:jc w:val="left"/>
             </w:pPr>
             <w:r>
               <w:t xml:space="preserve">NIST SP 800-207 §2 (Zero Trust tenets)</w:t>
@@ -5266,7 +5316,6 @@
           <w:p>
             <w:pPr>
               <w:pStyle w:val="Compact"/>
-              <w:jc w:val="left"/>
             </w:pPr>
             <w:r>
               <w:t xml:space="preserve">Single source of truth for identity and data</w:t>
@@ -5278,7 +5327,6 @@
           <w:p>
             <w:pPr>
               <w:pStyle w:val="Compact"/>
-              <w:jc w:val="left"/>
             </w:pPr>
             <w:r>
               <w:t xml:space="preserve">Evidence Act (2018), Federal Data Strategy</w:t>
@@ -5290,7 +5338,6 @@
           <w:p>
             <w:pPr>
               <w:pStyle w:val="Compact"/>
-              <w:jc w:val="left"/>
             </w:pPr>
             <w:r>
               <w:t xml:space="preserve">NIST SP 800-53 Rev 5 CM-8, SI-12</w:t>
@@ -5304,7 +5351,6 @@
           <w:p>
             <w:pPr>
               <w:pStyle w:val="Compact"/>
-              <w:jc w:val="left"/>
             </w:pPr>
             <w:r>
               <w:t xml:space="preserve">Authoritative identity attributes from HR / authoritative sources</w:t>
@@ -5316,7 +5362,6 @@
           <w:p>
             <w:pPr>
               <w:pStyle w:val="Compact"/>
-              <w:jc w:val="left"/>
             </w:pPr>
             <w:r>
               <w:t xml:space="preserve">FICAM Architecture, OMB M-22-09</w:t>
@@ -5328,7 +5373,6 @@
           <w:p>
             <w:pPr>
               <w:pStyle w:val="Compact"/>
-              <w:jc w:val="left"/>
             </w:pPr>
             <w:r>
               <w:t xml:space="preserve">NIST SP 800-63 Digital Identity Guidelines</w:t>
@@ -5342,7 +5386,6 @@
           <w:p>
             <w:pPr>
               <w:pStyle w:val="Compact"/>
-              <w:jc w:val="left"/>
             </w:pPr>
             <w:r>
               <w:t xml:space="preserve">Application-aware networking; per-transaction policy enforcement</w:t>
@@ -5354,7 +5397,6 @@
           <w:p>
             <w:pPr>
               <w:pStyle w:val="Compact"/>
-              <w:jc w:val="left"/>
             </w:pPr>
             <w:r>
               <w:t xml:space="preserve">OMB M-22-09 §4, EO 14028</w:t>
@@ -5366,7 +5408,6 @@
           <w:p>
             <w:pPr>
               <w:pStyle w:val="Compact"/>
-              <w:jc w:val="left"/>
             </w:pPr>
             <w:r>
               <w:t xml:space="preserve">NIST SP 800-207, TIC 3.0 Use Cases E and F</w:t>
@@ -5380,7 +5421,6 @@
           <w:p>
             <w:pPr>
               <w:pStyle w:val="Compact"/>
-              <w:jc w:val="left"/>
             </w:pPr>
             <w:r>
               <w:t xml:space="preserve">Phishing-resistant MFA / Certificate-Based Authentication</w:t>
@@ -5392,7 +5432,6 @@
           <w:p>
             <w:pPr>
               <w:pStyle w:val="Compact"/>
-              <w:jc w:val="left"/>
             </w:pPr>
             <w:r>
               <w:t xml:space="preserve">BOD 25-01, OMB M-22-09</w:t>
@@ -5404,7 +5443,6 @@
           <w:p>
             <w:pPr>
               <w:pStyle w:val="Compact"/>
-              <w:jc w:val="left"/>
             </w:pPr>
             <w:r>
               <w:t xml:space="preserve">CISA ZTMM v2.0 Identity pillar (Advanced/Optimal)</w:t>
@@ -5418,7 +5456,6 @@
           <w:p>
             <w:pPr>
               <w:pStyle w:val="Compact"/>
-              <w:jc w:val="left"/>
             </w:pPr>
             <w:r>
               <w:t xml:space="preserve">Eliminate NTLM; move to token-based identity</w:t>
@@ -5430,7 +5467,6 @@
           <w:p>
             <w:pPr>
               <w:pStyle w:val="Compact"/>
-              <w:jc w:val="left"/>
             </w:pPr>
             <w:r>
               <w:t xml:space="preserve">BOD 25-01 (M365 SCuBA baselines)</w:t>
@@ -5442,7 +5478,6 @@
           <w:p>
             <w:pPr>
               <w:pStyle w:val="Compact"/>
-              <w:jc w:val="left"/>
             </w:pPr>
             <w:r>
               <w:t xml:space="preserve">CISA ZTMM v2.0 Identity pillar</w:t>
@@ -5456,7 +5491,6 @@
           <w:p>
             <w:pPr>
               <w:pStyle w:val="Compact"/>
-              <w:jc w:val="left"/>
             </w:pPr>
             <w:r>
               <w:t xml:space="preserve">Device compliance as input to access decisions</w:t>
@@ -5468,7 +5502,6 @@
           <w:p>
             <w:pPr>
               <w:pStyle w:val="Compact"/>
-              <w:jc w:val="left"/>
             </w:pPr>
             <w:r>
               <w:t xml:space="preserve">OMB M-22-09 §3</w:t>
@@ -5480,7 +5513,6 @@
           <w:p>
             <w:pPr>
               <w:pStyle w:val="Compact"/>
-              <w:jc w:val="left"/>
             </w:pPr>
             <w:r>
               <w:t xml:space="preserve">CISA ZTMM v2.0 Devices pillar</w:t>
@@ -5494,7 +5526,6 @@
           <w:p>
             <w:pPr>
               <w:pStyle w:val="Compact"/>
-              <w:jc w:val="left"/>
             </w:pPr>
             <w:r>
               <w:t xml:space="preserve">SD-WAN local internet breakout; eliminate MPLS hairpin</w:t>
@@ -5506,7 +5537,6 @@
           <w:p>
             <w:pPr>
               <w:pStyle w:val="Compact"/>
-              <w:jc w:val="left"/>
             </w:pPr>
             <w:r>
               <w:t xml:space="preserve">TIC 3.0 (Trusted Internet Connections)</w:t>
@@ -5518,7 +5548,6 @@
           <w:p>
             <w:pPr>
               <w:pStyle w:val="Compact"/>
-              <w:jc w:val="left"/>
             </w:pPr>
             <w:r>
               <w:t xml:space="preserve">CISA ZTMM v2.0 Networks pillar</w:t>
@@ -5532,7 +5561,6 @@
           <w:p>
             <w:pPr>
               <w:pStyle w:val="Compact"/>
-              <w:jc w:val="left"/>
             </w:pPr>
             <w:r>
               <w:t xml:space="preserve">SASE / ZTNA as access model replacing VPN</w:t>
@@ -5544,7 +5572,6 @@
           <w:p>
             <w:pPr>
               <w:pStyle w:val="Compact"/>
-              <w:jc w:val="left"/>
             </w:pPr>
             <w:r>
               <w:t xml:space="preserve">OMB M-22-09 §4, TIC 3.0</w:t>
@@ -5556,7 +5583,6 @@
           <w:p>
             <w:pPr>
               <w:pStyle w:val="Compact"/>
-              <w:jc w:val="left"/>
             </w:pPr>
             <w:r>
               <w:t xml:space="preserve">NIST SP 800-207, CISA ZTMM Networks pillar</w:t>
@@ -5570,7 +5596,6 @@
           <w:p>
             <w:pPr>
               <w:pStyle w:val="Compact"/>
-              <w:jc w:val="left"/>
             </w:pPr>
             <w:r>
               <w:t xml:space="preserve">Unified DNS as security control (DNSSEC, RPZ, threat blocking)</w:t>
@@ -5582,7 +5607,6 @@
           <w:p>
             <w:pPr>
               <w:pStyle w:val="Compact"/>
-              <w:jc w:val="left"/>
             </w:pPr>
             <w:r>
               <w:t xml:space="preserve">FedRAMP Moderate SC-20/21</w:t>
@@ -5594,7 +5618,6 @@
           <w:p>
             <w:pPr>
               <w:pStyle w:val="Compact"/>
-              <w:jc w:val="left"/>
             </w:pPr>
             <w:r>
               <w:t xml:space="preserve">NIST SP 800-53 Rev 5 SC-20, SC-21</w:t>
@@ -5608,7 +5631,6 @@
           <w:p>
             <w:pPr>
               <w:pStyle w:val="Compact"/>
-              <w:jc w:val="left"/>
             </w:pPr>
             <w:r>
               <w:t xml:space="preserve">IP address inventory as compliance evidence (CM-8)</w:t>
@@ -5620,7 +5642,6 @@
           <w:p>
             <w:pPr>
               <w:pStyle w:val="Compact"/>
-              <w:jc w:val="left"/>
             </w:pPr>
             <w:r>
               <w:t xml:space="preserve">FedRAMP Moderate</w:t>
@@ -5632,7 +5653,6 @@
           <w:p>
             <w:pPr>
               <w:pStyle w:val="Compact"/>
-              <w:jc w:val="left"/>
             </w:pPr>
             <w:r>
               <w:t xml:space="preserve">NIST SP 800-53 Rev 5 CM-8</w:t>
@@ -5646,7 +5666,6 @@
           <w:p>
             <w:pPr>
               <w:pStyle w:val="Compact"/>
-              <w:jc w:val="left"/>
             </w:pPr>
             <w:r>
               <w:t xml:space="preserve">Audit provenance: every transaction traceable to authorized source</w:t>
@@ -5658,7 +5677,6 @@
           <w:p>
             <w:pPr>
               <w:pStyle w:val="Compact"/>
-              <w:jc w:val="left"/>
             </w:pPr>
             <w:r>
               <w:t xml:space="preserve">FedRAMP Moderate AU-2/12</w:t>
@@ -5670,7 +5688,6 @@
           <w:p>
             <w:pPr>
               <w:pStyle w:val="Compact"/>
-              <w:jc w:val="left"/>
             </w:pPr>
             <w:r>
               <w:t xml:space="preserve">NIST SP 800-53 Rev 5 AU-2, AU-12</w:t>
@@ -5684,7 +5701,6 @@
           <w:p>
             <w:pPr>
               <w:pStyle w:val="Compact"/>
-              <w:jc w:val="left"/>
             </w:pPr>
             <w:r>
               <w:t xml:space="preserve">Continuous monitoring; automated KSI enforcement</w:t>
@@ -5696,7 +5712,6 @@
           <w:p>
             <w:pPr>
               <w:pStyle w:val="Compact"/>
-              <w:jc w:val="left"/>
             </w:pPr>
             <w:r>
               <w:t xml:space="preserve">FedRAMP 20x Consolidated Rules (Jun 25, 2026); OMB Circular A-130</w:t>
@@ -5708,7 +5723,6 @@
           <w:p>
             <w:pPr>
               <w:pStyle w:val="Compact"/>
-              <w:jc w:val="left"/>
             </w:pPr>
             <w:r>
               <w:t xml:space="preserve">NIST SP 800-37 Rev 2 CA-7; FedRAMP 20x KSIs; mandatory Jan 1, 2027</w:t>
@@ -5722,7 +5736,6 @@
           <w:p>
             <w:pPr>
               <w:pStyle w:val="Compact"/>
-              <w:jc w:val="left"/>
             </w:pPr>
             <w:r>
               <w:t xml:space="preserve">Gated actuation as standard governance posture (Advanced maturity)</w:t>
@@ -5734,7 +5747,6 @@
           <w:p>
             <w:pPr>
               <w:pStyle w:val="Compact"/>
-              <w:jc w:val="left"/>
             </w:pPr>
             <w:r>
               <w:t xml:space="preserve">FedRAMP ConMon, OMB M-22-09</w:t>
@@ -5746,7 +5758,6 @@
           <w:p>
             <w:pPr>
               <w:pStyle w:val="Compact"/>
-              <w:jc w:val="left"/>
             </w:pPr>
             <w:r>
               <w:t xml:space="preserve">CISA ZTMM v2.0 Automation and Orchestration pillar</w:t>
@@ -5760,7 +5771,6 @@
           <w:p>
             <w:pPr>
               <w:pStyle w:val="Compact"/>
-              <w:jc w:val="left"/>
             </w:pPr>
             <w:r>
               <w:t xml:space="preserve">Machine-readable KSI evidence; no manual evidence assembly</w:t>
@@ -5772,7 +5782,6 @@
           <w:p>
             <w:pPr>
               <w:pStyle w:val="Compact"/>
-              <w:jc w:val="left"/>
             </w:pPr>
             <w:r>
               <w:t xml:space="preserve">FedRAMP 20x Consolidated Rules — Class A/B/C pipelines open Aug 3/31, 2026</w:t>
@@ -5784,7 +5793,6 @@
           <w:p>
             <w:pPr>
               <w:pStyle w:val="Compact"/>
-              <w:jc w:val="left"/>
             </w:pPr>
             <w:r>
               <w:t xml:space="preserve">FedRAMP 20x JSON evidence format; GitHub-published structured rules</w:t>
@@ -5793,23 +5801,197 @@
         </w:tc>
       </w:tr>
     </w:tbl>
-    <w:bookmarkEnd w:id="84"/>
-    <w:bookmarkStart w:id="100" w:name="appendix-cisco-inr"/>
+    <w:bookmarkEnd w:id="82"/>
+    <w:bookmarkStart w:id="108" w:name="appendix-cisco-inr"/>
     <w:p>
       <w:pPr>
         <w:pStyle w:val="Heading1"/>
       </w:pPr>
       <w:r>
-        <w:rPr>
-          <w:rStyle w:val="SectionNumber"/>
-        </w:rPr>
-        <w:t xml:space="preserve">11</w:t>
-      </w:r>
-      <w:r>
-        <w:tab/>
-      </w:r>
-      <w:r>
-        <w:t xml:space="preserve">Appendix A — Cisco Catalyst SD-WAN and Microsoft Intelligent Network Routing: Federal Implementation Reference</w:t>
+        <w:t xml:space="preserve">11. Appendix A — Cisco Catalyst SD-WAN and Microsoft Intelligent Network Routing: Federal Implementation Reference</w:t>
+      </w:r>
+    </w:p>
+    <w:tbl>
+      <w:tblPr>
+        <w:tblStyle w:val="Table"/>
+        <w:tblLook w:firstRow="0" w:lastRow="0" w:firstColumn="0" w:lastColumn="0" w:noHBand="0" w:noVBand="0" w:val="0000"/>
+        <w:tblBorders>
+          <w:top w:val="single" w:sz="4" w:space="0" w:color="0758E5"/>
+          <w:left w:val="single" w:sz="24" w:space="0" w:color="0758E5"/>
+          <w:bottom w:val="single" w:sz="4" w:space="0" w:color="0758E5"/>
+          <w:right w:val="single" w:sz="4" w:space="0" w:color="0758E5"/>
+        </w:tblBorders>
+        <w:tblCellMar>
+          <w:left w:w="144" w:type="dxa"/>
+          <w:right w:w="144" w:type="dxa"/>
+        </w:tblCellMar>
+        <w:tblLook w:firstRow="0" w:lastRow="0" w:firstColumn="0" w:lastColumn="0" w:noHBand="0" w:noVBand="0" w:val="0000"/>
+      </w:tblPr>
+      <w:tr>
+        <w:trPr>
+          <w:cantSplit/>
+        </w:trPr>
+        <w:tc>
+          <w:tcPr>
+            <w:shd w:color="auto" w:fill="dae6fb" w:val="clear"/>
+            <w:tcMar>
+              <w:top w:w="92" w:type="dxa"/>
+              <w:bottom w:w="92" w:type="dxa"/>
+            </w:tcMar>
+          </w:tcPr>
+          <w:p>
+            <w:pPr>
+              <w:pStyle w:val="FirstParagraph"/>
+            </w:pPr>
+            <w:pPr>
+              <w:spacing w:before="0" w:after="0"/>
+              <w:textAlignment w:val="center"/>
+            </w:pPr>
+            <w:r>
+              <w:drawing>
+                <wp:inline>
+                  <wp:extent cx="152400" cy="152400"/>
+                  <wp:effectExtent b="0" l="0" r="0" t="0"/>
+                  <wp:docPr descr="" title="" id="83" name="Picture"/>
+                  <a:graphic>
+                    <a:graphicData uri="http://schemas.openxmlformats.org/drawingml/2006/picture">
+                      <pic:pic>
+                        <pic:nvPicPr>
+                          <pic:cNvPr descr="/opt/quarto/share/formats/docx/note.png" id="84" name="Picture"/>
+                          <pic:cNvPicPr>
+                            <a:picLocks noChangeArrowheads="1" noChangeAspect="1"/>
+                          </pic:cNvPicPr>
+                        </pic:nvPicPr>
+                        <pic:blipFill>
+                          <a:blip r:embed="rId9"/>
+                          <a:stretch>
+                            <a:fillRect/>
+                          </a:stretch>
+                        </pic:blipFill>
+                        <pic:spPr bwMode="auto">
+                          <a:xfrm>
+                            <a:off x="0" y="0"/>
+                            <a:ext cx="152400" cy="152400"/>
+                          </a:xfrm>
+                          <a:prstGeom prst="rect">
+                            <a:avLst/>
+                          </a:prstGeom>
+                          <a:noFill/>
+                          <a:ln w="9525">
+                            <a:noFill/>
+                            <a:headEnd/>
+                            <a:tailEnd/>
+                          </a:ln>
+                        </pic:spPr>
+                      </pic:pic>
+                    </a:graphicData>
+                  </a:graphic>
+                </wp:inline>
+              </w:drawing>
+            </w:r>
+            <w:r>
+              <w:t xml:space="preserve"> </w:t>
+            </w:r>
+            <w:r>
+              <w:t xml:space="preserve"> </w:t>
+            </w:r>
+            <w:r>
+              <w:t xml:space="preserve">Note</w:t>
+            </w:r>
+          </w:p>
+        </w:tc>
+      </w:tr>
+      <w:tr>
+        <w:trPr>
+          <w:cantSplit/>
+        </w:trPr>
+        <w:tc>
+          <w:tcPr>
+            <w:tcMar>
+              <w:top w:w="108" w:type="dxa"/>
+              <w:bottom w:w="108" w:type="dxa"/>
+            </w:tcMar>
+          </w:tcPr>
+          <w:p>
+            <w:pPr>
+              <w:pStyle w:val="BodyText"/>
+            </w:pPr>
+            <w:pPr>
+              <w:spacing w:before="16" w:after="16"/>
+            </w:pPr>
+            <w:r>
+              <w:rPr>
+                <w:b/>
+                <w:bCs/>
+              </w:rPr>
+              <w:t xml:space="preserve">Scope: FedRAMP Moderate civilian agencies using Microsoft 365 GCC.</w:t>
+            </w:r>
+            <w:r>
+              <w:t xml:space="preserve"> </w:t>
+            </w:r>
+            <w:r>
+              <w:t xml:space="preserve">This appendix is scoped to</w:t>
+            </w:r>
+            <w:r>
+              <w:t xml:space="preserve"> </w:t>
+            </w:r>
+            <w:r>
+              <w:rPr>
+                <w:b/>
+                <w:bCs/>
+              </w:rPr>
+              <w:t xml:space="preserve">FedRAMP Moderate</w:t>
+            </w:r>
+            <w:r>
+              <w:t xml:space="preserve"> </w:t>
+            </w:r>
+            <w:r>
+              <w:t xml:space="preserve">— civilian federal agencies operating M365 GCC tenants. GCC High, DoD IL4/IL5, and FedRAMP High authorizations are out of scope. Book 05’s main narrative describes SD-WAN in platform-neutral terms. This appendix addresses the specific combination that most FedRAMP Moderate agencies encounter:</w:t>
+            </w:r>
+            <w:r>
+              <w:t xml:space="preserve"> </w:t>
+            </w:r>
+            <w:r>
+              <w:rPr>
+                <w:b/>
+                <w:bCs/>
+              </w:rPr>
+              <w:t xml:space="preserve">Cisco Catalyst SD-WAN</w:t>
+            </w:r>
+            <w:r>
+              <w:t xml:space="preserve"> </w:t>
+            </w:r>
+            <w:r>
+              <w:t xml:space="preserve">as the branch transport platform and</w:t>
+            </w:r>
+            <w:r>
+              <w:t xml:space="preserve"> </w:t>
+            </w:r>
+            <w:r>
+              <w:rPr>
+                <w:b/>
+                <w:bCs/>
+              </w:rPr>
+              <w:t xml:space="preserve">Microsoft Intelligent Network Routing (INR)</w:t>
+            </w:r>
+            <w:r>
+              <w:t xml:space="preserve"> </w:t>
+            </w:r>
+            <w:r>
+              <w:t xml:space="preserve">as the M365 traffic optimization layer.</w:t>
+            </w:r>
+          </w:p>
+          <w:p/>
+        </w:tc>
+      </w:tr>
+    </w:tbl>
+    <w:bookmarkStart w:id="90" w:name="X69b36ee78dd9a090e7e5b9eacd6d8e488a21350"/>
+    <w:p>
+      <w:pPr>
+        <w:pStyle w:val="Heading2"/>
+      </w:pPr>
+      <w:r>
+        <w:t xml:space="preserve">11.1 A.1 — Cisco Catalyst SD-WAN: What It Is and What It Is Not</w:t>
       </w:r>
     </w:p>
     <w:p>
@@ -5817,90 +5999,6 @@
         <w:pStyle w:val="FirstParagraph"/>
       </w:pPr>
       <w:r>
-        <w:rPr>
-          <w:bCs/>
-          <w:b/>
-        </w:rPr>
-        <w:t xml:space="preserve">Scope: FedRAMP Moderate civilian agencies using Microsoft 365 GCC.</w:t>
-      </w:r>
-      <w:r>
-        <w:t xml:space="preserve"> </w:t>
-      </w:r>
-      <w:r>
-        <w:t xml:space="preserve">This appendix is scoped to</w:t>
-      </w:r>
-      <w:r>
-        <w:t xml:space="preserve"> </w:t>
-      </w:r>
-      <w:r>
-        <w:rPr>
-          <w:bCs/>
-          <w:b/>
-        </w:rPr>
-        <w:t xml:space="preserve">FedRAMP Moderate</w:t>
-      </w:r>
-      <w:r>
-        <w:t xml:space="preserve"> </w:t>
-      </w:r>
-      <w:r>
-        <w:t xml:space="preserve">— civilian federal agencies operating M365 GCC tenants. GCC High, DoD IL4/IL5, and FedRAMP High authorizations are out of scope. Book 02’s main narrative describes SD-WAN in platform-neutral terms. This appendix addresses the specific combination that most FedRAMP Moderate agencies encounter:</w:t>
-      </w:r>
-      <w:r>
-        <w:t xml:space="preserve"> </w:t>
-      </w:r>
-      <w:r>
-        <w:rPr>
-          <w:bCs/>
-          <w:b/>
-        </w:rPr>
-        <w:t xml:space="preserve">Cisco Catalyst SD-WAN</w:t>
-      </w:r>
-      <w:r>
-        <w:t xml:space="preserve"> </w:t>
-      </w:r>
-      <w:r>
-        <w:t xml:space="preserve">as the branch transport platform and</w:t>
-      </w:r>
-      <w:r>
-        <w:t xml:space="preserve"> </w:t>
-      </w:r>
-      <w:r>
-        <w:rPr>
-          <w:bCs/>
-          <w:b/>
-        </w:rPr>
-        <w:t xml:space="preserve">Microsoft Intelligent Network Routing (INR)</w:t>
-      </w:r>
-      <w:r>
-        <w:t xml:space="preserve"> </w:t>
-      </w:r>
-      <w:r>
-        <w:t xml:space="preserve">as the M365 traffic optimization layer.</w:t>
-      </w:r>
-    </w:p>
-    <w:bookmarkStart w:id="88" w:name="X69b36ee78dd9a090e7e5b9eacd6d8e488a21350"/>
-    <w:p>
-      <w:pPr>
-        <w:pStyle w:val="Heading2"/>
-      </w:pPr>
-      <w:r>
-        <w:rPr>
-          <w:rStyle w:val="SectionNumber"/>
-        </w:rPr>
-        <w:t xml:space="preserve">11.1</w:t>
-      </w:r>
-      <w:r>
-        <w:tab/>
-      </w:r>
-      <w:r>
-        <w:t xml:space="preserve">A.1 — Cisco Catalyst SD-WAN: What It Is and What It Is Not</w:t>
-      </w:r>
-    </w:p>
-    <w:p>
-      <w:pPr>
-        <w:pStyle w:val="FirstParagraph"/>
-      </w:pPr>
-      <w:r>
         <w:t xml:space="preserve">Cisco Catalyst SD-WAN (formerly the Viptela platform, acquired 2017 and rebranded 2023) is Cisco’s enterprise SD-WAN solution. In federal contexts it is typically deployed as one of two configurations:</w:t>
       </w:r>
       <w:r>
@@ -5908,8 +6006,8 @@
       </w:r>
       <w:r>
         <w:rPr>
-          <w:bCs/>
-          <w:b/>
+          <w:b/>
+          <w:bCs/>
         </w:rPr>
         <w:t xml:space="preserve">on-premises managed</w:t>
       </w:r>
@@ -5924,8 +6022,8 @@
       </w:r>
       <w:r>
         <w:rPr>
-          <w:bCs/>
-          <w:b/>
+          <w:b/>
+          <w:bCs/>
         </w:rPr>
         <w:t xml:space="preserve">cloud-delivered</w:t>
       </w:r>
@@ -5949,16 +6047,16 @@
         <w:pStyle w:val="TableCaption"/>
       </w:pPr>
       <w:r>
-        <w:t xml:space="preserve">Cisco Catalyst SD-WAN Functional Planes {.striped .hover}</w:t>
+        <w:t xml:space="preserve">Cisco Catalyst SD-WAN Functional Planes</w:t>
       </w:r>
     </w:p>
     <w:tbl>
       <w:tblPr>
         <w:tblStyle w:val="Table"/>
         <w:tblW w:type="pct" w:w="5000"/>
+        <w:tblLayout w:type="fixed"/>
         <w:tblLook w:firstRow="1" w:lastRow="0" w:firstColumn="0" w:lastColumn="0" w:noHBand="0" w:noVBand="0" w:val="0020"/>
-        <w:jc w:val="start"/>
-        <w:tblCaption w:val="Cisco Catalyst SD-WAN Functional Planes {.striped .hover}"/>
+        <w:tblCaption w:val="Cisco Catalyst SD-WAN Functional Planes"/>
       </w:tblPr>
       <w:tblGrid>
         <w:gridCol w:w="2640"/>
@@ -5967,14 +6065,13 @@
       </w:tblGrid>
       <w:tr>
         <w:trPr>
-          <w:tblHeader w:val="true"/>
+          <w:tblHeader w:val="on"/>
         </w:trPr>
         <w:tc>
           <w:tcPr/>
           <w:p>
             <w:pPr>
               <w:pStyle w:val="Compact"/>
-              <w:jc w:val="left"/>
             </w:pPr>
             <w:r>
               <w:t xml:space="preserve">Plane</w:t>
@@ -5986,7 +6083,6 @@
           <w:p>
             <w:pPr>
               <w:pStyle w:val="Compact"/>
-              <w:jc w:val="left"/>
             </w:pPr>
             <w:r>
               <w:t xml:space="preserve">Component</w:t>
@@ -5998,7 +6094,6 @@
           <w:p>
             <w:pPr>
               <w:pStyle w:val="Compact"/>
-              <w:jc w:val="left"/>
             </w:pPr>
             <w:r>
               <w:t xml:space="preserve">What It Does</w:t>
@@ -6012,12 +6107,11 @@
           <w:p>
             <w:pPr>
               <w:pStyle w:val="Compact"/>
-              <w:jc w:val="left"/>
             </w:pPr>
             <w:r>
               <w:rPr>
+                <w:b/>
                 <w:bCs/>
-                <w:b/>
               </w:rPr>
               <w:t xml:space="preserve">Management</w:t>
             </w:r>
@@ -6028,7 +6122,6 @@
           <w:p>
             <w:pPr>
               <w:pStyle w:val="Compact"/>
-              <w:jc w:val="left"/>
             </w:pPr>
             <w:r>
               <w:t xml:space="preserve">SD-WAN Manager (vManage)</w:t>
@@ -6040,7 +6133,6 @@
           <w:p>
             <w:pPr>
               <w:pStyle w:val="Compact"/>
-              <w:jc w:val="left"/>
             </w:pPr>
             <w:r>
               <w:t xml:space="preserve">Policy authoring, template deployment, telemetry aggregation, audit logging — the authoritative governance surface for all WAN configuration</w:t>
@@ -6054,12 +6146,11 @@
           <w:p>
             <w:pPr>
               <w:pStyle w:val="Compact"/>
-              <w:jc w:val="left"/>
             </w:pPr>
             <w:r>
               <w:rPr>
+                <w:b/>
                 <w:bCs/>
-                <w:b/>
               </w:rPr>
               <w:t xml:space="preserve">Control</w:t>
             </w:r>
@@ -6070,7 +6161,6 @@
           <w:p>
             <w:pPr>
               <w:pStyle w:val="Compact"/>
-              <w:jc w:val="left"/>
             </w:pPr>
             <w:r>
               <w:t xml:space="preserve">SD-WAN Controller (vSmart)</w:t>
@@ -6082,7 +6172,6 @@
           <w:p>
             <w:pPr>
               <w:pStyle w:val="Compact"/>
-              <w:jc w:val="left"/>
             </w:pPr>
             <w:r>
               <w:t xml:space="preserve">Distributes routing policy and reachability information to all WAN Edge devices; OMP (Overlay Management Protocol) equivalent of BGP for the SD-WAN fabric</w:t>
@@ -6096,12 +6185,11 @@
           <w:p>
             <w:pPr>
               <w:pStyle w:val="Compact"/>
-              <w:jc w:val="left"/>
             </w:pPr>
             <w:r>
               <w:rPr>
+                <w:b/>
                 <w:bCs/>
-                <w:b/>
               </w:rPr>
               <w:t xml:space="preserve">Orchestration</w:t>
             </w:r>
@@ -6112,7 +6200,6 @@
           <w:p>
             <w:pPr>
               <w:pStyle w:val="Compact"/>
-              <w:jc w:val="left"/>
             </w:pPr>
             <w:r>
               <w:t xml:space="preserve">SD-WAN Validator (vBond)</w:t>
@@ -6124,7 +6211,6 @@
           <w:p>
             <w:pPr>
               <w:pStyle w:val="Compact"/>
-              <w:jc w:val="left"/>
             </w:pPr>
             <w:r>
               <w:t xml:space="preserve">Zero-touch provisioning; authenticates WAN Edge devices before they join the fabric; single network-facing IP that field offices reach to onboard</w:t>
@@ -6138,12 +6224,11 @@
           <w:p>
             <w:pPr>
               <w:pStyle w:val="Compact"/>
-              <w:jc w:val="left"/>
             </w:pPr>
             <w:r>
               <w:rPr>
+                <w:b/>
                 <w:bCs/>
-                <w:b/>
               </w:rPr>
               <w:t xml:space="preserve">Data</w:t>
             </w:r>
@@ -6154,7 +6239,6 @@
           <w:p>
             <w:pPr>
               <w:pStyle w:val="Compact"/>
-              <w:jc w:val="left"/>
             </w:pPr>
             <w:r>
               <w:t xml:space="preserve">WAN Edge (cEdge / ISR / ASR)</w:t>
@@ -6166,7 +6250,6 @@
           <w:p>
             <w:pPr>
               <w:pStyle w:val="Compact"/>
-              <w:jc w:val="left"/>
             </w:pPr>
             <w:r>
               <w:t xml:space="preserve">The physical or virtual device at the branch; applies policy, measures paths, performs DPI, steers traffic — the only plane users’ packets traverse</w:t>
@@ -6182,7 +6265,7 @@
       <w:r>
         <w:drawing>
           <wp:inline>
-            <wp:extent cx="7772400" cy="3736730"/>
+            <wp:extent cx="5334000" cy="2564423"/>
             <wp:effectExtent b="0" l="0" r="0" t="0"/>
             <wp:docPr descr="Cisco Catalyst SD-WAN — Four Functional Planes" title="" id="86" name="Picture"/>
             <a:graphic>
@@ -6203,7 +6286,7 @@
                   <pic:spPr bwMode="auto">
                     <a:xfrm>
                       <a:off x="0" y="0"/>
-                      <a:ext cx="7772400" cy="3736730"/>
+                      <a:ext cx="5334000" cy="2564423"/>
                     </a:xfrm>
                     <a:prstGeom prst="rect">
                       <a:avLst/>
@@ -6236,8 +6319,8 @@
       </w:pPr>
       <w:r>
         <w:rPr>
-          <w:bCs/>
-          <w:b/>
+          <w:b/>
+          <w:bCs/>
         </w:rPr>
         <w:t xml:space="preserve">The FedRAMP boundary implication:</w:t>
       </w:r>
@@ -6248,41 +6331,246 @@
         <w:t xml:space="preserve">Only SD-WAN Manager (the management plane) is a cloud-hosted SaaS component when using the cloud-delivered model. The data plane (cEdge at the branch) is hardware deployed within the agency boundary. The control and orchestration planes operate at the agency-managed FedRAMP boundary or in GovCloud. This boundary partitioning is the first question an Authorizing Official must document.</w:t>
       </w:r>
     </w:p>
+    <w:tbl>
+      <w:tblPr>
+        <w:tblStyle w:val="Table"/>
+        <w:tblLook w:firstRow="0" w:lastRow="0" w:firstColumn="0" w:lastColumn="0" w:noHBand="0" w:noVBand="0" w:val="0000"/>
+        <w:tblBorders>
+          <w:top w:val="single" w:sz="4" w:space="0" w:color="CC1914"/>
+          <w:left w:val="single" w:sz="24" w:space="0" w:color="CC1914"/>
+          <w:bottom w:val="single" w:sz="4" w:space="0" w:color="CC1914"/>
+          <w:right w:val="single" w:sz="4" w:space="0" w:color="CC1914"/>
+        </w:tblBorders>
+        <w:tblCellMar>
+          <w:left w:w="144" w:type="dxa"/>
+          <w:right w:w="144" w:type="dxa"/>
+        </w:tblCellMar>
+        <w:tblLook w:firstRow="0" w:lastRow="0" w:firstColumn="0" w:lastColumn="0" w:noHBand="0" w:noVBand="0" w:val="0000"/>
+      </w:tblPr>
+      <w:tr>
+        <w:trPr>
+          <w:cantSplit/>
+        </w:trPr>
+        <w:tc>
+          <w:tcPr>
+            <w:shd w:color="auto" w:fill="f7dddc" w:val="clear"/>
+            <w:tcMar>
+              <w:top w:w="92" w:type="dxa"/>
+              <w:bottom w:w="92" w:type="dxa"/>
+            </w:tcMar>
+          </w:tcPr>
+          <w:p>
+            <w:pPr>
+              <w:pStyle w:val="BodyText"/>
+            </w:pPr>
+            <w:pPr>
+              <w:spacing w:before="0" w:after="0"/>
+              <w:textAlignment w:val="center"/>
+            </w:pPr>
+            <w:r>
+              <w:drawing>
+                <wp:inline>
+                  <wp:extent cx="152400" cy="152400"/>
+                  <wp:effectExtent b="0" l="0" r="0" t="0"/>
+                  <wp:docPr descr="" title="" id="88" name="Picture"/>
+                  <a:graphic>
+                    <a:graphicData uri="http://schemas.openxmlformats.org/drawingml/2006/picture">
+                      <pic:pic>
+                        <pic:nvPicPr>
+                          <pic:cNvPr descr="/opt/quarto/share/formats/docx/important.png" id="89" name="Picture"/>
+                          <pic:cNvPicPr>
+                            <a:picLocks noChangeArrowheads="1" noChangeAspect="1"/>
+                          </pic:cNvPicPr>
+                        </pic:nvPicPr>
+                        <pic:blipFill>
+                          <a:blip r:embed="rId73"/>
+                          <a:stretch>
+                            <a:fillRect/>
+                          </a:stretch>
+                        </pic:blipFill>
+                        <pic:spPr bwMode="auto">
+                          <a:xfrm>
+                            <a:off x="0" y="0"/>
+                            <a:ext cx="152400" cy="152400"/>
+                          </a:xfrm>
+                          <a:prstGeom prst="rect">
+                            <a:avLst/>
+                          </a:prstGeom>
+                          <a:noFill/>
+                          <a:ln w="9525">
+                            <a:noFill/>
+                            <a:headEnd/>
+                            <a:tailEnd/>
+                          </a:ln>
+                        </pic:spPr>
+                      </pic:pic>
+                    </a:graphicData>
+                  </a:graphic>
+                </wp:inline>
+              </w:drawing>
+            </w:r>
+            <w:r>
+              <w:t xml:space="preserve"> </w:t>
+            </w:r>
+            <w:r>
+              <w:t xml:space="preserve"> </w:t>
+            </w:r>
+            <w:r>
+              <w:t xml:space="preserve">Important</w:t>
+            </w:r>
+          </w:p>
+        </w:tc>
+      </w:tr>
+      <w:tr>
+        <w:trPr>
+          <w:cantSplit/>
+        </w:trPr>
+        <w:tc>
+          <w:tcPr>
+            <w:tcMar>
+              <w:top w:w="108" w:type="dxa"/>
+              <w:bottom w:w="108" w:type="dxa"/>
+            </w:tcMar>
+          </w:tcPr>
+          <w:p>
+            <w:pPr>
+              <w:pStyle w:val="BodyText"/>
+            </w:pPr>
+            <w:pPr>
+              <w:spacing w:before="16" w:after="16"/>
+            </w:pPr>
+            <w:r>
+              <w:rPr>
+                <w:b/>
+                <w:bCs/>
+              </w:rPr>
+              <w:t xml:space="preserve">What Cisco Catalyst SD-WAN does not provide by itself.</w:t>
+            </w:r>
+            <w:r>
+              <w:t xml:space="preserve"> </w:t>
+            </w:r>
+            <w:r>
+              <w:t xml:space="preserve">Like all SD-WAN platforms, Cisco Catalyst SD-WAN does not provide user identity awareness, device posture enforcement, or data classification. It provides application identification (via DPI signatures and FQDN matching), path quality measurement, and application-steered routing. The SASE layer — Cisco Umbrella, or a third-party CASB/SWG — provides the identity and data planes. The two must be present together for the full AAN control stack.</w:t>
+            </w:r>
+          </w:p>
+          <w:p/>
+        </w:tc>
+      </w:tr>
+    </w:tbl>
+    <w:bookmarkEnd w:id="90"/>
+    <w:bookmarkStart w:id="94" w:name="X5460198fb276c8cde740bafc8b06344fb8862d7"/>
+    <w:p>
+      <w:pPr>
+        <w:pStyle w:val="Heading2"/>
+      </w:pPr>
+      <w:r>
+        <w:t xml:space="preserve">11.2 A.2 — Microsoft Intelligent Network Routing: What It Is</w:t>
+      </w:r>
+    </w:p>
+    <w:p>
+      <w:pPr>
+        <w:pStyle w:val="FirstParagraph"/>
+      </w:pPr>
+      <w:r>
+        <w:rPr>
+          <w:b/>
+          <w:bCs/>
+        </w:rPr>
+        <w:t xml:space="preserve">Microsoft Intelligent Network Routing (INR)</w:t>
+      </w:r>
+      <w:r>
+        <w:t xml:space="preserve"> </w:t>
+      </w:r>
+      <w:r>
+        <w:t xml:space="preserve">is not a product name — it is the operational model through which Microsoft routes M365 traffic across its global private backbone. Understanding it matters for Cisco Catalyst SD-WAN deployments because it changes the answer to a specific question federal IT architects regularly get wrong:</w:t>
+      </w:r>
+      <w:r>
+        <w:t xml:space="preserve"> </w:t>
+      </w:r>
+      <w:r>
+        <w:rPr>
+          <w:i/>
+          <w:iCs/>
+        </w:rPr>
+        <w:t xml:space="preserve">where should agency SD-WAN terminate M365 traffic?</w:t>
+      </w:r>
+    </w:p>
     <w:p>
       <w:pPr>
         <w:pStyle w:val="BodyText"/>
       </w:pPr>
       <w:r>
-        <w:rPr>
-          <w:bCs/>
-          <w:b/>
-        </w:rPr>
-        <w:t xml:space="preserve">What Cisco Catalyst SD-WAN does not provide by itself.</w:t>
-      </w:r>
-      <w:r>
-        <w:t xml:space="preserve"> </w:t>
-      </w:r>
-      <w:r>
-        <w:t xml:space="preserve">Like all SD-WAN platforms, Cisco Catalyst SD-WAN does not provide user identity awareness, device posture enforcement, or data classification. It provides application identification (via DPI signatures and FQDN matching), path quality measurement, and application-steered routing. The SASE layer — Cisco Umbrella, or a third-party CASB/SWG — provides the identity and data planes. The two must be present together for the full AAN control stack.</w:t>
-      </w:r>
-    </w:p>
-    <w:bookmarkEnd w:id="88"/>
-    <w:bookmarkStart w:id="92" w:name="X5460198fb276c8cde740bafc8b06344fb8862d7"/>
-    <w:p>
-      <w:pPr>
-        <w:pStyle w:val="Heading2"/>
-      </w:pPr>
-      <w:r>
-        <w:rPr>
-          <w:rStyle w:val="SectionNumber"/>
-        </w:rPr>
-        <w:t xml:space="preserve">11.2</w:t>
-      </w:r>
-      <w:r>
-        <w:tab/>
-      </w:r>
-      <w:r>
-        <w:t xml:space="preserve">A.2 — Microsoft Intelligent Network Routing: What It Is</w:t>
+        <w:t xml:space="preserve">The model works as follows:</w:t>
+      </w:r>
+    </w:p>
+    <w:p>
+      <w:pPr>
+        <w:pStyle w:val="BodyText"/>
+      </w:pPr>
+      <w:r>
+        <w:rPr>
+          <w:b/>
+          <w:bCs/>
+        </w:rPr>
+        <w:t xml:space="preserve">Microsoft’s global private backbone.</w:t>
+      </w:r>
+      <w:r>
+        <w:t xml:space="preserve"> </w:t>
+      </w:r>
+      <w:r>
+        <w:t xml:space="preserve">Microsoft operates one of the largest private wide-area networks on Earth — approximately 200,000 km of dedicated fiber connecting Azure regions, edge PoPs, and peering sites globally. When an agency user’s Teams call reaches a Microsoft network edge node, it travels the remainder of its journey entirely on Microsoft’s private backbone — not the public internet. Microsoft’s backbone applies active routing intelligence: if the usual path experiences congestion or latency, traffic is rerouted on the private backbone automatically, in real time, without any action from the agency.</w:t>
+      </w:r>
+    </w:p>
+    <w:p>
+      <w:pPr>
+        <w:pStyle w:val="BodyText"/>
+      </w:pPr>
+      <w:r>
+        <w:rPr>
+          <w:b/>
+          <w:bCs/>
+        </w:rPr>
+        <w:t xml:space="preserve">The front door matters more than the destination.</w:t>
+      </w:r>
+      <w:r>
+        <w:t xml:space="preserve"> </w:t>
+      </w:r>
+      <w:r>
+        <w:t xml:space="preserve">The single most important routing decision in a Cisco Catalyst SD-WAN + M365 deployment is:</w:t>
+      </w:r>
+      <w:r>
+        <w:t xml:space="preserve"> </w:t>
+      </w:r>
+      <w:r>
+        <w:rPr>
+          <w:i/>
+          <w:iCs/>
+        </w:rPr>
+        <w:t xml:space="preserve">which Microsoft edge node does agency traffic enter through?</w:t>
+      </w:r>
+      <w:r>
+        <w:t xml:space="preserve"> </w:t>
+      </w:r>
+      <w:r>
+        <w:t xml:space="preserve">Traffic that enters the Microsoft network at the nearest geographically optimal PoP travels the rest of its path on Microsoft’s private backbone. Traffic that backhauled to a central agency DC first — and then exits from that DC’s internet connection — enters a geographically suboptimal PoP and forfeits the backbone optimization.</w:t>
+      </w:r>
+    </w:p>
+    <w:p>
+      <w:pPr>
+        <w:pStyle w:val="BlockText"/>
+      </w:pPr>
+      <w:r>
+        <w:rPr>
+          <w:b/>
+          <w:bCs/>
+        </w:rPr>
+        <w:t xml:space="preserve">The physics in one sentence:</w:t>
+      </w:r>
+      <w:r>
+        <w:t xml:space="preserve"> </w:t>
+      </w:r>
+      <w:r>
+        <w:t xml:space="preserve">A Teams call from a Portland field office that breaks out to the internet locally and reaches Microsoft’s Seattle edge PoP will have lower latency than the same call backhauled to a DC-area internet connection and entering Microsoft’s Ashburn PoP — even though the Ashburn PoP is geographically closer to Microsoft’s Teams infrastructure.</w:t>
       </w:r>
     </w:p>
     <w:p>
@@ -6291,114 +6579,8 @@
       </w:pPr>
       <w:r>
         <w:rPr>
-          <w:bCs/>
-          <w:b/>
-        </w:rPr>
-        <w:t xml:space="preserve">Microsoft Intelligent Network Routing (INR)</w:t>
-      </w:r>
-      <w:r>
-        <w:t xml:space="preserve"> </w:t>
-      </w:r>
-      <w:r>
-        <w:t xml:space="preserve">is not a product name — it is the operational model through which Microsoft routes M365 traffic across its global private backbone. Understanding it matters for Cisco Catalyst SD-WAN deployments because it changes the answer to a specific question federal IT architects regularly get wrong:</w:t>
-      </w:r>
-      <w:r>
-        <w:t xml:space="preserve"> </w:t>
-      </w:r>
-      <w:r>
-        <w:rPr>
-          <w:iCs/>
-          <w:i/>
-        </w:rPr>
-        <w:t xml:space="preserve">where should agency SD-WAN terminate M365 traffic?</w:t>
-      </w:r>
-    </w:p>
-    <w:p>
-      <w:pPr>
-        <w:pStyle w:val="BodyText"/>
-      </w:pPr>
-      <w:r>
-        <w:t xml:space="preserve">The model works as follows:</w:t>
-      </w:r>
-    </w:p>
-    <w:p>
-      <w:pPr>
-        <w:pStyle w:val="BodyText"/>
-      </w:pPr>
-      <w:r>
-        <w:rPr>
-          <w:bCs/>
-          <w:b/>
-        </w:rPr>
-        <w:t xml:space="preserve">Microsoft’s global private backbone.</w:t>
-      </w:r>
-      <w:r>
-        <w:t xml:space="preserve"> </w:t>
-      </w:r>
-      <w:r>
-        <w:t xml:space="preserve">Microsoft operates one of the largest private wide-area networks on Earth — approximately 200,000 km of dedicated fiber connecting Azure regions, edge PoPs, and peering sites globally. When an agency user’s Teams call reaches a Microsoft network edge node, it travels the remainder of its journey entirely on Microsoft’s private backbone — not the public internet. Microsoft’s backbone applies active routing intelligence: if the usual path experiences congestion or latency, traffic is rerouted on the private backbone automatically, in real time, without any action from the agency.</w:t>
-      </w:r>
-    </w:p>
-    <w:p>
-      <w:pPr>
-        <w:pStyle w:val="BodyText"/>
-      </w:pPr>
-      <w:r>
-        <w:rPr>
-          <w:bCs/>
-          <w:b/>
-        </w:rPr>
-        <w:t xml:space="preserve">The front door matters more than the destination.</w:t>
-      </w:r>
-      <w:r>
-        <w:t xml:space="preserve"> </w:t>
-      </w:r>
-      <w:r>
-        <w:t xml:space="preserve">The single most important routing decision in a Cisco Catalyst SD-WAN + M365 deployment is:</w:t>
-      </w:r>
-      <w:r>
-        <w:t xml:space="preserve"> </w:t>
-      </w:r>
-      <w:r>
-        <w:rPr>
-          <w:iCs/>
-          <w:i/>
-        </w:rPr>
-        <w:t xml:space="preserve">which Microsoft edge node does agency traffic enter through?</w:t>
-      </w:r>
-      <w:r>
-        <w:t xml:space="preserve"> </w:t>
-      </w:r>
-      <w:r>
-        <w:t xml:space="preserve">Traffic that enters the Microsoft network at the nearest geographically optimal PoP travels the rest of its path on Microsoft’s private backbone. Traffic that backhauled to a central agency DC first — and then exits from that DC’s internet connection — enters a geographically suboptimal PoP and forfeits the backbone optimization.</w:t>
-      </w:r>
-    </w:p>
-    <w:p>
-      <w:pPr>
-        <w:pStyle w:val="BlockText"/>
-      </w:pPr>
-      <w:r>
-        <w:rPr>
-          <w:bCs/>
-          <w:b/>
-        </w:rPr>
-        <w:t xml:space="preserve">The physics in one sentence:</w:t>
-      </w:r>
-      <w:r>
-        <w:t xml:space="preserve"> </w:t>
-      </w:r>
-      <w:r>
-        <w:t xml:space="preserve">A Teams call from a Portland field office that breaks out to the internet locally and reaches Microsoft’s Seattle edge PoP will have lower latency than the same call backhauled to a DC-area internet connection and entering Microsoft’s Ashburn PoP — even though the Ashburn PoP is geographically closer to Microsoft’s Teams infrastructure.</w:t>
-      </w:r>
-    </w:p>
-    <w:p>
-      <w:pPr>
-        <w:pStyle w:val="FirstParagraph"/>
-      </w:pPr>
-      <w:r>
-        <w:rPr>
-          <w:bCs/>
-          <w:b/>
+          <w:b/>
+          <w:bCs/>
         </w:rPr>
         <w:t xml:space="preserve">Microsoft 365 Network Connectivity Principles.</w:t>
       </w:r>
@@ -6418,8 +6600,8 @@
       </w:pPr>
       <w:r>
         <w:rPr>
-          <w:bCs/>
-          <w:b/>
+          <w:b/>
+          <w:bCs/>
         </w:rPr>
         <w:t xml:space="preserve">Local network egress for M365 traffic.</w:t>
       </w:r>
@@ -6434,8 +6616,8 @@
       </w:r>
       <w:r>
         <w:rPr>
-          <w:bCs/>
-          <w:b/>
+          <w:b/>
+          <w:bCs/>
         </w:rPr>
         <w:t xml:space="preserve">Cloud OnRamp for SaaS</w:t>
       </w:r>
@@ -6455,8 +6637,8 @@
       </w:pPr>
       <w:r>
         <w:rPr>
-          <w:bCs/>
-          <w:b/>
+          <w:b/>
+          <w:bCs/>
         </w:rPr>
         <w:t xml:space="preserve">Avoid network hairpins.</w:t>
       </w:r>
@@ -6476,8 +6658,8 @@
       </w:pPr>
       <w:r>
         <w:rPr>
-          <w:bCs/>
-          <w:b/>
+          <w:b/>
+          <w:bCs/>
         </w:rPr>
         <w:t xml:space="preserve">Differentiate M365 traffic categories.</w:t>
       </w:r>
@@ -6492,8 +6674,8 @@
       </w:r>
       <w:r>
         <w:rPr>
-          <w:bCs/>
-          <w:b/>
+          <w:b/>
+          <w:bCs/>
         </w:rPr>
         <w:t xml:space="preserve">Optimize</w:t>
       </w:r>
@@ -6508,8 +6690,8 @@
       </w:r>
       <w:r>
         <w:rPr>
-          <w:bCs/>
-          <w:b/>
+          <w:b/>
+          <w:bCs/>
         </w:rPr>
         <w:t xml:space="preserve">Allow</w:t>
       </w:r>
@@ -6524,8 +6706,8 @@
       </w:r>
       <w:r>
         <w:rPr>
-          <w:bCs/>
-          <w:b/>
+          <w:b/>
+          <w:bCs/>
         </w:rPr>
         <w:t xml:space="preserve">Default</w:t>
       </w:r>
@@ -6540,8 +6722,8 @@
       </w:r>
       <w:r>
         <w:rPr>
-          <w:bCs/>
-          <w:b/>
+          <w:b/>
+          <w:bCs/>
         </w:rPr>
         <w:t xml:space="preserve">Optimize</w:t>
       </w:r>
@@ -6559,20 +6741,20 @@
       <w:r>
         <w:drawing>
           <wp:inline>
-            <wp:extent cx="7772400" cy="3437792"/>
+            <wp:extent cx="5334000" cy="2359269"/>
             <wp:effectExtent b="0" l="0" r="0" t="0"/>
-            <wp:docPr descr="Microsoft Intelligent Network Routing — Local Breakout vs. Backhaul" title="" id="90" name="Picture"/>
+            <wp:docPr descr="Microsoft Intelligent Network Routing — Local Breakout vs. Backhaul" title="" id="92" name="Picture"/>
             <a:graphic>
               <a:graphicData uri="http://schemas.openxmlformats.org/drawingml/2006/picture">
                 <pic:pic>
                   <pic:nvPicPr>
-                    <pic:cNvPr descr="figs/mf-fig-16-inr-routing.png" id="91" name="Picture"/>
+                    <pic:cNvPr descr="figs/mf-fig-16-inr-routing.png" id="93" name="Picture"/>
                     <pic:cNvPicPr>
                       <a:picLocks noChangeArrowheads="1" noChangeAspect="1"/>
                     </pic:cNvPicPr>
                   </pic:nvPicPr>
                   <pic:blipFill>
-                    <a:blip r:embed="rId89"/>
+                    <a:blip r:embed="rId91"/>
                     <a:stretch>
                       <a:fillRect/>
                     </a:stretch>
@@ -6580,7 +6762,7 @@
                   <pic:spPr bwMode="auto">
                     <a:xfrm>
                       <a:off x="0" y="0"/>
-                      <a:ext cx="7772400" cy="3437792"/>
+                      <a:ext cx="5334000" cy="2359269"/>
                     </a:xfrm>
                     <a:prstGeom prst="rect">
                       <a:avLst/>
@@ -6607,23 +6789,14 @@
         <w:t xml:space="preserve">Microsoft Intelligent Network Routing — Local Breakout vs. Backhaul</w:t>
       </w:r>
     </w:p>
-    <w:bookmarkEnd w:id="92"/>
-    <w:bookmarkStart w:id="93" w:name="X95eeb4b5d2965258901cb62cb853ef92cb59463"/>
+    <w:bookmarkEnd w:id="94"/>
+    <w:bookmarkStart w:id="95" w:name="X95eeb4b5d2965258901cb62cb853ef92cb59463"/>
     <w:p>
       <w:pPr>
         <w:pStyle w:val="Heading2"/>
       </w:pPr>
       <w:r>
-        <w:rPr>
-          <w:rStyle w:val="SectionNumber"/>
-        </w:rPr>
-        <w:t xml:space="preserve">11.3</w:t>
-      </w:r>
-      <w:r>
-        <w:tab/>
-      </w:r>
-      <w:r>
-        <w:t xml:space="preserve">A.3 — The Integration: How Cisco Catalyst SD-WAN Activates Microsoft INR</w:t>
+        <w:t xml:space="preserve">11.3 A.3 — The Integration: How Cisco Catalyst SD-WAN Activates Microsoft INR</w:t>
       </w:r>
     </w:p>
     <w:p>
@@ -6638,8 +6811,8 @@
       </w:r>
       <w:r>
         <w:rPr>
-          <w:bCs/>
-          <w:b/>
+          <w:b/>
+          <w:bCs/>
         </w:rPr>
         <w:t xml:space="preserve">Cisco SD-WAN Cloud OnRamp for SaaS</w:t>
       </w:r>
@@ -6653,8 +6826,8 @@
       </w:pPr>
       <w:r>
         <w:rPr>
-          <w:bCs/>
-          <w:b/>
+          <w:b/>
+          <w:bCs/>
         </w:rPr>
         <w:t xml:space="preserve">How it works in practice:</w:t>
       </w:r>
@@ -6668,8 +6841,8 @@
       </w:pPr>
       <w:r>
         <w:rPr>
-          <w:bCs/>
-          <w:b/>
+          <w:b/>
+          <w:bCs/>
         </w:rPr>
         <w:t xml:space="preserve">Cloud OnRamp probe architecture.</w:t>
       </w:r>
@@ -6689,8 +6862,8 @@
       </w:pPr>
       <w:r>
         <w:rPr>
-          <w:bCs/>
-          <w:b/>
+          <w:b/>
+          <w:bCs/>
         </w:rPr>
         <w:t xml:space="preserve">Real-time gateway selection.</w:t>
       </w:r>
@@ -6710,8 +6883,8 @@
       </w:pPr>
       <w:r>
         <w:rPr>
-          <w:bCs/>
-          <w:b/>
+          <w:b/>
+          <w:bCs/>
         </w:rPr>
         <w:t xml:space="preserve">Microsoft Peering Service (MAPS).</w:t>
       </w:r>
@@ -6726,8 +6899,8 @@
       </w:r>
       <w:r>
         <w:rPr>
-          <w:bCs/>
-          <w:b/>
+          <w:b/>
+          <w:bCs/>
         </w:rPr>
         <w:t xml:space="preserve">Microsoft Azure Peering Service (MAPS)</w:t>
       </w:r>
@@ -6744,8 +6917,8 @@
       </w:pPr>
       <w:r>
         <w:rPr>
-          <w:bCs/>
-          <w:b/>
+          <w:b/>
+          <w:bCs/>
         </w:rPr>
         <w:t xml:space="preserve">Azure Virtual WAN integration.</w:t>
       </w:r>
@@ -6760,8 +6933,8 @@
       </w:r>
       <w:r>
         <w:rPr>
-          <w:bCs/>
-          <w:b/>
+          <w:b/>
+          <w:bCs/>
         </w:rPr>
         <w:t xml:space="preserve">Azure Virtual WAN hubs</w:t>
       </w:r>
@@ -6774,16 +6947,16 @@
         <w:pStyle w:val="TableCaption"/>
       </w:pPr>
       <w:r>
-        <w:t xml:space="preserve">Cisco Catalyst SD-WAN + Microsoft INR Integration Paths — FedRAMP Moderate {.striped .hover}</w:t>
+        <w:t xml:space="preserve">Cisco Catalyst SD-WAN + Microsoft INR Integration Paths — FedRAMP Moderate</w:t>
       </w:r>
     </w:p>
     <w:tbl>
       <w:tblPr>
         <w:tblStyle w:val="Table"/>
         <w:tblW w:type="pct" w:w="5000"/>
+        <w:tblLayout w:type="fixed"/>
         <w:tblLook w:firstRow="1" w:lastRow="0" w:firstColumn="0" w:lastColumn="0" w:noHBand="0" w:noVBand="0" w:val="0020"/>
-        <w:jc w:val="start"/>
-        <w:tblCaption w:val="Cisco Catalyst SD-WAN + Microsoft INR Integration Paths — FedRAMP Moderate {.striped .hover}"/>
+        <w:tblCaption w:val="Cisco Catalyst SD-WAN + Microsoft INR Integration Paths — FedRAMP Moderate"/>
       </w:tblPr>
       <w:tblGrid>
         <w:gridCol w:w="2640"/>
@@ -6792,14 +6965,13 @@
       </w:tblGrid>
       <w:tr>
         <w:trPr>
-          <w:tblHeader w:val="true"/>
+          <w:tblHeader w:val="on"/>
         </w:trPr>
         <w:tc>
           <w:tcPr/>
           <w:p>
             <w:pPr>
               <w:pStyle w:val="Compact"/>
-              <w:jc w:val="left"/>
             </w:pPr>
             <w:r>
               <w:t xml:space="preserve">Integration Path</w:t>
@@ -6811,7 +6983,6 @@
           <w:p>
             <w:pPr>
               <w:pStyle w:val="Compact"/>
-              <w:jc w:val="left"/>
             </w:pPr>
             <w:r>
               <w:t xml:space="preserve">What Agency Has</w:t>
@@ -6823,7 +6994,6 @@
           <w:p>
             <w:pPr>
               <w:pStyle w:val="Compact"/>
-              <w:jc w:val="left"/>
             </w:pPr>
             <w:r>
               <w:t xml:space="preserve">What INR Quality Level It Achieves</w:t>
@@ -6837,7 +7007,6 @@
           <w:p>
             <w:pPr>
               <w:pStyle w:val="Compact"/>
-              <w:jc w:val="left"/>
             </w:pPr>
             <w:r>
               <w:t xml:space="preserve">Cloud OnRamp + DIA local breakout</w:t>
@@ -6849,7 +7018,6 @@
           <w:p>
             <w:pPr>
               <w:pStyle w:val="Compact"/>
-              <w:jc w:val="left"/>
             </w:pPr>
             <w:r>
               <w:t xml:space="preserve">DIA circuit at branch; any ISP</w:t>
@@ -6861,7 +7029,6 @@
           <w:p>
             <w:pPr>
               <w:pStyle w:val="Compact"/>
-              <w:jc w:val="left"/>
             </w:pPr>
             <w:r>
               <w:t xml:space="preserve">Good — reaches nearest Microsoft front door; public internet hand-off</w:t>
@@ -6875,7 +7042,6 @@
           <w:p>
             <w:pPr>
               <w:pStyle w:val="Compact"/>
-              <w:jc w:val="left"/>
             </w:pPr>
             <w:r>
               <w:t xml:space="preserve">Cloud OnRamp + 5G local breakout</w:t>
@@ -6887,7 +7053,6 @@
           <w:p>
             <w:pPr>
               <w:pStyle w:val="Compact"/>
-              <w:jc w:val="left"/>
             </w:pPr>
             <w:r>
               <w:t xml:space="preserve">5G radio at branch</w:t>
@@ -6899,7 +7064,6 @@
           <w:p>
             <w:pPr>
               <w:pStyle w:val="Compact"/>
-              <w:jc w:val="left"/>
             </w:pPr>
             <w:r>
               <w:t xml:space="preserve">Good to excellent — low latency to local cell tower; ISP hand-off to Microsoft</w:t>
@@ -6913,7 +7077,6 @@
           <w:p>
             <w:pPr>
               <w:pStyle w:val="Compact"/>
-              <w:jc w:val="left"/>
             </w:pPr>
             <w:r>
               <w:t xml:space="preserve">Cloud OnRamp + MPLS (non-MAPS carrier)</w:t>
@@ -6925,7 +7088,6 @@
           <w:p>
             <w:pPr>
               <w:pStyle w:val="Compact"/>
-              <w:jc w:val="left"/>
             </w:pPr>
             <w:r>
               <w:t xml:space="preserve">MPLS circuit; carrier not MAPS-enrolled</w:t>
@@ -6937,7 +7099,6 @@
           <w:p>
             <w:pPr>
               <w:pStyle w:val="Compact"/>
-              <w:jc w:val="left"/>
             </w:pPr>
             <w:r>
               <w:t xml:space="preserve">Moderate — MPLS reach may introduce geographic suboptimality</w:t>
@@ -6951,7 +7112,6 @@
           <w:p>
             <w:pPr>
               <w:pStyle w:val="Compact"/>
-              <w:jc w:val="left"/>
             </w:pPr>
             <w:r>
               <w:t xml:space="preserve">Cloud OnRamp + MAPS carrier</w:t>
@@ -6963,7 +7123,6 @@
           <w:p>
             <w:pPr>
               <w:pStyle w:val="Compact"/>
-              <w:jc w:val="left"/>
             </w:pPr>
             <w:r>
               <w:t xml:space="preserve">MPLS circuit; MAPS-enrolled carrier</w:t>
@@ -6975,7 +7134,6 @@
           <w:p>
             <w:pPr>
               <w:pStyle w:val="Compact"/>
-              <w:jc w:val="left"/>
             </w:pPr>
             <w:r>
               <w:t xml:space="preserve">Excellent — private BGP hand-off to Microsoft backbone</w:t>
@@ -6989,7 +7147,6 @@
           <w:p>
             <w:pPr>
               <w:pStyle w:val="Compact"/>
-              <w:jc w:val="left"/>
             </w:pPr>
             <w:r>
               <w:t xml:space="preserve">Cisco SD-WAN + Azure Virtual WAN (commercial)</w:t>
@@ -7001,7 +7158,6 @@
           <w:p>
             <w:pPr>
               <w:pStyle w:val="Compact"/>
-              <w:jc w:val="left"/>
             </w:pPr>
             <w:r>
               <w:t xml:space="preserve">Azure commercial presence; FedRAMP Moderate</w:t>
@@ -7013,7 +7169,6 @@
           <w:p>
             <w:pPr>
               <w:pStyle w:val="Compact"/>
-              <w:jc w:val="left"/>
             </w:pPr>
             <w:r>
               <w:t xml:space="preserve">Excellent — traffic on Microsoft backbone from Azure VWan hub</w:t>
@@ -7027,7 +7182,6 @@
           <w:p>
             <w:pPr>
               <w:pStyle w:val="Compact"/>
-              <w:jc w:val="left"/>
             </w:pPr>
             <w:r>
               <w:t xml:space="preserve">Cisco SD-WAN + Azure Virtual WAN + MAPS</w:t>
@@ -7039,7 +7193,6 @@
           <w:p>
             <w:pPr>
               <w:pStyle w:val="Compact"/>
-              <w:jc w:val="left"/>
             </w:pPr>
             <w:r>
               <w:t xml:space="preserve">Both Azure presence and MAPS carrier</w:t>
@@ -7051,7 +7204,6 @@
           <w:p>
             <w:pPr>
               <w:pStyle w:val="Compact"/>
-              <w:jc w:val="left"/>
             </w:pPr>
             <w:r>
               <w:t xml:space="preserve">Optimal — dual private backbone integration; maximum redundancy</w:t>
@@ -7060,23 +7212,14 @@
         </w:tc>
       </w:tr>
     </w:tbl>
-    <w:bookmarkEnd w:id="93"/>
-    <w:bookmarkStart w:id="97" w:name="a.4-fedramp-specific-considerations"/>
+    <w:bookmarkEnd w:id="95"/>
+    <w:bookmarkStart w:id="101" w:name="a.4-fedramp-specific-considerations"/>
     <w:p>
       <w:pPr>
         <w:pStyle w:val="Heading2"/>
       </w:pPr>
       <w:r>
-        <w:rPr>
-          <w:rStyle w:val="SectionNumber"/>
-        </w:rPr>
-        <w:t xml:space="preserve">11.4</w:t>
-      </w:r>
-      <w:r>
-        <w:tab/>
-      </w:r>
-      <w:r>
-        <w:t xml:space="preserve">A.4 — FedRAMP-Specific Considerations</w:t>
+        <w:t xml:space="preserve">11.4 A.4 — FedRAMP-Specific Considerations</w:t>
       </w:r>
     </w:p>
     <w:p>
@@ -7087,22 +7230,13 @@
         <w:t xml:space="preserve">The Cisco Catalyst SD-WAN + Microsoft INR architecture introduces three categories of FedRAMP-specific compliance questions that do not arise in the platform-neutral SD-WAN narrative.</w:t>
       </w:r>
     </w:p>
-    <w:bookmarkStart w:id="94" w:name="a.4.1-boundary-documentation"/>
+    <w:bookmarkStart w:id="98" w:name="a.4.1-boundary-documentation"/>
     <w:p>
       <w:pPr>
         <w:pStyle w:val="Heading3"/>
       </w:pPr>
       <w:r>
-        <w:rPr>
-          <w:rStyle w:val="SectionNumber"/>
-        </w:rPr>
-        <w:t xml:space="preserve">11.4.1</w:t>
-      </w:r>
-      <w:r>
-        <w:tab/>
-      </w:r>
-      <w:r>
-        <w:t xml:space="preserve">A.4.1 — Boundary Documentation</w:t>
+        <w:t xml:space="preserve">11.4.1 A.4.1 — Boundary Documentation</w:t>
       </w:r>
     </w:p>
     <w:p>
@@ -7117,8 +7251,8 @@
       </w:r>
       <w:r>
         <w:rPr>
-          <w:bCs/>
-          <w:b/>
+          <w:b/>
+          <w:bCs/>
         </w:rPr>
         <w:t xml:space="preserve">authorization boundary</w:t>
       </w:r>
@@ -7142,16 +7276,16 @@
         <w:pStyle w:val="TableCaption"/>
       </w:pPr>
       <w:r>
-        <w:t xml:space="preserve">Cisco Catalyst SD-WAN + INR — FedRAMP Boundary Component Classification {.striped .hover}</w:t>
+        <w:t xml:space="preserve">Cisco Catalyst SD-WAN + INR — FedRAMP Boundary Component Classification</w:t>
       </w:r>
     </w:p>
     <w:tbl>
       <w:tblPr>
         <w:tblStyle w:val="Table"/>
         <w:tblW w:type="pct" w:w="5000"/>
+        <w:tblLayout w:type="fixed"/>
         <w:tblLook w:firstRow="1" w:lastRow="0" w:firstColumn="0" w:lastColumn="0" w:noHBand="0" w:noVBand="0" w:val="0020"/>
-        <w:jc w:val="start"/>
-        <w:tblCaption w:val="Cisco Catalyst SD-WAN + INR — FedRAMP Boundary Component Classification {.striped .hover}"/>
+        <w:tblCaption w:val="Cisco Catalyst SD-WAN + INR — FedRAMP Boundary Component Classification"/>
       </w:tblPr>
       <w:tblGrid>
         <w:gridCol w:w="2640"/>
@@ -7160,14 +7294,13 @@
       </w:tblGrid>
       <w:tr>
         <w:trPr>
-          <w:tblHeader w:val="true"/>
+          <w:tblHeader w:val="on"/>
         </w:trPr>
         <w:tc>
           <w:tcPr/>
           <w:p>
             <w:pPr>
               <w:pStyle w:val="Compact"/>
-              <w:jc w:val="left"/>
             </w:pPr>
             <w:r>
               <w:t xml:space="preserve">Component</w:t>
@@ -7179,7 +7312,6 @@
           <w:p>
             <w:pPr>
               <w:pStyle w:val="Compact"/>
-              <w:jc w:val="left"/>
             </w:pPr>
             <w:r>
               <w:t xml:space="preserve">Inside or Outside FedRAMP Boundary</w:t>
@@ -7191,7 +7323,6 @@
           <w:p>
             <w:pPr>
               <w:pStyle w:val="Compact"/>
-              <w:jc w:val="left"/>
             </w:pPr>
             <w:r>
               <w:t xml:space="preserve">Documentation Required</w:t>
@@ -7205,7 +7336,6 @@
           <w:p>
             <w:pPr>
               <w:pStyle w:val="Compact"/>
-              <w:jc w:val="left"/>
             </w:pPr>
             <w:r>
               <w:t xml:space="preserve">Branch WAN Edge (cEdge)</w:t>
@@ -7217,12 +7347,11 @@
           <w:p>
             <w:pPr>
               <w:pStyle w:val="Compact"/>
-              <w:jc w:val="left"/>
             </w:pPr>
             <w:r>
               <w:rPr>
+                <w:b/>
                 <w:bCs/>
-                <w:b/>
               </w:rPr>
               <w:t xml:space="preserve">Inside</w:t>
             </w:r>
@@ -7233,7 +7362,6 @@
           <w:p>
             <w:pPr>
               <w:pStyle w:val="Compact"/>
-              <w:jc w:val="left"/>
             </w:pPr>
             <w:r>
               <w:t xml:space="preserve">Component inventory; CM-8 entry</w:t>
@@ -7247,7 +7375,6 @@
           <w:p>
             <w:pPr>
               <w:pStyle w:val="Compact"/>
-              <w:jc w:val="left"/>
             </w:pPr>
             <w:r>
               <w:t xml:space="preserve">SD-WAN Manager (self-hosted GovCloud)</w:t>
@@ -7259,12 +7386,11 @@
           <w:p>
             <w:pPr>
               <w:pStyle w:val="Compact"/>
-              <w:jc w:val="left"/>
             </w:pPr>
             <w:r>
               <w:rPr>
+                <w:b/>
                 <w:bCs/>
-                <w:b/>
               </w:rPr>
               <w:t xml:space="preserve">Inside</w:t>
             </w:r>
@@ -7275,7 +7401,6 @@
           <w:p>
             <w:pPr>
               <w:pStyle w:val="Compact"/>
-              <w:jc w:val="left"/>
             </w:pPr>
             <w:r>
               <w:t xml:space="preserve">Full FedRAMP control inheritance</w:t>
@@ -7289,7 +7414,6 @@
           <w:p>
             <w:pPr>
               <w:pStyle w:val="Compact"/>
-              <w:jc w:val="left"/>
             </w:pPr>
             <w:r>
               <w:t xml:space="preserve">SD-WAN Manager (Cisco cloud SaaS)</w:t>
@@ -7301,12 +7425,11 @@
           <w:p>
             <w:pPr>
               <w:pStyle w:val="Compact"/>
-              <w:jc w:val="left"/>
             </w:pPr>
             <w:r>
               <w:rPr>
+                <w:b/>
                 <w:bCs/>
-                <w:b/>
               </w:rPr>
               <w:t xml:space="preserve">Outside</w:t>
             </w:r>
@@ -7323,7 +7446,6 @@
           <w:p>
             <w:pPr>
               <w:pStyle w:val="Compact"/>
-              <w:jc w:val="left"/>
             </w:pPr>
             <w:r>
               <w:t xml:space="preserve">Interconnection Security Agreement (ISA); verify Cisco SD-WAN Manager FedRAMP authorization status</w:t>
@@ -7337,7 +7459,6 @@
           <w:p>
             <w:pPr>
               <w:pStyle w:val="Compact"/>
-              <w:jc w:val="left"/>
             </w:pPr>
             <w:r>
               <w:t xml:space="preserve">SD-WAN Controller (vSmart)</w:t>
@@ -7349,12 +7470,11 @@
           <w:p>
             <w:pPr>
               <w:pStyle w:val="Compact"/>
-              <w:jc w:val="left"/>
             </w:pPr>
             <w:r>
               <w:rPr>
+                <w:b/>
                 <w:bCs/>
-                <w:b/>
               </w:rPr>
               <w:t xml:space="preserve">Inside</w:t>
             </w:r>
@@ -7365,7 +7485,6 @@
           <w:p>
             <w:pPr>
               <w:pStyle w:val="Compact"/>
-              <w:jc w:val="left"/>
             </w:pPr>
             <w:r>
               <w:t xml:space="preserve">Component inventory</w:t>
@@ -7379,7 +7498,6 @@
           <w:p>
             <w:pPr>
               <w:pStyle w:val="Compact"/>
-              <w:jc w:val="left"/>
             </w:pPr>
             <w:r>
               <w:t xml:space="preserve">Microsoft M365 GCC</w:t>
@@ -7391,12 +7509,11 @@
           <w:p>
             <w:pPr>
               <w:pStyle w:val="Compact"/>
-              <w:jc w:val="left"/>
             </w:pPr>
             <w:r>
               <w:rPr>
+                <w:b/>
                 <w:bCs/>
-                <w:b/>
               </w:rPr>
               <w:t xml:space="preserve">Outside</w:t>
             </w:r>
@@ -7413,7 +7530,6 @@
           <w:p>
             <w:pPr>
               <w:pStyle w:val="Compact"/>
-              <w:jc w:val="left"/>
             </w:pPr>
             <w:r>
               <w:t xml:space="preserve">Microsoft CSP ISA; FedRAMP Moderate package reference (M365 GCC)</w:t>
@@ -7427,7 +7543,6 @@
           <w:p>
             <w:pPr>
               <w:pStyle w:val="Compact"/>
-              <w:jc w:val="left"/>
             </w:pPr>
             <w:r>
               <w:t xml:space="preserve">Azure Virtual WAN hub (commercial)</w:t>
@@ -7439,12 +7554,11 @@
           <w:p>
             <w:pPr>
               <w:pStyle w:val="Compact"/>
-              <w:jc w:val="left"/>
             </w:pPr>
             <w:r>
               <w:rPr>
+                <w:b/>
                 <w:bCs/>
-                <w:b/>
               </w:rPr>
               <w:t xml:space="preserve">Outside</w:t>
             </w:r>
@@ -7461,7 +7575,6 @@
           <w:p>
             <w:pPr>
               <w:pStyle w:val="Compact"/>
-              <w:jc w:val="left"/>
             </w:pPr>
             <w:r>
               <w:t xml:space="preserve">Azure FedRAMP Moderate package reference; data flow to/from</w:t>
@@ -7475,7 +7588,6 @@
           <w:p>
             <w:pPr>
               <w:pStyle w:val="Compact"/>
-              <w:jc w:val="left"/>
             </w:pPr>
             <w:r>
               <w:t xml:space="preserve">MAPS carrier hand-off point</w:t>
@@ -7487,12 +7599,11 @@
           <w:p>
             <w:pPr>
               <w:pStyle w:val="Compact"/>
-              <w:jc w:val="left"/>
             </w:pPr>
             <w:r>
               <w:rPr>
+                <w:b/>
                 <w:bCs/>
-                <w:b/>
               </w:rPr>
               <w:t xml:space="preserve">Outside</w:t>
             </w:r>
@@ -7509,7 +7620,6 @@
           <w:p>
             <w:pPr>
               <w:pStyle w:val="Compact"/>
-              <w:jc w:val="left"/>
             </w:pPr>
             <w:r>
               <w:t xml:space="preserve">Service agreement; no federal data at rest at carrier POP</w:t>
@@ -7523,7 +7633,6 @@
           <w:p>
             <w:pPr>
               <w:pStyle w:val="Compact"/>
-              <w:jc w:val="left"/>
             </w:pPr>
             <w:r>
               <w:t xml:space="preserve">Cloud OnRamp probes to M365</w:t>
@@ -7535,7 +7644,6 @@
           <w:p>
             <w:pPr>
               <w:pStyle w:val="Compact"/>
-              <w:jc w:val="left"/>
             </w:pPr>
             <w:r>
               <w:t xml:space="preserve">Telemetry only; no federal data in probe</w:t>
@@ -7547,7 +7655,6 @@
           <w:p>
             <w:pPr>
               <w:pStyle w:val="Compact"/>
-              <w:jc w:val="left"/>
             </w:pPr>
             <w:r>
               <w:t xml:space="preserve">Document as monitoring telemetry; not a data flow</w:t>
@@ -7561,36 +7668,143 @@
         <w:pStyle w:val="BodyText"/>
       </w:pPr>
       <w:r>
-        <w:rPr>
-          <w:bCs/>
-          <w:b/>
-        </w:rPr>
-        <w:t xml:space="preserve">The most common boundary documentation error.</w:t>
-      </w:r>
-      <w:r>
-        <w:t xml:space="preserve"> </w:t>
-      </w:r>
-      <w:r>
-        <w:t xml:space="preserve">Agencies document the WAN Edge hardware and stop. They do not document the SD-WAN management plane (SD-WAN Manager) as a separate component with its own authorization surface. If SD-WAN Manager is cloud-hosted by Cisco, it must either be covered by a FedRAMP-authorized Cisco offering or excluded from the boundary with an ISA documenting what data crosses to it — typically configuration and telemetry, not federal mission data. Check Cisco’s current FedRAMP authorization status with the FedRAMP Marketplace before designing the boundary.</w:t>
-      </w:r>
-    </w:p>
-    <w:bookmarkEnd w:id="94"/>
-    <w:bookmarkStart w:id="95" w:name="a.4.2-tic-3.0-alignment"/>
+        <w:t xml:space="preserve"> </w:t>
+      </w:r>
+    </w:p>
+    <w:tbl>
+      <w:tblPr>
+        <w:tblStyle w:val="Table"/>
+        <w:tblLook w:firstRow="0" w:lastRow="0" w:firstColumn="0" w:lastColumn="0" w:noHBand="0" w:noVBand="0" w:val="0000"/>
+        <w:tblBorders>
+          <w:top w:val="single" w:sz="4" w:space="0" w:color="CC1914"/>
+          <w:left w:val="single" w:sz="24" w:space="0" w:color="CC1914"/>
+          <w:bottom w:val="single" w:sz="4" w:space="0" w:color="CC1914"/>
+          <w:right w:val="single" w:sz="4" w:space="0" w:color="CC1914"/>
+        </w:tblBorders>
+        <w:tblCellMar>
+          <w:left w:w="144" w:type="dxa"/>
+          <w:right w:w="144" w:type="dxa"/>
+        </w:tblCellMar>
+        <w:tblLook w:firstRow="0" w:lastRow="0" w:firstColumn="0" w:lastColumn="0" w:noHBand="0" w:noVBand="0" w:val="0000"/>
+      </w:tblPr>
+      <w:tr>
+        <w:trPr>
+          <w:cantSplit/>
+        </w:trPr>
+        <w:tc>
+          <w:tcPr>
+            <w:shd w:color="auto" w:fill="f7dddc" w:val="clear"/>
+            <w:tcMar>
+              <w:top w:w="92" w:type="dxa"/>
+              <w:bottom w:w="92" w:type="dxa"/>
+            </w:tcMar>
+          </w:tcPr>
+          <w:p>
+            <w:pPr>
+              <w:pStyle w:val="BodyText"/>
+            </w:pPr>
+            <w:pPr>
+              <w:spacing w:before="0" w:after="0"/>
+              <w:textAlignment w:val="center"/>
+            </w:pPr>
+            <w:r>
+              <w:drawing>
+                <wp:inline>
+                  <wp:extent cx="152400" cy="152400"/>
+                  <wp:effectExtent b="0" l="0" r="0" t="0"/>
+                  <wp:docPr descr="" title="" id="96" name="Picture"/>
+                  <a:graphic>
+                    <a:graphicData uri="http://schemas.openxmlformats.org/drawingml/2006/picture">
+                      <pic:pic>
+                        <pic:nvPicPr>
+                          <pic:cNvPr descr="/opt/quarto/share/formats/docx/important.png" id="97" name="Picture"/>
+                          <pic:cNvPicPr>
+                            <a:picLocks noChangeArrowheads="1" noChangeAspect="1"/>
+                          </pic:cNvPicPr>
+                        </pic:nvPicPr>
+                        <pic:blipFill>
+                          <a:blip r:embed="rId73"/>
+                          <a:stretch>
+                            <a:fillRect/>
+                          </a:stretch>
+                        </pic:blipFill>
+                        <pic:spPr bwMode="auto">
+                          <a:xfrm>
+                            <a:off x="0" y="0"/>
+                            <a:ext cx="152400" cy="152400"/>
+                          </a:xfrm>
+                          <a:prstGeom prst="rect">
+                            <a:avLst/>
+                          </a:prstGeom>
+                          <a:noFill/>
+                          <a:ln w="9525">
+                            <a:noFill/>
+                            <a:headEnd/>
+                            <a:tailEnd/>
+                          </a:ln>
+                        </pic:spPr>
+                      </pic:pic>
+                    </a:graphicData>
+                  </a:graphic>
+                </wp:inline>
+              </w:drawing>
+            </w:r>
+            <w:r>
+              <w:t xml:space="preserve"> </w:t>
+            </w:r>
+            <w:r>
+              <w:t xml:space="preserve"> </w:t>
+            </w:r>
+            <w:r>
+              <w:t xml:space="preserve">Important</w:t>
+            </w:r>
+          </w:p>
+        </w:tc>
+      </w:tr>
+      <w:tr>
+        <w:trPr>
+          <w:cantSplit/>
+        </w:trPr>
+        <w:tc>
+          <w:tcPr>
+            <w:tcMar>
+              <w:top w:w="108" w:type="dxa"/>
+              <w:bottom w:w="108" w:type="dxa"/>
+            </w:tcMar>
+          </w:tcPr>
+          <w:p>
+            <w:pPr>
+              <w:pStyle w:val="BodyText"/>
+            </w:pPr>
+            <w:pPr>
+              <w:spacing w:before="16" w:after="16"/>
+            </w:pPr>
+            <w:r>
+              <w:rPr>
+                <w:b/>
+                <w:bCs/>
+              </w:rPr>
+              <w:t xml:space="preserve">The most common boundary documentation error.</w:t>
+            </w:r>
+            <w:r>
+              <w:t xml:space="preserve"> </w:t>
+            </w:r>
+            <w:r>
+              <w:t xml:space="preserve">Agencies document the WAN Edge hardware and stop. They do not document the SD-WAN management plane (SD-WAN Manager) as a separate component with its own authorization surface. If SD-WAN Manager is cloud-hosted by Cisco, it must either be covered by a FedRAMP-authorized Cisco offering or excluded from the boundary with an ISA documenting what data crosses to it — typically configuration and telemetry, not federal mission data. Check Cisco’s current FedRAMP authorization status with the FedRAMP Marketplace before designing the boundary.</w:t>
+            </w:r>
+          </w:p>
+          <w:p/>
+        </w:tc>
+      </w:tr>
+    </w:tbl>
+    <w:bookmarkEnd w:id="98"/>
+    <w:bookmarkStart w:id="99" w:name="a.4.2-tic-3.0-alignment"/>
     <w:p>
       <w:pPr>
         <w:pStyle w:val="Heading3"/>
       </w:pPr>
       <w:r>
-        <w:rPr>
-          <w:rStyle w:val="SectionNumber"/>
-        </w:rPr>
-        <w:t xml:space="preserve">11.4.2</w:t>
-      </w:r>
-      <w:r>
-        <w:tab/>
-      </w:r>
-      <w:r>
-        <w:t xml:space="preserve">A.4.2 — TIC 3.0 Alignment</w:t>
+        <w:t xml:space="preserve">11.4.2 A.4.2 — TIC 3.0 Alignment</w:t>
       </w:r>
     </w:p>
     <w:p>
@@ -7605,8 +7819,8 @@
       </w:r>
       <w:r>
         <w:rPr>
-          <w:bCs/>
-          <w:b/>
+          <w:b/>
+          <w:bCs/>
         </w:rPr>
         <w:t xml:space="preserve">aligned with TIC 3.0 Use Case E</w:t>
       </w:r>
@@ -7626,8 +7840,8 @@
       </w:pPr>
       <w:r>
         <w:rPr>
-          <w:bCs/>
-          <w:b/>
+          <w:b/>
+          <w:bCs/>
         </w:rPr>
         <w:t xml:space="preserve">TICAP or MSSP security stack is present at or near the local breakout point.</w:t>
       </w:r>
@@ -7642,8 +7856,8 @@
       </w:r>
       <w:r>
         <w:rPr>
-          <w:bCs/>
-          <w:b/>
+          <w:b/>
+          <w:bCs/>
         </w:rPr>
         <w:t xml:space="preserve">branch-based security stack</w:t>
       </w:r>
@@ -7663,8 +7877,8 @@
       </w:pPr>
       <w:r>
         <w:rPr>
-          <w:bCs/>
-          <w:b/>
+          <w:b/>
+          <w:bCs/>
         </w:rPr>
         <w:t xml:space="preserve">Optimize-category M365 traffic is the only traffic exempted from proxy inspection.</w:t>
       </w:r>
@@ -7679,8 +7893,8 @@
       </w:r>
       <w:r>
         <w:rPr>
-          <w:bCs/>
-          <w:b/>
+          <w:b/>
+          <w:bCs/>
         </w:rPr>
         <w:t xml:space="preserve">only for the Optimize category</w:t>
       </w:r>
@@ -7700,8 +7914,8 @@
       </w:pPr>
       <w:r>
         <w:rPr>
-          <w:bCs/>
-          <w:b/>
+          <w:b/>
+          <w:bCs/>
         </w:rPr>
         <w:t xml:space="preserve">Audit telemetry from the local breakout is forwarded to the agency SIEM.</w:t>
       </w:r>
@@ -7712,23 +7926,14 @@
         <w:t xml:space="preserve">TIC 3.0 requires that the security posture of local breakout paths be continuously observable. In Cisco Catalyst SD-WAN, the path decision log (which transport was selected for which flow, at what quality) and the Umbrella DNS log must be exported to Sentinel or equivalent. This is the AU-12 evidence contract for the SD-WAN layer.</w:t>
       </w:r>
     </w:p>
-    <w:bookmarkEnd w:id="95"/>
-    <w:bookmarkStart w:id="96" w:name="a.4.3-nist-control-satisfaction"/>
+    <w:bookmarkEnd w:id="99"/>
+    <w:bookmarkStart w:id="100" w:name="a.4.3-nist-control-satisfaction"/>
     <w:p>
       <w:pPr>
         <w:pStyle w:val="Heading3"/>
       </w:pPr>
       <w:r>
-        <w:rPr>
-          <w:rStyle w:val="SectionNumber"/>
-        </w:rPr>
-        <w:t xml:space="preserve">11.4.3</w:t>
-      </w:r>
-      <w:r>
-        <w:tab/>
-      </w:r>
-      <w:r>
-        <w:t xml:space="preserve">A.4.3 — NIST Control Satisfaction</w:t>
+        <w:t xml:space="preserve">11.4.3 A.4.3 — NIST Control Satisfaction</w:t>
       </w:r>
     </w:p>
     <w:p>
@@ -7736,16 +7941,16 @@
         <w:pStyle w:val="TableCaption"/>
       </w:pPr>
       <w:r>
-        <w:t xml:space="preserve">Cisco Catalyst SD-WAN + Microsoft INR — NIST SP 800-53 Rev 5 Control Satisfaction {.striped .hover}</w:t>
+        <w:t xml:space="preserve">Cisco Catalyst SD-WAN + Microsoft INR — NIST SP 800-53 Rev 5 Control Satisfaction</w:t>
       </w:r>
     </w:p>
     <w:tbl>
       <w:tblPr>
         <w:tblStyle w:val="Table"/>
         <w:tblW w:type="pct" w:w="5000"/>
+        <w:tblLayout w:type="fixed"/>
         <w:tblLook w:firstRow="1" w:lastRow="0" w:firstColumn="0" w:lastColumn="0" w:noHBand="0" w:noVBand="0" w:val="0020"/>
-        <w:jc w:val="start"/>
-        <w:tblCaption w:val="Cisco Catalyst SD-WAN + Microsoft INR — NIST SP 800-53 Rev 5 Control Satisfaction {.striped .hover}"/>
+        <w:tblCaption w:val="Cisco Catalyst SD-WAN + Microsoft INR — NIST SP 800-53 Rev 5 Control Satisfaction"/>
       </w:tblPr>
       <w:tblGrid>
         <w:gridCol w:w="2640"/>
@@ -7754,14 +7959,13 @@
       </w:tblGrid>
       <w:tr>
         <w:trPr>
-          <w:tblHeader w:val="true"/>
+          <w:tblHeader w:val="on"/>
         </w:trPr>
         <w:tc>
           <w:tcPr/>
           <w:p>
             <w:pPr>
               <w:pStyle w:val="Compact"/>
-              <w:jc w:val="left"/>
             </w:pPr>
             <w:r>
               <w:t xml:space="preserve">NIST SP 800-53 Rev 5 Control</w:t>
@@ -7773,7 +7977,6 @@
           <w:p>
             <w:pPr>
               <w:pStyle w:val="Compact"/>
-              <w:jc w:val="left"/>
             </w:pPr>
             <w:r>
               <w:t xml:space="preserve">What It Requires</w:t>
@@ -7785,7 +7988,6 @@
           <w:p>
             <w:pPr>
               <w:pStyle w:val="Compact"/>
-              <w:jc w:val="left"/>
             </w:pPr>
             <w:r>
               <w:t xml:space="preserve">How Cisco Catalyst SD-WAN + INR Satisfies It</w:t>
@@ -7799,12 +8001,11 @@
           <w:p>
             <w:pPr>
               <w:pStyle w:val="Compact"/>
-              <w:jc w:val="left"/>
             </w:pPr>
             <w:r>
               <w:rPr>
+                <w:b/>
                 <w:bCs/>
-                <w:b/>
               </w:rPr>
               <w:t xml:space="preserve">SC-8</w:t>
             </w:r>
@@ -7821,7 +8022,6 @@
           <w:p>
             <w:pPr>
               <w:pStyle w:val="Compact"/>
-              <w:jc w:val="left"/>
             </w:pPr>
             <w:r>
               <w:t xml:space="preserve">Encrypt all WAN traffic</w:t>
@@ -7833,7 +8033,6 @@
           <w:p>
             <w:pPr>
               <w:pStyle w:val="Compact"/>
-              <w:jc w:val="left"/>
             </w:pPr>
             <w:r>
               <w:t xml:space="preserve">IPsec BFD tunnels between all cEdge WAN Edges — including DIA and 5G paths; Cisco’s DTLS-over-UDP for data-plane encryption; cipher suite is configurable to FIPS 140-3 validated AES-256-GCM</w:t>
@@ -7847,12 +8046,11 @@
           <w:p>
             <w:pPr>
               <w:pStyle w:val="Compact"/>
-              <w:jc w:val="left"/>
             </w:pPr>
             <w:r>
               <w:rPr>
+                <w:b/>
                 <w:bCs/>
-                <w:b/>
               </w:rPr>
               <w:t xml:space="preserve">SC-20 / SC-21</w:t>
             </w:r>
@@ -7869,7 +8067,6 @@
           <w:p>
             <w:pPr>
               <w:pStyle w:val="Compact"/>
-              <w:jc w:val="left"/>
             </w:pPr>
             <w:r>
               <w:t xml:space="preserve">DNS responses integrity-protected</w:t>
@@ -7881,7 +8078,6 @@
           <w:p>
             <w:pPr>
               <w:pStyle w:val="Compact"/>
-              <w:jc w:val="left"/>
             </w:pPr>
             <w:r>
               <w:t xml:space="preserve">Cisco Umbrella (DNS-over-HTTPS / DNS-over-TLS) on branch; SD-WAN Manager integrates Umbrella DNS policy — all branch DNS queries resolve through Umbrella, not local recursive resolvers</w:t>
@@ -7895,12 +8091,11 @@
           <w:p>
             <w:pPr>
               <w:pStyle w:val="Compact"/>
-              <w:jc w:val="left"/>
             </w:pPr>
             <w:r>
               <w:rPr>
+                <w:b/>
                 <w:bCs/>
-                <w:b/>
               </w:rPr>
               <w:t xml:space="preserve">AC-4</w:t>
             </w:r>
@@ -7917,7 +8112,6 @@
           <w:p>
             <w:pPr>
               <w:pStyle w:val="Compact"/>
-              <w:jc w:val="left"/>
             </w:pPr>
             <w:r>
               <w:t xml:space="preserve">Application-layer flow control</w:t>
@@ -7929,7 +8123,6 @@
           <w:p>
             <w:pPr>
               <w:pStyle w:val="Compact"/>
-              <w:jc w:val="left"/>
             </w:pPr>
             <w:r>
               <w:t xml:space="preserve">DPI-based application identification classifies each flow by application ID (Teams, SharePoint, O365, etc.); Cloud OnRamp policy applies per-application path selection; CASB in Umbrella applies per-application data classification and DLP</w:t>
@@ -7943,12 +8136,11 @@
           <w:p>
             <w:pPr>
               <w:pStyle w:val="Compact"/>
-              <w:jc w:val="left"/>
             </w:pPr>
             <w:r>
               <w:rPr>
+                <w:b/>
                 <w:bCs/>
-                <w:b/>
               </w:rPr>
               <w:t xml:space="preserve">AU-2 / AU-12</w:t>
             </w:r>
@@ -7965,7 +8157,6 @@
           <w:p>
             <w:pPr>
               <w:pStyle w:val="Compact"/>
-              <w:jc w:val="left"/>
             </w:pPr>
             <w:r>
               <w:t xml:space="preserve">Every flow traceable to source, destination, application, policy decision</w:t>
@@ -7977,7 +8168,6 @@
           <w:p>
             <w:pPr>
               <w:pStyle w:val="Compact"/>
-              <w:jc w:val="left"/>
             </w:pPr>
             <w:r>
               <w:t xml:space="preserve">SD-WAN Manager retains full flow telemetry: WAN Edge ID, source/destination IP, application ID, path selected, policy applied, timestamp; exported via syslog or streaming telemetry to SIEM</w:t>
@@ -7991,12 +8181,11 @@
           <w:p>
             <w:pPr>
               <w:pStyle w:val="Compact"/>
-              <w:jc w:val="left"/>
             </w:pPr>
             <w:r>
               <w:rPr>
+                <w:b/>
                 <w:bCs/>
-                <w:b/>
               </w:rPr>
               <w:t xml:space="preserve">CA-7</w:t>
             </w:r>
@@ -8013,7 +8202,6 @@
           <w:p>
             <w:pPr>
               <w:pStyle w:val="Compact"/>
-              <w:jc w:val="left"/>
             </w:pPr>
             <w:r>
               <w:t xml:space="preserve">Real-time observation of security posture</w:t>
@@ -8025,7 +8213,6 @@
           <w:p>
             <w:pPr>
               <w:pStyle w:val="Compact"/>
-              <w:jc w:val="left"/>
             </w:pPr>
             <w:r>
               <w:t xml:space="preserve">Cloud OnRamp path-quality metrics (per-transport latency, jitter, loss) exported continuously; Umbrella DNS security events; deviation from desired path policy triggers alert in SD-WAN Manager</w:t>
@@ -8039,12 +8226,11 @@
           <w:p>
             <w:pPr>
               <w:pStyle w:val="Compact"/>
-              <w:jc w:val="left"/>
             </w:pPr>
             <w:r>
               <w:rPr>
+                <w:b/>
                 <w:bCs/>
-                <w:b/>
               </w:rPr>
               <w:t xml:space="preserve">SI-4</w:t>
             </w:r>
@@ -8061,7 +8247,6 @@
           <w:p>
             <w:pPr>
               <w:pStyle w:val="Compact"/>
-              <w:jc w:val="left"/>
             </w:pPr>
             <w:r>
               <w:t xml:space="preserve">Detect anomalies in communications</w:t>
@@ -8073,7 +8258,6 @@
           <w:p>
             <w:pPr>
               <w:pStyle w:val="Compact"/>
-              <w:jc w:val="left"/>
             </w:pPr>
             <w:r>
               <w:t xml:space="preserve">Cisco SD-WAN integrates with Cisco Cyber Vision and Cisco XDR for behavioral anomaly detection; Umbrella cloud-delivered security provides CASB and threat intelligence integration</w:t>
@@ -8087,12 +8271,11 @@
           <w:p>
             <w:pPr>
               <w:pStyle w:val="Compact"/>
-              <w:jc w:val="left"/>
             </w:pPr>
             <w:r>
               <w:rPr>
+                <w:b/>
                 <w:bCs/>
-                <w:b/>
               </w:rPr>
               <w:t xml:space="preserve">CM-7</w:t>
             </w:r>
@@ -8109,7 +8292,6 @@
           <w:p>
             <w:pPr>
               <w:pStyle w:val="Compact"/>
-              <w:jc w:val="left"/>
             </w:pPr>
             <w:r>
               <w:t xml:space="preserve">Disable unused services on branch devices</w:t>
@@ -8121,7 +8303,6 @@
           <w:p>
             <w:pPr>
               <w:pStyle w:val="Compact"/>
-              <w:jc w:val="left"/>
             </w:pPr>
             <w:r>
               <w:t xml:space="preserve">cEdge configuration templates in SD-WAN Manager enforce device hardening baseline (no unused services, no local management plane access); template drift is detected and alerted by SD-WAN Manager</w:t>
@@ -8135,12 +8316,11 @@
           <w:p>
             <w:pPr>
               <w:pStyle w:val="Compact"/>
-              <w:jc w:val="left"/>
             </w:pPr>
             <w:r>
               <w:rPr>
+                <w:b/>
                 <w:bCs/>
-                <w:b/>
               </w:rPr>
               <w:t xml:space="preserve">CM-2</w:t>
             </w:r>
@@ -8157,7 +8337,6 @@
           <w:p>
             <w:pPr>
               <w:pStyle w:val="Compact"/>
-              <w:jc w:val="left"/>
             </w:pPr>
             <w:r>
               <w:t xml:space="preserve">Maintain authorized baseline</w:t>
@@ -8169,7 +8348,6 @@
           <w:p>
             <w:pPr>
               <w:pStyle w:val="Compact"/>
-              <w:jc w:val="left"/>
             </w:pPr>
             <w:r>
               <w:t xml:space="preserve">SD-WAN Manager configuration templates ARE the authoritative baseline — every device must conform to the template; configuration drift triggers an automated alert and corrective action</w:t>
@@ -8183,12 +8361,11 @@
           <w:p>
             <w:pPr>
               <w:pStyle w:val="Compact"/>
-              <w:jc w:val="left"/>
             </w:pPr>
             <w:r>
               <w:rPr>
+                <w:b/>
                 <w:bCs/>
-                <w:b/>
               </w:rPr>
               <w:t xml:space="preserve">IR-4</w:t>
             </w:r>
@@ -8205,7 +8382,6 @@
           <w:p>
             <w:pPr>
               <w:pStyle w:val="Compact"/>
-              <w:jc w:val="left"/>
             </w:pPr>
             <w:r>
               <w:t xml:space="preserve">Contain and isolate during incident</w:t>
@@ -8217,7 +8393,6 @@
           <w:p>
             <w:pPr>
               <w:pStyle w:val="Compact"/>
-              <w:jc w:val="left"/>
             </w:pPr>
             <w:r>
               <w:t xml:space="preserve">SD-WAN Manager policy can be pushed to isolate a branch or device within seconds — change the data-plane policy to block all traffic except OOB management; no physical access to branch required</w:t>
@@ -8226,24 +8401,15 @@
         </w:tc>
       </w:tr>
     </w:tbl>
-    <w:bookmarkEnd w:id="96"/>
-    <w:bookmarkEnd w:id="97"/>
-    <w:bookmarkStart w:id="98" w:name="a.5-fedramp-20x-ksi-evidence-contracts"/>
+    <w:bookmarkEnd w:id="100"/>
+    <w:bookmarkEnd w:id="101"/>
+    <w:bookmarkStart w:id="104" w:name="a.5-fedramp-20x-ksi-evidence-contracts"/>
     <w:p>
       <w:pPr>
         <w:pStyle w:val="Heading2"/>
       </w:pPr>
       <w:r>
-        <w:rPr>
-          <w:rStyle w:val="SectionNumber"/>
-        </w:rPr>
-        <w:t xml:space="preserve">11.5</w:t>
-      </w:r>
-      <w:r>
-        <w:tab/>
-      </w:r>
-      <w:r>
-        <w:t xml:space="preserve">A.5 — FedRAMP 20x KSI Evidence Contracts</w:t>
+        <w:t xml:space="preserve">11.5 A.5 — FedRAMP 20x KSI Evidence Contracts</w:t>
       </w:r>
     </w:p>
     <w:p>
@@ -8259,16 +8425,16 @@
         <w:pStyle w:val="TableCaption"/>
       </w:pPr>
       <w:r>
-        <w:t xml:space="preserve">Cisco Catalyst SD-WAN + Microsoft INR — FedRAMP 20x KSI Evidence Contracts {.striped .hover}</w:t>
+        <w:t xml:space="preserve">Cisco Catalyst SD-WAN + Microsoft INR — FedRAMP 20x KSI Evidence Contracts</w:t>
       </w:r>
     </w:p>
     <w:tbl>
       <w:tblPr>
         <w:tblStyle w:val="Table"/>
         <w:tblW w:type="pct" w:w="5000"/>
+        <w:tblLayout w:type="fixed"/>
         <w:tblLook w:firstRow="1" w:lastRow="0" w:firstColumn="0" w:lastColumn="0" w:noHBand="0" w:noVBand="0" w:val="0020"/>
-        <w:jc w:val="start"/>
-        <w:tblCaption w:val="Cisco Catalyst SD-WAN + Microsoft INR — FedRAMP 20x KSI Evidence Contracts {.striped .hover}"/>
+        <w:tblCaption w:val="Cisco Catalyst SD-WAN + Microsoft INR — FedRAMP 20x KSI Evidence Contracts"/>
       </w:tblPr>
       <w:tblGrid>
         <w:gridCol w:w="1980"/>
@@ -8278,14 +8444,13 @@
       </w:tblGrid>
       <w:tr>
         <w:trPr>
-          <w:tblHeader w:val="true"/>
+          <w:tblHeader w:val="on"/>
         </w:trPr>
         <w:tc>
           <w:tcPr/>
           <w:p>
             <w:pPr>
               <w:pStyle w:val="Compact"/>
-              <w:jc w:val="left"/>
             </w:pPr>
             <w:r>
               <w:t xml:space="preserve">FedRAMP 20x KSI Theme</w:t>
@@ -8297,7 +8462,6 @@
           <w:p>
             <w:pPr>
               <w:pStyle w:val="Compact"/>
-              <w:jc w:val="left"/>
             </w:pPr>
             <w:r>
               <w:t xml:space="preserve">CR26 Control</w:t>
@@ -8309,7 +8473,6 @@
           <w:p>
             <w:pPr>
               <w:pStyle w:val="Compact"/>
-              <w:jc w:val="left"/>
             </w:pPr>
             <w:r>
               <w:t xml:space="preserve">What Cisco Catalyst SD-WAN Produces</w:t>
@@ -8321,7 +8484,6 @@
           <w:p>
             <w:pPr>
               <w:pStyle w:val="Compact"/>
-              <w:jc w:val="left"/>
             </w:pPr>
             <w:r>
               <w:t xml:space="preserve">Evidence Format</w:t>
@@ -8335,12 +8497,11 @@
           <w:p>
             <w:pPr>
               <w:pStyle w:val="Compact"/>
-              <w:jc w:val="left"/>
             </w:pPr>
             <w:r>
               <w:rPr>
+                <w:b/>
                 <w:bCs/>
-                <w:b/>
               </w:rPr>
               <w:t xml:space="preserve">KSI-CNA</w:t>
             </w:r>
@@ -8357,7 +8518,6 @@
           <w:p>
             <w:pPr>
               <w:pStyle w:val="Compact"/>
-              <w:jc w:val="left"/>
             </w:pPr>
             <w:r>
               <w:t xml:space="preserve">KSI-CNA-EIS</w:t>
@@ -8369,7 +8529,6 @@
           <w:p>
             <w:pPr>
               <w:pStyle w:val="Compact"/>
-              <w:jc w:val="left"/>
             </w:pPr>
             <w:r>
               <w:t xml:space="preserve">Cloud OnRamp SaaS policy defines authorized M365 egress paths; deviation from policy is a logged event</w:t>
@@ -8381,7 +8540,6 @@
           <w:p>
             <w:pPr>
               <w:pStyle w:val="Compact"/>
-              <w:jc w:val="left"/>
             </w:pPr>
             <w:r>
               <w:t xml:space="preserve">SD-WAN Manager audit log (JSON)</w:t>
@@ -8395,12 +8553,11 @@
           <w:p>
             <w:pPr>
               <w:pStyle w:val="Compact"/>
-              <w:jc w:val="left"/>
             </w:pPr>
             <w:r>
               <w:rPr>
+                <w:b/>
                 <w:bCs/>
-                <w:b/>
               </w:rPr>
               <w:t xml:space="preserve">KSI-MLA</w:t>
             </w:r>
@@ -8417,7 +8574,6 @@
           <w:p>
             <w:pPr>
               <w:pStyle w:val="Compact"/>
-              <w:jc w:val="left"/>
             </w:pPr>
             <w:r>
               <w:t xml:space="preserve">KSI-MLA-OSM</w:t>
@@ -8429,7 +8585,6 @@
           <w:p>
             <w:pPr>
               <w:pStyle w:val="Compact"/>
-              <w:jc w:val="left"/>
             </w:pPr>
             <w:r>
               <w:t xml:space="preserve">Per-flow telemetry: every WAN Edge flow with application ID, path selected, policy applied, timestamp</w:t>
@@ -8441,7 +8596,6 @@
           <w:p>
             <w:pPr>
               <w:pStyle w:val="Compact"/>
-              <w:jc w:val="left"/>
             </w:pPr>
             <w:r>
               <w:t xml:space="preserve">Streaming telemetry to SIEM (structured JSON or syslog)</w:t>
@@ -8455,12 +8609,11 @@
           <w:p>
             <w:pPr>
               <w:pStyle w:val="Compact"/>
-              <w:jc w:val="left"/>
             </w:pPr>
             <w:r>
               <w:rPr>
+                <w:b/>
                 <w:bCs/>
-                <w:b/>
               </w:rPr>
               <w:t xml:space="preserve">KSI-MLA</w:t>
             </w:r>
@@ -8471,7 +8624,6 @@
           <w:p>
             <w:pPr>
               <w:pStyle w:val="Compact"/>
-              <w:jc w:val="left"/>
             </w:pPr>
             <w:r>
               <w:t xml:space="preserve">KSI-MLA-EVC</w:t>
@@ -8483,7 +8635,6 @@
           <w:p>
             <w:pPr>
               <w:pStyle w:val="Compact"/>
-              <w:jc w:val="left"/>
             </w:pPr>
             <w:r>
               <w:t xml:space="preserve">SD-WAN Manager alert correlation: path quality degradation + flow reroute event = correlated security event</w:t>
@@ -8495,7 +8646,6 @@
           <w:p>
             <w:pPr>
               <w:pStyle w:val="Compact"/>
-              <w:jc w:val="left"/>
             </w:pPr>
             <w:r>
               <w:t xml:space="preserve">Cisco XDR or SIEM correlation rule</w:t>
@@ -8509,12 +8659,11 @@
           <w:p>
             <w:pPr>
               <w:pStyle w:val="Compact"/>
-              <w:jc w:val="left"/>
             </w:pPr>
             <w:r>
               <w:rPr>
+                <w:b/>
                 <w:bCs/>
-                <w:b/>
               </w:rPr>
               <w:t xml:space="preserve">KSI-SVC</w:t>
             </w:r>
@@ -8531,7 +8680,6 @@
           <w:p>
             <w:pPr>
               <w:pStyle w:val="Compact"/>
-              <w:jc w:val="left"/>
             </w:pPr>
             <w:r>
               <w:t xml:space="preserve">KSI-SVC-VRI</w:t>
@@ -8543,7 +8691,6 @@
           <w:p>
             <w:pPr>
               <w:pStyle w:val="Compact"/>
-              <w:jc w:val="left"/>
             </w:pPr>
             <w:r>
               <w:t xml:space="preserve">cEdge device configuration must match SD-WAN Manager template; any drift is detected and logged</w:t>
@@ -8555,7 +8702,6 @@
           <w:p>
             <w:pPr>
               <w:pStyle w:val="Compact"/>
-              <w:jc w:val="left"/>
             </w:pPr>
             <w:r>
               <w:t xml:space="preserve">Configuration compliance report (SD-WAN Manager REST API export)</w:t>
@@ -8569,12 +8715,11 @@
           <w:p>
             <w:pPr>
               <w:pStyle w:val="Compact"/>
-              <w:jc w:val="left"/>
             </w:pPr>
             <w:r>
               <w:rPr>
+                <w:b/>
                 <w:bCs/>
-                <w:b/>
               </w:rPr>
               <w:t xml:space="preserve">KSI-CMT</w:t>
             </w:r>
@@ -8591,7 +8736,6 @@
           <w:p>
             <w:pPr>
               <w:pStyle w:val="Compact"/>
-              <w:jc w:val="left"/>
             </w:pPr>
             <w:r>
               <w:t xml:space="preserve">KSI-CMT-LMC</w:t>
@@ -8603,7 +8747,6 @@
           <w:p>
             <w:pPr>
               <w:pStyle w:val="Compact"/>
-              <w:jc w:val="left"/>
             </w:pPr>
             <w:r>
               <w:t xml:space="preserve">Every policy change in SD-WAN Manager is a timestamped audit log entry: who changed what, when, from what prior state</w:t>
@@ -8615,7 +8758,6 @@
           <w:p>
             <w:pPr>
               <w:pStyle w:val="Compact"/>
-              <w:jc w:val="left"/>
             </w:pPr>
             <w:r>
               <w:t xml:space="preserve">SD-WAN Manager change audit log (JSON)</w:t>
@@ -8629,12 +8771,11 @@
           <w:p>
             <w:pPr>
               <w:pStyle w:val="Compact"/>
-              <w:jc w:val="left"/>
             </w:pPr>
             <w:r>
               <w:rPr>
+                <w:b/>
                 <w:bCs/>
-                <w:b/>
               </w:rPr>
               <w:t xml:space="preserve">KSI-CMT</w:t>
             </w:r>
@@ -8645,7 +8786,6 @@
           <w:p>
             <w:pPr>
               <w:pStyle w:val="Compact"/>
-              <w:jc w:val="left"/>
             </w:pPr>
             <w:r>
               <w:t xml:space="preserve">KSI-CMT-VTD</w:t>
@@ -8657,7 +8797,6 @@
           <w:p>
             <w:pPr>
               <w:pStyle w:val="Compact"/>
-              <w:jc w:val="left"/>
             </w:pPr>
             <w:r>
               <w:t xml:space="preserve">Policy template validation runs in dry-run mode before commit; template is version-controlled in Git</w:t>
@@ -8669,7 +8808,6 @@
           <w:p>
             <w:pPr>
               <w:pStyle w:val="Compact"/>
-              <w:jc w:val="left"/>
             </w:pPr>
             <w:r>
               <w:t xml:space="preserve">SD-WAN Manager template commit log + Git SHA reference</w:t>
@@ -8683,36 +8821,143 @@
         <w:pStyle w:val="BodyText"/>
       </w:pPr>
       <w:r>
-        <w:rPr>
-          <w:bCs/>
-          <w:b/>
-        </w:rPr>
-        <w:t xml:space="preserve">The AAN slot binding for this appendix.</w:t>
-      </w:r>
-      <w:r>
-        <w:t xml:space="preserve"> </w:t>
-      </w:r>
-      <w:r>
-        <w:t xml:space="preserve">The evidence contracts in the table above are satisfied by AAN slot 03 (network control plane), which binds to Book 02 (SD-WAN/SASE/UC) in the Conformance Adapter. The Cisco Catalyst SD-WAN + Microsoft INR configuration is a specific implementation of the generic SD-WAN evidence described in slot 03. No additional slot binding is required — the slot-03 controls (KSI-CNA, KSI-MLA, KSI-SVC, KSI-CMT) are already satisfied when the platform-specific configuration in this appendix is in place.</w:t>
-      </w:r>
-    </w:p>
-    <w:bookmarkEnd w:id="98"/>
-    <w:bookmarkStart w:id="99" w:name="X7a81c79d1d042ee9d2d4412f6dbd9142b92d417"/>
+        <w:t xml:space="preserve"> </w:t>
+      </w:r>
+    </w:p>
+    <w:tbl>
+      <w:tblPr>
+        <w:tblStyle w:val="Table"/>
+        <w:tblLook w:firstRow="0" w:lastRow="0" w:firstColumn="0" w:lastColumn="0" w:noHBand="0" w:noVBand="0" w:val="0000"/>
+        <w:tblBorders>
+          <w:top w:val="single" w:sz="4" w:space="0" w:color="0758E5"/>
+          <w:left w:val="single" w:sz="24" w:space="0" w:color="0758E5"/>
+          <w:bottom w:val="single" w:sz="4" w:space="0" w:color="0758E5"/>
+          <w:right w:val="single" w:sz="4" w:space="0" w:color="0758E5"/>
+        </w:tblBorders>
+        <w:tblCellMar>
+          <w:left w:w="144" w:type="dxa"/>
+          <w:right w:w="144" w:type="dxa"/>
+        </w:tblCellMar>
+        <w:tblLook w:firstRow="0" w:lastRow="0" w:firstColumn="0" w:lastColumn="0" w:noHBand="0" w:noVBand="0" w:val="0000"/>
+      </w:tblPr>
+      <w:tr>
+        <w:trPr>
+          <w:cantSplit/>
+        </w:trPr>
+        <w:tc>
+          <w:tcPr>
+            <w:shd w:color="auto" w:fill="dae6fb" w:val="clear"/>
+            <w:tcMar>
+              <w:top w:w="92" w:type="dxa"/>
+              <w:bottom w:w="92" w:type="dxa"/>
+            </w:tcMar>
+          </w:tcPr>
+          <w:p>
+            <w:pPr>
+              <w:pStyle w:val="BodyText"/>
+            </w:pPr>
+            <w:pPr>
+              <w:spacing w:before="0" w:after="0"/>
+              <w:textAlignment w:val="center"/>
+            </w:pPr>
+            <w:r>
+              <w:drawing>
+                <wp:inline>
+                  <wp:extent cx="152400" cy="152400"/>
+                  <wp:effectExtent b="0" l="0" r="0" t="0"/>
+                  <wp:docPr descr="" title="" id="102" name="Picture"/>
+                  <a:graphic>
+                    <a:graphicData uri="http://schemas.openxmlformats.org/drawingml/2006/picture">
+                      <pic:pic>
+                        <pic:nvPicPr>
+                          <pic:cNvPr descr="/opt/quarto/share/formats/docx/note.png" id="103" name="Picture"/>
+                          <pic:cNvPicPr>
+                            <a:picLocks noChangeArrowheads="1" noChangeAspect="1"/>
+                          </pic:cNvPicPr>
+                        </pic:nvPicPr>
+                        <pic:blipFill>
+                          <a:blip r:embed="rId9"/>
+                          <a:stretch>
+                            <a:fillRect/>
+                          </a:stretch>
+                        </pic:blipFill>
+                        <pic:spPr bwMode="auto">
+                          <a:xfrm>
+                            <a:off x="0" y="0"/>
+                            <a:ext cx="152400" cy="152400"/>
+                          </a:xfrm>
+                          <a:prstGeom prst="rect">
+                            <a:avLst/>
+                          </a:prstGeom>
+                          <a:noFill/>
+                          <a:ln w="9525">
+                            <a:noFill/>
+                            <a:headEnd/>
+                            <a:tailEnd/>
+                          </a:ln>
+                        </pic:spPr>
+                      </pic:pic>
+                    </a:graphicData>
+                  </a:graphic>
+                </wp:inline>
+              </w:drawing>
+            </w:r>
+            <w:r>
+              <w:t xml:space="preserve"> </w:t>
+            </w:r>
+            <w:r>
+              <w:t xml:space="preserve"> </w:t>
+            </w:r>
+            <w:r>
+              <w:t xml:space="preserve">Note</w:t>
+            </w:r>
+          </w:p>
+        </w:tc>
+      </w:tr>
+      <w:tr>
+        <w:trPr>
+          <w:cantSplit/>
+        </w:trPr>
+        <w:tc>
+          <w:tcPr>
+            <w:tcMar>
+              <w:top w:w="108" w:type="dxa"/>
+              <w:bottom w:w="108" w:type="dxa"/>
+            </w:tcMar>
+          </w:tcPr>
+          <w:p>
+            <w:pPr>
+              <w:pStyle w:val="BodyText"/>
+            </w:pPr>
+            <w:pPr>
+              <w:spacing w:before="16" w:after="16"/>
+            </w:pPr>
+            <w:r>
+              <w:rPr>
+                <w:b/>
+                <w:bCs/>
+              </w:rPr>
+              <w:t xml:space="preserve">The AAN slot binding for this appendix.</w:t>
+            </w:r>
+            <w:r>
+              <w:t xml:space="preserve"> </w:t>
+            </w:r>
+            <w:r>
+              <w:t xml:space="preserve">The evidence contracts in the table above are satisfied by AAN slot 03 (network control plane), which binds to Book 05 (SD-WAN/SASE/UC) in the Conformance Adapter. The Cisco Catalyst SD-WAN + Microsoft INR configuration is a specific implementation of the generic SD-WAN evidence described in slot 03. No additional slot binding is required — the slot-03 controls (KSI-CNA, KSI-MLA, KSI-SVC, KSI-CMT) are already satisfied when the platform-specific configuration in this appendix is in place.</w:t>
+            </w:r>
+          </w:p>
+          <w:p/>
+        </w:tc>
+      </w:tr>
+    </w:tbl>
+    <w:bookmarkEnd w:id="104"/>
+    <w:bookmarkStart w:id="107" w:name="X7a81c79d1d042ee9d2d4412f6dbd9142b92d417"/>
     <w:p>
       <w:pPr>
         <w:pStyle w:val="Heading2"/>
       </w:pPr>
       <w:r>
-        <w:rPr>
-          <w:rStyle w:val="SectionNumber"/>
-        </w:rPr>
-        <w:t xml:space="preserve">11.6</w:t>
-      </w:r>
-      <w:r>
-        <w:tab/>
-      </w:r>
-      <w:r>
-        <w:t xml:space="preserve">A.6 — Implementation Sequence for a Greenfield FedRAMP Moderate Deployment</w:t>
+        <w:t xml:space="preserve">11.6 A.6 — Implementation Sequence for a Greenfield FedRAMP Moderate Deployment</w:t>
       </w:r>
     </w:p>
     <w:p>
@@ -8729,8 +8974,8 @@
       </w:pPr>
       <w:r>
         <w:rPr>
-          <w:bCs/>
-          <w:b/>
+          <w:b/>
+          <w:bCs/>
         </w:rPr>
         <w:t xml:space="preserve">Step 1 — Boundary documentation.</w:t>
       </w:r>
@@ -8747,8 +8992,8 @@
       </w:pPr>
       <w:r>
         <w:rPr>
-          <w:bCs/>
-          <w:b/>
+          <w:b/>
+          <w:bCs/>
         </w:rPr>
         <w:t xml:space="preserve">Step 2 — Baseline template development.</w:t>
       </w:r>
@@ -8765,8 +9010,8 @@
       </w:pPr>
       <w:r>
         <w:rPr>
-          <w:bCs/>
-          <w:b/>
+          <w:b/>
+          <w:bCs/>
         </w:rPr>
         <w:t xml:space="preserve">Step 3 — Cloud OnRamp policy for M365.</w:t>
       </w:r>
@@ -8783,8 +9028,8 @@
       </w:pPr>
       <w:r>
         <w:rPr>
-          <w:bCs/>
-          <w:b/>
+          <w:b/>
+          <w:bCs/>
         </w:rPr>
         <w:t xml:space="preserve">Step 4 — Umbrella DNS integration.</w:t>
       </w:r>
@@ -8801,8 +9046,8 @@
       </w:pPr>
       <w:r>
         <w:rPr>
-          <w:bCs/>
-          <w:b/>
+          <w:b/>
+          <w:bCs/>
         </w:rPr>
         <w:t xml:space="preserve">Step 5 — SIEM telemetry wiring.</w:t>
       </w:r>
@@ -8819,8 +9064,8 @@
       </w:pPr>
       <w:r>
         <w:rPr>
-          <w:bCs/>
-          <w:b/>
+          <w:b/>
+          <w:bCs/>
         </w:rPr>
         <w:t xml:space="preserve">Step 6 — FedRAMP 20x KSI evidence validation.</w:t>
       </w:r>
@@ -8846,28 +9091,138 @@
         <w:t xml:space="preserve">assessment results generator.</w:t>
       </w:r>
     </w:p>
-    <w:p>
-      <w:pPr>
-        <w:pStyle w:val="BodyText"/>
-      </w:pPr>
-      <w:r>
-        <w:rPr>
-          <w:bCs/>
-          <w:b/>
-        </w:rPr>
-        <w:t xml:space="preserve">This appendix does not substitute for Cisco professional services or a system integrator.</w:t>
-      </w:r>
-      <w:r>
-        <w:t xml:space="preserve"> </w:t>
-      </w:r>
-      <w:r>
-        <w:t xml:space="preserve">The implementation sequence above is a decision-maker-level orientation, not an engineering runbook. Every agency deployment requires site surveys, carrier qualification (MAPS enrollment), and Cisco SD-WAN Manager template development that must be executed by certified Cisco Catalyst SD-WAN engineers. What this appendix provides is the compliance framing and boundary documentation structure that should govern that engagement from the start — not the configuration commands.</w:t>
-      </w:r>
-    </w:p>
-    <w:bookmarkEnd w:id="99"/>
-    <w:bookmarkEnd w:id="100"/>
+    <w:tbl>
+      <w:tblPr>
+        <w:tblStyle w:val="Table"/>
+        <w:tblLook w:firstRow="0" w:lastRow="0" w:firstColumn="0" w:lastColumn="0" w:noHBand="0" w:noVBand="0" w:val="0000"/>
+        <w:tblBorders>
+          <w:top w:val="single" w:sz="4" w:space="0" w:color="0758E5"/>
+          <w:left w:val="single" w:sz="24" w:space="0" w:color="0758E5"/>
+          <w:bottom w:val="single" w:sz="4" w:space="0" w:color="0758E5"/>
+          <w:right w:val="single" w:sz="4" w:space="0" w:color="0758E5"/>
+        </w:tblBorders>
+        <w:tblCellMar>
+          <w:left w:w="144" w:type="dxa"/>
+          <w:right w:w="144" w:type="dxa"/>
+        </w:tblCellMar>
+        <w:tblLook w:firstRow="0" w:lastRow="0" w:firstColumn="0" w:lastColumn="0" w:noHBand="0" w:noVBand="0" w:val="0000"/>
+      </w:tblPr>
+      <w:tr>
+        <w:trPr>
+          <w:cantSplit/>
+        </w:trPr>
+        <w:tc>
+          <w:tcPr>
+            <w:shd w:color="auto" w:fill="dae6fb" w:val="clear"/>
+            <w:tcMar>
+              <w:top w:w="92" w:type="dxa"/>
+              <w:bottom w:w="92" w:type="dxa"/>
+            </w:tcMar>
+          </w:tcPr>
+          <w:p>
+            <w:pPr>
+              <w:pStyle w:val="BodyText"/>
+            </w:pPr>
+            <w:pPr>
+              <w:spacing w:before="0" w:after="0"/>
+              <w:textAlignment w:val="center"/>
+            </w:pPr>
+            <w:r>
+              <w:drawing>
+                <wp:inline>
+                  <wp:extent cx="152400" cy="152400"/>
+                  <wp:effectExtent b="0" l="0" r="0" t="0"/>
+                  <wp:docPr descr="" title="" id="105" name="Picture"/>
+                  <a:graphic>
+                    <a:graphicData uri="http://schemas.openxmlformats.org/drawingml/2006/picture">
+                      <pic:pic>
+                        <pic:nvPicPr>
+                          <pic:cNvPr descr="/opt/quarto/share/formats/docx/note.png" id="106" name="Picture"/>
+                          <pic:cNvPicPr>
+                            <a:picLocks noChangeArrowheads="1" noChangeAspect="1"/>
+                          </pic:cNvPicPr>
+                        </pic:nvPicPr>
+                        <pic:blipFill>
+                          <a:blip r:embed="rId9"/>
+                          <a:stretch>
+                            <a:fillRect/>
+                          </a:stretch>
+                        </pic:blipFill>
+                        <pic:spPr bwMode="auto">
+                          <a:xfrm>
+                            <a:off x="0" y="0"/>
+                            <a:ext cx="152400" cy="152400"/>
+                          </a:xfrm>
+                          <a:prstGeom prst="rect">
+                            <a:avLst/>
+                          </a:prstGeom>
+                          <a:noFill/>
+                          <a:ln w="9525">
+                            <a:noFill/>
+                            <a:headEnd/>
+                            <a:tailEnd/>
+                          </a:ln>
+                        </pic:spPr>
+                      </pic:pic>
+                    </a:graphicData>
+                  </a:graphic>
+                </wp:inline>
+              </w:drawing>
+            </w:r>
+            <w:r>
+              <w:t xml:space="preserve"> </w:t>
+            </w:r>
+            <w:r>
+              <w:t xml:space="preserve"> </w:t>
+            </w:r>
+            <w:r>
+              <w:t xml:space="preserve">Note</w:t>
+            </w:r>
+          </w:p>
+        </w:tc>
+      </w:tr>
+      <w:tr>
+        <w:trPr>
+          <w:cantSplit/>
+        </w:trPr>
+        <w:tc>
+          <w:tcPr>
+            <w:tcMar>
+              <w:top w:w="108" w:type="dxa"/>
+              <w:bottom w:w="108" w:type="dxa"/>
+            </w:tcMar>
+          </w:tcPr>
+          <w:p>
+            <w:pPr>
+              <w:pStyle w:val="BodyText"/>
+            </w:pPr>
+            <w:pPr>
+              <w:spacing w:before="16" w:after="16"/>
+            </w:pPr>
+            <w:r>
+              <w:rPr>
+                <w:b/>
+                <w:bCs/>
+              </w:rPr>
+              <w:t xml:space="preserve">This appendix does not substitute for Cisco professional services or a system integrator.</w:t>
+            </w:r>
+            <w:r>
+              <w:t xml:space="preserve"> </w:t>
+            </w:r>
+            <w:r>
+              <w:t xml:space="preserve">The implementation sequence above is a decision-maker-level orientation, not an engineering runbook. Every agency deployment requires site surveys, carrier qualification (MAPS enrollment), and Cisco SD-WAN Manager template development that must be executed by certified Cisco Catalyst SD-WAN engineers. What this appendix provides is the compliance framing and boundary documentation structure that should govern that engagement from the start — not the configuration commands.</w:t>
+            </w:r>
+          </w:p>
+          <w:p/>
+        </w:tc>
+      </w:tr>
+    </w:tbl>
+    <w:bookmarkEnd w:id="107"/>
+    <w:bookmarkEnd w:id="108"/>
     <w:sectPr>
-      <w:pgMar w:top="720" w:right="720" w:bottom="720" w:left="720" w:header="720" w:footer="720" w:gutter="0"/>
+      <w:footnotePr>
+        <w:numRestart w:val="eachSect"/>
+      </w:footnotePr>
     </w:sectPr>
   </w:body>
 </w:document>
@@ -8899,14 +9254,14 @@
 <file path=word/numbering.xml><?xml version="1.0" encoding="utf-8"?>
 <w:numbering xmlns:w="http://schemas.openxmlformats.org/wordprocessingml/2006/main">
   <w:abstractNum w:abstractNumId="990">
-    <w:nsid w:val="A990"/>
+    <w:nsid w:val="0000A990"/>
     <w:multiLevelType w:val="multilevel"/>
     <w:lvl w:ilvl="0">
       <w:numFmt w:val="bullet"/>
       <w:lvlText w:val=" "/>
       <w:lvlJc w:val="left"/>
       <w:pPr>
-        <w:ind w:left="720" w:hanging="480"/>
+        <w:ind w:left="720" w:hanging="360"/>
       </w:pPr>
     </w:lvl>
     <w:lvl w:ilvl="1">
@@ -8914,7 +9269,7 @@
       <w:lvlText w:val=" "/>
       <w:lvlJc w:val="left"/>
       <w:pPr>
-        <w:ind w:left="1440" w:hanging="480"/>
+        <w:ind w:left="1440" w:hanging="360"/>
       </w:pPr>
     </w:lvl>
     <w:lvl w:ilvl="2">
@@ -8922,7 +9277,7 @@
       <w:lvlText w:val=" "/>
       <w:lvlJc w:val="left"/>
       <w:pPr>
-        <w:ind w:left="2160" w:hanging="480"/>
+        <w:ind w:left="2160" w:hanging="360"/>
       </w:pPr>
     </w:lvl>
     <w:lvl w:ilvl="3">
@@ -8930,7 +9285,7 @@
       <w:lvlText w:val=" "/>
       <w:lvlJc w:val="left"/>
       <w:pPr>
-        <w:ind w:left="2880" w:hanging="480"/>
+        <w:ind w:left="2880" w:hanging="360"/>
       </w:pPr>
     </w:lvl>
     <w:lvl w:ilvl="4">
@@ -8938,7 +9293,7 @@
       <w:lvlText w:val=" "/>
       <w:lvlJc w:val="left"/>
       <w:pPr>
-        <w:ind w:left="3600" w:hanging="480"/>
+        <w:ind w:left="3600" w:hanging="360"/>
       </w:pPr>
     </w:lvl>
     <w:lvl w:ilvl="5">
@@ -8946,7 +9301,7 @@
       <w:lvlText w:val=" "/>
       <w:lvlJc w:val="left"/>
       <w:pPr>
-        <w:ind w:left="4320" w:hanging="480"/>
+        <w:ind w:left="4320" w:hanging="360"/>
       </w:pPr>
     </w:lvl>
     <w:lvl w:ilvl="6">
@@ -8954,7 +9309,7 @@
       <w:lvlText w:val=" "/>
       <w:lvlJc w:val="left"/>
       <w:pPr>
-        <w:ind w:left="5040" w:hanging="480"/>
+        <w:ind w:left="5040" w:hanging="360"/>
       </w:pPr>
     </w:lvl>
     <w:lvl w:ilvl="7">
@@ -8962,7 +9317,7 @@
       <w:lvlText w:val=" "/>
       <w:lvlJc w:val="left"/>
       <w:pPr>
-        <w:ind w:left="5760" w:hanging="480"/>
+        <w:ind w:left="5760" w:hanging="360"/>
       </w:pPr>
     </w:lvl>
     <w:lvl w:ilvl="8">
@@ -8970,12 +9325,12 @@
       <w:lvlText w:val=" "/>
       <w:lvlJc w:val="left"/>
       <w:pPr>
-        <w:ind w:left="6480" w:hanging="480"/>
+        <w:ind w:left="6480" w:hanging="360"/>
       </w:pPr>
     </w:lvl>
   </w:abstractNum>
   <w:abstractNum w:abstractNumId="99411">
-    <w:nsid w:val="A99411"/>
+    <w:nsid w:val="00A99411"/>
     <w:multiLevelType w:val="multilevel"/>
     <w:lvl w:ilvl="0">
       <w:start w:val="1"/>
@@ -8983,7 +9338,7 @@
       <w:lvlText w:val="%1."/>
       <w:lvlJc w:val="left"/>
       <w:pPr>
-        <w:ind w:left="720" w:hanging="480"/>
+        <w:ind w:left="720" w:hanging="360"/>
       </w:pPr>
     </w:lvl>
     <w:lvl w:ilvl="1">
@@ -8992,7 +9347,7 @@
       <w:lvlText w:val="%2."/>
       <w:lvlJc w:val="left"/>
       <w:pPr>
-        <w:ind w:left="1440" w:hanging="480"/>
+        <w:ind w:left="1440" w:hanging="360"/>
       </w:pPr>
     </w:lvl>
     <w:lvl w:ilvl="2">
@@ -9001,7 +9356,7 @@
       <w:lvlText w:val="%3."/>
       <w:lvlJc w:val="left"/>
       <w:pPr>
-        <w:ind w:left="2160" w:hanging="480"/>
+        <w:ind w:left="2160" w:hanging="360"/>
       </w:pPr>
     </w:lvl>
     <w:lvl w:ilvl="3">
@@ -9010,7 +9365,7 @@
       <w:lvlText w:val="%4."/>
       <w:lvlJc w:val="left"/>
       <w:pPr>
-        <w:ind w:left="2880" w:hanging="480"/>
+        <w:ind w:left="2880" w:hanging="360"/>
       </w:pPr>
     </w:lvl>
     <w:lvl w:ilvl="4">
@@ -9019,7 +9374,7 @@
       <w:lvlText w:val="%5."/>
       <w:lvlJc w:val="left"/>
       <w:pPr>
-        <w:ind w:left="3600" w:hanging="480"/>
+        <w:ind w:left="3600" w:hanging="360"/>
       </w:pPr>
     </w:lvl>
     <w:lvl w:ilvl="5">
@@ -9028,7 +9383,7 @@
       <w:lvlText w:val="%6."/>
       <w:lvlJc w:val="left"/>
       <w:pPr>
-        <w:ind w:left="4320" w:hanging="480"/>
+        <w:ind w:left="4320" w:hanging="360"/>
       </w:pPr>
     </w:lvl>
     <w:lvl w:ilvl="6">
@@ -9037,7 +9392,7 @@
       <w:lvlText w:val="%7."/>
       <w:lvlJc w:val="left"/>
       <w:pPr>
-        <w:ind w:left="5040" w:hanging="480"/>
+        <w:ind w:left="5040" w:hanging="360"/>
       </w:pPr>
     </w:lvl>
     <w:lvl w:ilvl="7">
@@ -9046,7 +9401,7 @@
       <w:lvlText w:val="%8."/>
       <w:lvlJc w:val="left"/>
       <w:pPr>
-        <w:ind w:left="5760" w:hanging="480"/>
+        <w:ind w:left="5760" w:hanging="360"/>
       </w:pPr>
     </w:lvl>
     <w:lvl w:ilvl="8">
@@ -9055,84 +9410,111 @@
       <w:lvlText w:val="%9."/>
       <w:lvlJc w:val="left"/>
       <w:pPr>
-        <w:ind w:left="6480" w:hanging="480"/>
+        <w:ind w:left="6480" w:hanging="360"/>
       </w:pPr>
     </w:lvl>
   </w:abstractNum>
   <w:abstractNum w:abstractNumId="991">
-    <w:nsid w:val="A991"/>
+    <w:nsid w:val="0000A991"/>
     <w:multiLevelType w:val="multilevel"/>
     <w:lvl w:ilvl="0">
       <w:numFmt w:val="bullet"/>
-      <w:lvlText w:val="•"/>
+      <w:lvlText w:val=""/>
       <w:lvlJc w:val="left"/>
       <w:pPr>
-        <w:ind w:left="720" w:hanging="480"/>
-      </w:pPr>
+        <w:ind w:left="720" w:hanging="360"/>
+      </w:pPr>
+      <w:rPr>
+        <w:rFonts w:ascii="Symbol" w:hAnsi="Symbol" w:cs="Symbol" w:hint="default"/>
+      </w:rPr>
     </w:lvl>
     <w:lvl w:ilvl="1">
       <w:numFmt w:val="bullet"/>
-      <w:lvlText w:val="–"/>
+      <w:lvlText w:val="o"/>
       <w:lvlJc w:val="left"/>
       <w:pPr>
-        <w:ind w:left="1440" w:hanging="480"/>
-      </w:pPr>
+        <w:ind w:left="1440" w:hanging="360"/>
+      </w:pPr>
+      <w:rPr>
+        <w:rFonts w:ascii="Courier New" w:hAnsi="Courier New" w:cs="Courier New" w:hint="default"/>
+      </w:rPr>
     </w:lvl>
     <w:lvl w:ilvl="2">
       <w:numFmt w:val="bullet"/>
-      <w:lvlText w:val="•"/>
+      <w:lvlText w:val=""/>
       <w:lvlJc w:val="left"/>
       <w:pPr>
-        <w:ind w:left="2160" w:hanging="480"/>
-      </w:pPr>
+        <w:ind w:left="2160" w:hanging="360"/>
+      </w:pPr>
+      <w:rPr>
+        <w:rFonts w:ascii="Wingdings" w:hAnsi="Wingdings" w:cs="Wingdings" w:hint="default"/>
+      </w:rPr>
     </w:lvl>
     <w:lvl w:ilvl="3">
       <w:numFmt w:val="bullet"/>
-      <w:lvlText w:val="–"/>
+      <w:lvlText w:val=""/>
       <w:lvlJc w:val="left"/>
       <w:pPr>
-        <w:ind w:left="2880" w:hanging="480"/>
-      </w:pPr>
+        <w:ind w:left="2880" w:hanging="360"/>
+      </w:pPr>
+      <w:rPr>
+        <w:rFonts w:ascii="Symbol" w:hAnsi="Symbol" w:cs="Symbol" w:hint="default"/>
+      </w:rPr>
     </w:lvl>
     <w:lvl w:ilvl="4">
       <w:numFmt w:val="bullet"/>
-      <w:lvlText w:val="•"/>
+      <w:lvlText w:val="o"/>
       <w:lvlJc w:val="left"/>
       <w:pPr>
-        <w:ind w:left="3600" w:hanging="480"/>
-      </w:pPr>
+        <w:ind w:left="3600" w:hanging="360"/>
+      </w:pPr>
+      <w:rPr>
+        <w:rFonts w:ascii="Courier New" w:hAnsi="Courier New" w:cs="Courier New" w:hint="default"/>
+      </w:rPr>
     </w:lvl>
     <w:lvl w:ilvl="5">
       <w:numFmt w:val="bullet"/>
-      <w:lvlText w:val="–"/>
+      <w:lvlText w:val=""/>
       <w:lvlJc w:val="left"/>
       <w:pPr>
-        <w:ind w:left="4320" w:hanging="480"/>
-      </w:pPr>
+        <w:ind w:left="4320" w:hanging="360"/>
+      </w:pPr>
+      <w:rPr>
+        <w:rFonts w:ascii="Wingdings" w:hAnsi="Wingdings" w:cs="Wingdings" w:hint="default"/>
+      </w:rPr>
     </w:lvl>
     <w:lvl w:ilvl="6">
       <w:numFmt w:val="bullet"/>
-      <w:lvlText w:val="•"/>
+      <w:lvlText w:val=""/>
       <w:lvlJc w:val="left"/>
       <w:pPr>
-        <w:ind w:left="5040" w:hanging="480"/>
-      </w:pPr>
+        <w:ind w:left="5040" w:hanging="360"/>
+      </w:pPr>
+      <w:rPr>
+        <w:rFonts w:ascii="Symbol" w:hAnsi="Symbol" w:cs="Symbol" w:hint="default"/>
+      </w:rPr>
     </w:lvl>
     <w:lvl w:ilvl="7">
       <w:numFmt w:val="bullet"/>
-      <w:lvlText w:val="–"/>
+      <w:lvlText w:val="o"/>
       <w:lvlJc w:val="left"/>
       <w:pPr>
-        <w:ind w:left="5760" w:hanging="480"/>
-      </w:pPr>
+        <w:ind w:left="5760" w:hanging="360"/>
+      </w:pPr>
+      <w:rPr>
+        <w:rFonts w:ascii="Courier New" w:hAnsi="Courier New" w:cs="Courier New" w:hint="default"/>
+      </w:rPr>
     </w:lvl>
     <w:lvl w:ilvl="8">
       <w:numFmt w:val="bullet"/>
-      <w:lvlText w:val="•"/>
+      <w:lvlText w:val=""/>
       <w:lvlJc w:val="left"/>
       <w:pPr>
-        <w:ind w:left="6480" w:hanging="480"/>
-      </w:pPr>
+        <w:ind w:left="6480" w:hanging="360"/>
+      </w:pPr>
+      <w:rPr>
+        <w:rFonts w:ascii="Wingdings" w:hAnsi="Wingdings" w:cs="Wingdings" w:hint="default"/>
+      </w:rPr>
     </w:lvl>
   </w:abstractNum>
   <w:num w:numId="1000">
@@ -9272,10 +9654,10 @@
   <w:docDefaults>
     <w:rPrDefault>
       <w:rPr>
-        <w:rFonts w:asciiTheme="minorHAnsi" w:cstheme="minorBidi" w:eastAsiaTheme="minorHAnsi" w:hAnsiTheme="minorHAnsi"/>
+        <w:rFonts w:asciiTheme="minorHAnsi" w:cstheme="minorBidi" w:eastAsiaTheme="minorEastAsia" w:hAnsiTheme="minorHAnsi"/>
         <w:sz w:val="24"/>
         <w:szCs w:val="24"/>
-        <w:lang w:bidi="ar-SA" w:eastAsia="en-US" w:val="en-US"/>
+        <w:lang w:bidi="ar-SA" w:eastAsia="zh-CN" w:val="en-US"/>
       </w:rPr>
     </w:rPrDefault>
     <w:pPrDefault>
@@ -9293,10 +9675,10 @@
     <w:name w:val="Body Text"/>
     <w:basedOn w:val="Normal"/>
     <w:link w:val="BodyTextChar"/>
+    <w:qFormat/>
     <w:pPr>
       <w:spacing w:after="180" w:before="180"/>
     </w:pPr>
-    <w:qFormat/>
   </w:style>
   <w:style w:customStyle="1" w:styleId="FirstParagraph" w:type="paragraph">
     <w:name w:val="First Paragraph"/>
@@ -9316,57 +9698,94 @@
     <w:name w:val="Title"/>
     <w:basedOn w:val="Normal"/>
     <w:next w:val="BodyText"/>
+    <w:link w:val="TitleChar"/>
+    <w:uiPriority w:val="10"/>
     <w:qFormat/>
+    <w:rsid w:val="00A10FD9"/>
     <w:pPr>
-      <w:keepNext/>
-      <w:keepLines/>
-      <w:spacing w:after="240" w:before="480"/>
+      <w:spacing w:after="80" w:line="240" w:lineRule="auto"/>
+      <w:contextualSpacing/>
       <w:jc w:val="center"/>
     </w:pPr>
     <w:rPr>
       <w:rFonts w:asciiTheme="majorHAnsi" w:cstheme="majorBidi" w:eastAsiaTheme="majorEastAsia" w:hAnsiTheme="majorHAnsi"/>
-      <w:b/>
-      <w:bCs/>
-      <w:color w:themeColor="accent1" w:themeShade="B5" w:val="345A8A"/>
-      <w:sz w:val="36"/>
-      <w:szCs w:val="36"/>
+      <w:sz w:val="56"/>
+      <w:szCs w:val="56"/>
+    </w:rPr>
+  </w:style>
+  <w:style w:customStyle="1" w:styleId="TitleChar" w:type="character">
+    <w:name w:val="Title Char"/>
+    <w:basedOn w:val="DefaultParagraphFont"/>
+    <w:link w:val="Title"/>
+    <w:uiPriority w:val="10"/>
+    <w:rsid w:val="00A10FD9"/>
+    <w:rPr>
+      <w:rFonts w:asciiTheme="majorHAnsi" w:cstheme="majorBidi" w:eastAsiaTheme="majorEastAsia" w:hAnsiTheme="majorHAnsi"/>
+      <w:sz w:val="56"/>
+      <w:szCs w:val="56"/>
     </w:rPr>
   </w:style>
   <w:style w:styleId="Subtitle" w:type="paragraph">
     <w:name w:val="Subtitle"/>
     <w:basedOn w:val="Title"/>
     <w:next w:val="BodyText"/>
+    <w:link w:val="SubtitleChar"/>
+    <w:uiPriority w:val="11"/>
     <w:qFormat/>
+    <w:rsid w:val="00A10FD9"/>
     <w:pPr>
-      <w:keepNext/>
-      <w:keepLines/>
-      <w:spacing w:after="240" w:before="240"/>
-      <w:jc w:val="center"/>
+      <w:numPr>
+        <w:ilvl w:val="1"/>
+      </w:numPr>
     </w:pPr>
     <w:rPr>
-      <w:sz w:val="30"/>
-      <w:szCs w:val="30"/>
+      <w:rFonts w:cstheme="majorBidi" w:eastAsiaTheme="majorEastAsia"/>
+      <w:spacing w:val="15"/>
+      <w:sz w:val="28"/>
+      <w:szCs w:val="28"/>
+    </w:rPr>
+  </w:style>
+  <w:style w:customStyle="1" w:styleId="SubtitleChar" w:type="character">
+    <w:name w:val="Subtitle Char"/>
+    <w:basedOn w:val="DefaultParagraphFont"/>
+    <w:link w:val="Subtitle"/>
+    <w:uiPriority w:val="11"/>
+    <w:rsid w:val="00A10FD9"/>
+    <w:rPr>
+      <w:rFonts w:cstheme="majorBidi" w:eastAsiaTheme="majorEastAsia"/>
+      <w:color w:themeColor="text1" w:themeTint="A6" w:val="595959"/>
+      <w:spacing w:val="15"/>
+      <w:sz w:val="28"/>
+      <w:szCs w:val="28"/>
     </w:rPr>
   </w:style>
   <w:style w:customStyle="1" w:styleId="Author" w:type="paragraph">
     <w:name w:val="Author"/>
+    <w:basedOn w:val="Title"/>
     <w:next w:val="BodyText"/>
     <w:qFormat/>
     <w:pPr>
       <w:keepNext/>
       <w:keepLines/>
-      <w:jc w:val="center"/>
     </w:pPr>
+    <w:rPr>
+      <w:sz w:val="24"/>
+      <w:szCs w:val="24"/>
+    </w:rPr>
   </w:style>
   <w:style w:styleId="Date" w:type="paragraph">
     <w:name w:val="Date"/>
+    <w:basedOn w:val="Title"/>
     <w:next w:val="BodyText"/>
     <w:qFormat/>
     <w:pPr>
       <w:keepNext/>
       <w:keepLines/>
-      <w:jc w:val="center"/>
     </w:pPr>
+    <w:rPr>
+      <w:sz w:val="24"/>
+      <w:szCs w:val="24"/>
+    </w:rPr>
   </w:style>
   <w:style w:customStyle="1" w:styleId="AbstractTitle" w:type="paragraph">
     <w:name w:val="Abstract Title"/>
@@ -9376,15 +9795,13 @@
     <w:pPr>
       <w:keepNext/>
       <w:keepLines/>
+      <w:spacing w:after="0" w:before="300"/>
       <w:jc w:val="center"/>
-      <w:spacing w:after="0" w:before="300"/>
     </w:pPr>
     <w:rPr>
+      <w:b/>
       <w:sz w:val="20"/>
       <w:szCs w:val="20"/>
-      <w:b/>
-      <w:color w:val="345A8A"/>
-      &gt;
     </w:rPr>
   </w:style>
   <w:style w:customStyle="1" w:styleId="Abstract" w:type="paragraph">
@@ -9411,191 +9828,321 @@
     <w:rPr/>
   </w:style>
   <w:style w:styleId="Heading1" w:type="paragraph">
-    <w:name w:val="Heading 1"/>
+    <w:name w:val="heading 1"/>
     <w:basedOn w:val="Normal"/>
     <w:next w:val="BodyText"/>
+    <w:link w:val="Heading1Char"/>
     <w:uiPriority w:val="9"/>
     <w:qFormat/>
+    <w:rsid w:val="00A10FD9"/>
     <w:pPr>
       <w:keepNext/>
       <w:keepLines/>
-      <w:spacing w:after="0" w:before="480"/>
+      <w:spacing w:after="80" w:before="360"/>
       <w:outlineLvl w:val="0"/>
     </w:pPr>
     <w:rPr>
       <w:rFonts w:asciiTheme="majorHAnsi" w:cstheme="majorBidi" w:eastAsiaTheme="majorEastAsia" w:hAnsiTheme="majorHAnsi"/>
-      <w:b/>
-      <w:bCs/>
-      <w:color w:themeColor="accent1" w:val="4F81BD"/>
+      <w:color w:themeColor="accent1" w:themeShade="BF" w:val="0F4761"/>
+      <w:sz w:val="40"/>
+      <w:szCs w:val="40"/>
+    </w:rPr>
+  </w:style>
+  <w:style w:styleId="Heading2" w:type="paragraph">
+    <w:name w:val="heading 2"/>
+    <w:basedOn w:val="Normal"/>
+    <w:next w:val="BodyText"/>
+    <w:link w:val="Heading2Char"/>
+    <w:uiPriority w:val="9"/>
+    <w:semiHidden/>
+    <w:unhideWhenUsed/>
+    <w:qFormat/>
+    <w:rsid w:val="00A10FD9"/>
+    <w:pPr>
+      <w:keepNext/>
+      <w:keepLines/>
+      <w:spacing w:after="80" w:before="160"/>
+      <w:outlineLvl w:val="1"/>
+    </w:pPr>
+    <w:rPr>
+      <w:rFonts w:asciiTheme="majorHAnsi" w:cstheme="majorBidi" w:eastAsiaTheme="majorEastAsia" w:hAnsiTheme="majorHAnsi"/>
+      <w:color w:themeColor="accent1" w:themeShade="BF" w:val="0F4761"/>
       <w:sz w:val="32"/>
       <w:szCs w:val="32"/>
     </w:rPr>
   </w:style>
-  <w:style w:styleId="Heading2" w:type="paragraph">
-    <w:name w:val="Heading 2"/>
+  <w:style w:styleId="Heading3" w:type="paragraph">
+    <w:name w:val="heading 3"/>
     <w:basedOn w:val="Normal"/>
     <w:next w:val="BodyText"/>
+    <w:link w:val="Heading3Char"/>
     <w:uiPriority w:val="9"/>
+    <w:semiHidden/>
     <w:unhideWhenUsed/>
     <w:qFormat/>
+    <w:rsid w:val="00A10FD9"/>
     <w:pPr>
       <w:keepNext/>
       <w:keepLines/>
-      <w:spacing w:after="0" w:before="200"/>
-      <w:outlineLvl w:val="1"/>
+      <w:spacing w:after="80" w:before="160"/>
+      <w:outlineLvl w:val="2"/>
     </w:pPr>
     <w:rPr>
-      <w:rFonts w:asciiTheme="majorHAnsi" w:cstheme="majorBidi" w:eastAsiaTheme="majorEastAsia" w:hAnsiTheme="majorHAnsi"/>
-      <w:b/>
-      <w:bCs/>
-      <w:color w:themeColor="accent1" w:val="4F81BD"/>
+      <w:rFonts w:cstheme="majorBidi" w:eastAsiaTheme="majorEastAsia"/>
+      <w:color w:themeColor="accent1" w:themeShade="BF" w:val="0F4761"/>
       <w:sz w:val="28"/>
       <w:szCs w:val="28"/>
     </w:rPr>
   </w:style>
-  <w:style w:styleId="Heading3" w:type="paragraph">
-    <w:name w:val="Heading 3"/>
+  <w:style w:styleId="Heading4" w:type="paragraph">
+    <w:name w:val="heading 4"/>
     <w:basedOn w:val="Normal"/>
     <w:next w:val="BodyText"/>
+    <w:link w:val="Heading4Char"/>
     <w:uiPriority w:val="9"/>
+    <w:semiHidden/>
     <w:unhideWhenUsed/>
     <w:qFormat/>
+    <w:rsid w:val="00A10FD9"/>
     <w:pPr>
       <w:keepNext/>
       <w:keepLines/>
-      <w:spacing w:after="0" w:before="200"/>
-      <w:outlineLvl w:val="2"/>
+      <w:spacing w:after="40" w:before="80"/>
+      <w:outlineLvl w:val="3"/>
     </w:pPr>
     <w:rPr>
-      <w:rFonts w:asciiTheme="majorHAnsi" w:cstheme="majorBidi" w:eastAsiaTheme="majorEastAsia" w:hAnsiTheme="majorHAnsi"/>
-      <w:b/>
-      <w:bCs/>
-      <w:color w:themeColor="accent1" w:val="4F81BD"/>
-      <w:sz w:val="24"/>
-      <w:szCs w:val="24"/>
+      <w:rFonts w:cstheme="majorBidi" w:eastAsiaTheme="majorEastAsia"/>
+      <w:i/>
+      <w:iCs/>
+      <w:color w:themeColor="accent1" w:themeShade="BF" w:val="0F4761"/>
     </w:rPr>
   </w:style>
-  <w:style w:styleId="Heading4" w:type="paragraph">
-    <w:name w:val="Heading 4"/>
+  <w:style w:styleId="Heading5" w:type="paragraph">
+    <w:name w:val="heading 5"/>
     <w:basedOn w:val="Normal"/>
     <w:next w:val="BodyText"/>
+    <w:link w:val="Heading5Char"/>
     <w:uiPriority w:val="9"/>
+    <w:semiHidden/>
     <w:unhideWhenUsed/>
     <w:qFormat/>
+    <w:rsid w:val="00A10FD9"/>
     <w:pPr>
       <w:keepNext/>
       <w:keepLines/>
-      <w:spacing w:after="0" w:before="200"/>
-      <w:outlineLvl w:val="3"/>
+      <w:spacing w:after="40" w:before="80"/>
+      <w:outlineLvl w:val="4"/>
     </w:pPr>
     <w:rPr>
-      <w:rFonts w:asciiTheme="majorHAnsi" w:cstheme="majorBidi" w:eastAsiaTheme="majorEastAsia" w:hAnsiTheme="majorHAnsi"/>
-      <w:i/>
-      <w:bCs/>
-      <w:color w:themeColor="accent1" w:val="4F81BD"/>
-      <w:sz w:val="24"/>
-      <w:szCs w:val="24"/>
+      <w:rFonts w:cstheme="majorBidi" w:eastAsiaTheme="majorEastAsia"/>
+      <w:color w:themeColor="accent1" w:themeShade="BF" w:val="0F4761"/>
     </w:rPr>
   </w:style>
-  <w:style w:styleId="Heading5" w:type="paragraph">
-    <w:name w:val="Heading 5"/>
+  <w:style w:styleId="Heading6" w:type="paragraph">
+    <w:name w:val="heading 6"/>
     <w:basedOn w:val="Normal"/>
     <w:next w:val="BodyText"/>
+    <w:link w:val="Heading6Char"/>
     <w:uiPriority w:val="9"/>
+    <w:semiHidden/>
     <w:unhideWhenUsed/>
     <w:qFormat/>
+    <w:rsid w:val="00A10FD9"/>
     <w:pPr>
       <w:keepNext/>
       <w:keepLines/>
-      <w:spacing w:after="0" w:before="200"/>
-      <w:outlineLvl w:val="4"/>
+      <w:spacing w:after="0" w:before="40"/>
+      <w:outlineLvl w:val="5"/>
     </w:pPr>
     <w:rPr>
-      <w:rFonts w:asciiTheme="majorHAnsi" w:cstheme="majorBidi" w:eastAsiaTheme="majorEastAsia" w:hAnsiTheme="majorHAnsi"/>
+      <w:rFonts w:cstheme="majorBidi" w:eastAsiaTheme="majorEastAsia"/>
+      <w:i/>
       <w:iCs/>
-      <w:color w:themeColor="accent1" w:val="4F81BD"/>
-      <w:sz w:val="24"/>
-      <w:szCs w:val="24"/>
+      <w:color w:themeColor="text1" w:themeTint="A6" w:val="595959"/>
     </w:rPr>
   </w:style>
-  <w:style w:styleId="Heading6" w:type="paragraph">
-    <w:name w:val="Heading 6"/>
+  <w:style w:styleId="Heading7" w:type="paragraph">
+    <w:name w:val="heading 7"/>
     <w:basedOn w:val="Normal"/>
     <w:next w:val="BodyText"/>
+    <w:link w:val="Heading7Char"/>
     <w:uiPriority w:val="9"/>
+    <w:semiHidden/>
     <w:unhideWhenUsed/>
     <w:qFormat/>
+    <w:rsid w:val="00A10FD9"/>
     <w:pPr>
       <w:keepNext/>
       <w:keepLines/>
-      <w:spacing w:after="0" w:before="200"/>
-      <w:outlineLvl w:val="5"/>
+      <w:spacing w:after="0" w:before="40"/>
+      <w:outlineLvl w:val="6"/>
     </w:pPr>
     <w:rPr>
-      <w:rFonts w:asciiTheme="majorHAnsi" w:cstheme="majorBidi" w:eastAsiaTheme="majorEastAsia" w:hAnsiTheme="majorHAnsi"/>
-      <w:color w:themeColor="accent1" w:val="4F81BD"/>
-      <w:sz w:val="24"/>
-      <w:szCs w:val="24"/>
+      <w:rFonts w:cstheme="majorBidi" w:eastAsiaTheme="majorEastAsia"/>
+      <w:color w:themeColor="text1" w:themeTint="A6" w:val="595959"/>
     </w:rPr>
   </w:style>
-  <w:style w:styleId="Heading7" w:type="paragraph">
-    <w:name w:val="Heading 7"/>
+  <w:style w:styleId="Heading8" w:type="paragraph">
+    <w:name w:val="heading 8"/>
     <w:basedOn w:val="Normal"/>
     <w:next w:val="BodyText"/>
+    <w:link w:val="Heading8Char"/>
     <w:uiPriority w:val="9"/>
+    <w:semiHidden/>
     <w:unhideWhenUsed/>
     <w:qFormat/>
+    <w:rsid w:val="00A10FD9"/>
     <w:pPr>
       <w:keepNext/>
       <w:keepLines/>
-      <w:spacing w:after="0" w:before="200"/>
-      <w:outlineLvl w:val="6"/>
+      <w:spacing w:after="0"/>
+      <w:outlineLvl w:val="7"/>
     </w:pPr>
     <w:rPr>
-      <w:rFonts w:asciiTheme="majorHAnsi" w:cstheme="majorBidi" w:eastAsiaTheme="majorEastAsia" w:hAnsiTheme="majorHAnsi"/>
-      <w:color w:themeColor="accent1" w:val="4F81BD"/>
-      <w:sz w:val="24"/>
-      <w:szCs w:val="24"/>
+      <w:rFonts w:cstheme="majorBidi" w:eastAsiaTheme="majorEastAsia"/>
+      <w:i/>
+      <w:iCs/>
+      <w:color w:themeColor="text1" w:themeTint="D8" w:val="272727"/>
     </w:rPr>
   </w:style>
-  <w:style w:styleId="Heading8" w:type="paragraph">
-    <w:name w:val="Heading 8"/>
+  <w:style w:styleId="Heading9" w:type="paragraph">
+    <w:name w:val="heading 9"/>
     <w:basedOn w:val="Normal"/>
     <w:next w:val="BodyText"/>
+    <w:link w:val="Heading9Char"/>
     <w:uiPriority w:val="9"/>
+    <w:semiHidden/>
     <w:unhideWhenUsed/>
     <w:qFormat/>
+    <w:rsid w:val="00A10FD9"/>
     <w:pPr>
       <w:keepNext/>
       <w:keepLines/>
-      <w:spacing w:after="0" w:before="200"/>
-      <w:outlineLvl w:val="7"/>
-    </w:pPr>
-    <w:rPr>
-      <w:rFonts w:asciiTheme="majorHAnsi" w:cstheme="majorBidi" w:eastAsiaTheme="majorEastAsia" w:hAnsiTheme="majorHAnsi"/>
-      <w:color w:themeColor="accent1" w:val="4F81BD"/>
-      <w:sz w:val="24"/>
-      <w:szCs w:val="24"/>
-    </w:rPr>
-  </w:style>
-  <w:style w:styleId="Heading9" w:type="paragraph">
-    <w:name w:val="Heading 9"/>
-    <w:basedOn w:val="Normal"/>
-    <w:next w:val="BodyText"/>
-    <w:uiPriority w:val="9"/>
-    <w:unhideWhenUsed/>
-    <w:qFormat/>
-    <w:pPr>
-      <w:keepNext/>
-      <w:keepLines/>
-      <w:spacing w:after="0" w:before="200"/>
+      <w:spacing w:after="0"/>
       <w:outlineLvl w:val="8"/>
     </w:pPr>
     <w:rPr>
+      <w:rFonts w:cstheme="majorBidi" w:eastAsiaTheme="majorEastAsia"/>
+      <w:color w:themeColor="text1" w:themeTint="D8" w:val="272727"/>
+    </w:rPr>
+  </w:style>
+  <w:style w:customStyle="1" w:styleId="Heading1Char" w:type="character">
+    <w:name w:val="Heading 1 Char"/>
+    <w:basedOn w:val="DefaultParagraphFont"/>
+    <w:link w:val="Heading1"/>
+    <w:uiPriority w:val="9"/>
+    <w:rsid w:val="00A10FD9"/>
+    <w:rPr>
       <w:rFonts w:asciiTheme="majorHAnsi" w:cstheme="majorBidi" w:eastAsiaTheme="majorEastAsia" w:hAnsiTheme="majorHAnsi"/>
-      <w:color w:themeColor="accent1" w:val="4F81BD"/>
-      <w:sz w:val="24"/>
-      <w:szCs w:val="24"/>
+      <w:color w:themeColor="accent1" w:themeShade="BF" w:val="0F4761"/>
+      <w:sz w:val="40"/>
+      <w:szCs w:val="40"/>
+    </w:rPr>
+  </w:style>
+  <w:style w:customStyle="1" w:styleId="Heading2Char" w:type="character">
+    <w:name w:val="Heading 2 Char"/>
+    <w:basedOn w:val="DefaultParagraphFont"/>
+    <w:link w:val="Heading2"/>
+    <w:uiPriority w:val="9"/>
+    <w:semiHidden/>
+    <w:rsid w:val="00A10FD9"/>
+    <w:rPr>
+      <w:rFonts w:asciiTheme="majorHAnsi" w:cstheme="majorBidi" w:eastAsiaTheme="majorEastAsia" w:hAnsiTheme="majorHAnsi"/>
+      <w:color w:themeColor="accent1" w:themeShade="BF" w:val="0F4761"/>
+      <w:sz w:val="32"/>
+      <w:szCs w:val="32"/>
+    </w:rPr>
+  </w:style>
+  <w:style w:customStyle="1" w:styleId="Heading3Char" w:type="character">
+    <w:name w:val="Heading 3 Char"/>
+    <w:basedOn w:val="DefaultParagraphFont"/>
+    <w:link w:val="Heading3"/>
+    <w:uiPriority w:val="9"/>
+    <w:semiHidden/>
+    <w:rsid w:val="00A10FD9"/>
+    <w:rPr>
+      <w:rFonts w:cstheme="majorBidi" w:eastAsiaTheme="majorEastAsia"/>
+      <w:color w:themeColor="accent1" w:themeShade="BF" w:val="0F4761"/>
+      <w:sz w:val="28"/>
+      <w:szCs w:val="28"/>
+    </w:rPr>
+  </w:style>
+  <w:style w:customStyle="1" w:styleId="Heading4Char" w:type="character">
+    <w:name w:val="Heading 4 Char"/>
+    <w:basedOn w:val="DefaultParagraphFont"/>
+    <w:link w:val="Heading4"/>
+    <w:uiPriority w:val="9"/>
+    <w:semiHidden/>
+    <w:rsid w:val="00A10FD9"/>
+    <w:rPr>
+      <w:rFonts w:cstheme="majorBidi" w:eastAsiaTheme="majorEastAsia"/>
+      <w:i/>
+      <w:iCs/>
+      <w:color w:themeColor="accent1" w:themeShade="BF" w:val="0F4761"/>
+    </w:rPr>
+  </w:style>
+  <w:style w:customStyle="1" w:styleId="Heading5Char" w:type="character">
+    <w:name w:val="Heading 5 Char"/>
+    <w:basedOn w:val="DefaultParagraphFont"/>
+    <w:link w:val="Heading5"/>
+    <w:uiPriority w:val="9"/>
+    <w:semiHidden/>
+    <w:rsid w:val="00A10FD9"/>
+    <w:rPr>
+      <w:rFonts w:cstheme="majorBidi" w:eastAsiaTheme="majorEastAsia"/>
+      <w:color w:themeColor="accent1" w:themeShade="BF" w:val="0F4761"/>
+    </w:rPr>
+  </w:style>
+  <w:style w:customStyle="1" w:styleId="Heading6Char" w:type="character">
+    <w:name w:val="Heading 6 Char"/>
+    <w:basedOn w:val="DefaultParagraphFont"/>
+    <w:link w:val="Heading6"/>
+    <w:uiPriority w:val="9"/>
+    <w:semiHidden/>
+    <w:rsid w:val="00A10FD9"/>
+    <w:rPr>
+      <w:rFonts w:cstheme="majorBidi" w:eastAsiaTheme="majorEastAsia"/>
+      <w:i/>
+      <w:iCs/>
+      <w:color w:themeColor="text1" w:themeTint="A6" w:val="595959"/>
+    </w:rPr>
+  </w:style>
+  <w:style w:customStyle="1" w:styleId="Heading7Char" w:type="character">
+    <w:name w:val="Heading 7 Char"/>
+    <w:basedOn w:val="DefaultParagraphFont"/>
+    <w:link w:val="Heading7"/>
+    <w:uiPriority w:val="9"/>
+    <w:semiHidden/>
+    <w:rsid w:val="00A10FD9"/>
+    <w:rPr>
+      <w:rFonts w:cstheme="majorBidi" w:eastAsiaTheme="majorEastAsia"/>
+      <w:color w:themeColor="text1" w:themeTint="A6" w:val="595959"/>
+    </w:rPr>
+  </w:style>
+  <w:style w:customStyle="1" w:styleId="Heading8Char" w:type="character">
+    <w:name w:val="Heading 8 Char"/>
+    <w:basedOn w:val="DefaultParagraphFont"/>
+    <w:link w:val="Heading8"/>
+    <w:uiPriority w:val="9"/>
+    <w:semiHidden/>
+    <w:rsid w:val="00A10FD9"/>
+    <w:rPr>
+      <w:rFonts w:cstheme="majorBidi" w:eastAsiaTheme="majorEastAsia"/>
+      <w:i/>
+      <w:iCs/>
+      <w:color w:themeColor="text1" w:themeTint="D8" w:val="272727"/>
+    </w:rPr>
+  </w:style>
+  <w:style w:customStyle="1" w:styleId="Heading9Char" w:type="character">
+    <w:name w:val="Heading 9 Char"/>
+    <w:basedOn w:val="DefaultParagraphFont"/>
+    <w:link w:val="Heading9"/>
+    <w:uiPriority w:val="9"/>
+    <w:semiHidden/>
+    <w:rsid w:val="00A10FD9"/>
+    <w:rPr>
+      <w:rFonts w:cstheme="majorBidi" w:eastAsiaTheme="majorEastAsia"/>
+      <w:color w:themeColor="text1" w:themeTint="D8" w:val="272727"/>
     </w:rPr>
   </w:style>
   <w:style w:styleId="BlockText" w:type="paragraph">
@@ -9618,6 +10165,18 @@
     <w:unhideWhenUsed/>
     <w:qFormat/>
   </w:style>
+  <w:style w:styleId="FootnoteBlockText" w:type="paragraph">
+    <w:name w:val="Footnote Block Text"/>
+    <w:basedOn w:val="FootnoteText"/>
+    <w:next w:val="FootnoteText"/>
+    <w:uiPriority w:val="9"/>
+    <w:unhideWhenUsed/>
+    <w:qFormat/>
+    <w:pPr>
+      <w:spacing w:after="100" w:before="100"/>
+      <w:ind w:firstLine="0" w:left="480" w:right="480"/>
+    </w:pPr>
+  </w:style>
   <w:style w:default="1" w:styleId="DefaultParagraphFont" w:type="character">
     <w:name w:val="Default Paragraph Font"/>
     <w:semiHidden/>
@@ -9639,18 +10198,11 @@
       </w:tblCellMar>
     </w:tblPr>
     <w:tblStylePr w:type="firstRow">
-      <w:tblPr>
-        <w:jc w:val="left"/>
-        <w:tblInd w:type="dxa" w:w="0"/>
-      </w:tblPr>
-      <w:trPr>
-        <w:jc w:val="left"/>
-      </w:trPr>
       <w:tcPr>
-        <w:vAlign w:val="bottom"/>
         <w:tcBorders>
           <w:bottom w:val="single"/>
         </w:tcBorders>
+        <w:vAlign w:val="bottom"/>
       </w:tcPr>
     </w:tblStylePr>
   </w:style>
@@ -9759,233 +10311,261 @@
     <w:link w:val="VerbatimChar"/>
     <w:pPr>
       <w:wordWrap w:val="off"/>
+      <w:shd w:val="clear" w:fill="f1f3f5"/>
     </w:pPr>
   </w:style>
   <w:style w:type="character" w:customStyle="1" w:styleId="KeywordTok">
     <w:name w:val="KeywordTok"/>
     <w:basedOn w:val="VerbatimChar"/>
     <w:rPr>
-      <w:color w:val="007020"/>
       <w:b/>
+      <w:color w:val="003b4f"/>
+      <w:shd w:val="clear" w:fill="f1f3f5"/>
     </w:rPr>
   </w:style>
   <w:style w:type="character" w:customStyle="1" w:styleId="DataTypeTok">
     <w:name w:val="DataTypeTok"/>
     <w:basedOn w:val="VerbatimChar"/>
     <w:rPr>
-      <w:color w:val="902000"/>
+      <w:color w:val="ad0000"/>
+      <w:shd w:val="clear" w:fill="f1f3f5"/>
     </w:rPr>
   </w:style>
   <w:style w:type="character" w:customStyle="1" w:styleId="DecValTok">
     <w:name w:val="DecValTok"/>
     <w:basedOn w:val="VerbatimChar"/>
     <w:rPr>
-      <w:color w:val="40a070"/>
+      <w:color w:val="ad0000"/>
+      <w:shd w:val="clear" w:fill="f1f3f5"/>
     </w:rPr>
   </w:style>
   <w:style w:type="character" w:customStyle="1" w:styleId="BaseNTok">
     <w:name w:val="BaseNTok"/>
     <w:basedOn w:val="VerbatimChar"/>
     <w:rPr>
-      <w:color w:val="40a070"/>
+      <w:color w:val="ad0000"/>
+      <w:shd w:val="clear" w:fill="f1f3f5"/>
     </w:rPr>
   </w:style>
   <w:style w:type="character" w:customStyle="1" w:styleId="FloatTok">
     <w:name w:val="FloatTok"/>
     <w:basedOn w:val="VerbatimChar"/>
     <w:rPr>
-      <w:color w:val="40a070"/>
+      <w:color w:val="ad0000"/>
+      <w:shd w:val="clear" w:fill="f1f3f5"/>
     </w:rPr>
   </w:style>
   <w:style w:type="character" w:customStyle="1" w:styleId="ConstantTok">
     <w:name w:val="ConstantTok"/>
     <w:basedOn w:val="VerbatimChar"/>
     <w:rPr>
-      <w:color w:val="880000"/>
+      <w:color w:val="8f5902"/>
+      <w:shd w:val="clear" w:fill="f1f3f5"/>
     </w:rPr>
   </w:style>
   <w:style w:type="character" w:customStyle="1" w:styleId="CharTok">
     <w:name w:val="CharTok"/>
     <w:basedOn w:val="VerbatimChar"/>
     <w:rPr>
-      <w:color w:val="4070a0"/>
+      <w:color w:val="20794d"/>
+      <w:shd w:val="clear" w:fill="f1f3f5"/>
     </w:rPr>
   </w:style>
   <w:style w:type="character" w:customStyle="1" w:styleId="SpecialCharTok">
     <w:name w:val="SpecialCharTok"/>
     <w:basedOn w:val="VerbatimChar"/>
     <w:rPr>
-      <w:color w:val="4070a0"/>
+      <w:color w:val="5e5e5e"/>
+      <w:shd w:val="clear" w:fill="f1f3f5"/>
     </w:rPr>
   </w:style>
   <w:style w:type="character" w:customStyle="1" w:styleId="StringTok">
     <w:name w:val="StringTok"/>
     <w:basedOn w:val="VerbatimChar"/>
     <w:rPr>
-      <w:color w:val="4070a0"/>
+      <w:color w:val="20794d"/>
+      <w:shd w:val="clear" w:fill="f1f3f5"/>
     </w:rPr>
   </w:style>
   <w:style w:type="character" w:customStyle="1" w:styleId="VerbatimStringTok">
     <w:name w:val="VerbatimStringTok"/>
     <w:basedOn w:val="VerbatimChar"/>
     <w:rPr>
-      <w:color w:val="4070a0"/>
+      <w:color w:val="20794d"/>
+      <w:shd w:val="clear" w:fill="f1f3f5"/>
     </w:rPr>
   </w:style>
   <w:style w:type="character" w:customStyle="1" w:styleId="SpecialStringTok">
     <w:name w:val="SpecialStringTok"/>
     <w:basedOn w:val="VerbatimChar"/>
     <w:rPr>
-      <w:color w:val="bb6688"/>
+      <w:color w:val="20794d"/>
+      <w:shd w:val="clear" w:fill="f1f3f5"/>
     </w:rPr>
   </w:style>
   <w:style w:type="character" w:customStyle="1" w:styleId="ImportTok">
     <w:name w:val="ImportTok"/>
     <w:basedOn w:val="VerbatimChar"/>
     <w:rPr>
-      <w:color w:val="008000"/>
-      <w:b/>
+      <w:color w:val="00769e"/>
+      <w:shd w:val="clear" w:fill="f1f3f5"/>
     </w:rPr>
   </w:style>
   <w:style w:type="character" w:customStyle="1" w:styleId="CommentTok">
     <w:name w:val="CommentTok"/>
     <w:basedOn w:val="VerbatimChar"/>
     <w:rPr>
-      <w:color w:val="60a0b0"/>
-      <w:i/>
+      <w:color w:val="5e5e5e"/>
+      <w:shd w:val="clear" w:fill="f1f3f5"/>
     </w:rPr>
   </w:style>
   <w:style w:type="character" w:customStyle="1" w:styleId="DocumentationTok">
     <w:name w:val="DocumentationTok"/>
     <w:basedOn w:val="VerbatimChar"/>
     <w:rPr>
-      <w:color w:val="ba2121"/>
       <w:i/>
+      <w:color w:val="5e5e5e"/>
+      <w:shd w:val="clear" w:fill="f1f3f5"/>
     </w:rPr>
   </w:style>
   <w:style w:type="character" w:customStyle="1" w:styleId="AnnotationTok">
     <w:name w:val="AnnotationTok"/>
     <w:basedOn w:val="VerbatimChar"/>
     <w:rPr>
-      <w:color w:val="60a0b0"/>
-      <w:b/>
-      <w:i/>
+      <w:color w:val="5e5e5e"/>
+      <w:shd w:val="clear" w:fill="f1f3f5"/>
     </w:rPr>
   </w:style>
   <w:style w:type="character" w:customStyle="1" w:styleId="CommentVarTok">
     <w:name w:val="CommentVarTok"/>
     <w:basedOn w:val="VerbatimChar"/>
     <w:rPr>
-      <w:color w:val="60a0b0"/>
-      <w:b/>
       <w:i/>
+      <w:color w:val="5e5e5e"/>
+      <w:shd w:val="clear" w:fill="f1f3f5"/>
     </w:rPr>
   </w:style>
   <w:style w:type="character" w:customStyle="1" w:styleId="OtherTok">
     <w:name w:val="OtherTok"/>
     <w:basedOn w:val="VerbatimChar"/>
     <w:rPr>
-      <w:color w:val="007020"/>
+      <w:color w:val="003b4f"/>
+      <w:shd w:val="clear" w:fill="f1f3f5"/>
     </w:rPr>
   </w:style>
   <w:style w:type="character" w:customStyle="1" w:styleId="FunctionTok">
     <w:name w:val="FunctionTok"/>
     <w:basedOn w:val="VerbatimChar"/>
     <w:rPr>
-      <w:color w:val="06287e"/>
+      <w:color w:val="4758ab"/>
+      <w:shd w:val="clear" w:fill="f1f3f5"/>
     </w:rPr>
   </w:style>
   <w:style w:type="character" w:customStyle="1" w:styleId="VariableTok">
     <w:name w:val="VariableTok"/>
     <w:basedOn w:val="VerbatimChar"/>
     <w:rPr>
-      <w:color w:val="19177c"/>
+      <w:color w:val="111111"/>
+      <w:shd w:val="clear" w:fill="f1f3f5"/>
     </w:rPr>
   </w:style>
   <w:style w:type="character" w:customStyle="1" w:styleId="ControlFlowTok">
     <w:name w:val="ControlFlowTok"/>
     <w:basedOn w:val="VerbatimChar"/>
     <w:rPr>
-      <w:color w:val="007020"/>
       <w:b/>
+      <w:color w:val="003b4f"/>
+      <w:shd w:val="clear" w:fill="f1f3f5"/>
     </w:rPr>
   </w:style>
   <w:style w:type="character" w:customStyle="1" w:styleId="OperatorTok">
     <w:name w:val="OperatorTok"/>
     <w:basedOn w:val="VerbatimChar"/>
     <w:rPr>
-      <w:color w:val="666666"/>
+      <w:color w:val="5e5e5e"/>
+      <w:shd w:val="clear" w:fill="f1f3f5"/>
     </w:rPr>
   </w:style>
   <w:style w:type="character" w:customStyle="1" w:styleId="BuiltInTok">
     <w:name w:val="BuiltInTok"/>
     <w:basedOn w:val="VerbatimChar"/>
     <w:rPr>
-      <w:color w:val="008000"/>
+      <w:color w:val="003b4f"/>
+      <w:shd w:val="clear" w:fill="f1f3f5"/>
     </w:rPr>
   </w:style>
   <w:style w:type="character" w:customStyle="1" w:styleId="ExtensionTok">
     <w:name w:val="ExtensionTok"/>
     <w:basedOn w:val="VerbatimChar"/>
-    <w:rPr/>
+    <w:rPr>
+      <w:color w:val="003b4f"/>
+      <w:shd w:val="clear" w:fill="f1f3f5"/>
+    </w:rPr>
   </w:style>
   <w:style w:type="character" w:customStyle="1" w:styleId="PreprocessorTok">
     <w:name w:val="PreprocessorTok"/>
     <w:basedOn w:val="VerbatimChar"/>
     <w:rPr>
-      <w:color w:val="bc7a00"/>
+      <w:color w:val="ad0000"/>
+      <w:shd w:val="clear" w:fill="f1f3f5"/>
     </w:rPr>
   </w:style>
   <w:style w:type="character" w:customStyle="1" w:styleId="AttributeTok">
     <w:name w:val="AttributeTok"/>
     <w:basedOn w:val="VerbatimChar"/>
     <w:rPr>
-      <w:color w:val="7d9029"/>
+      <w:color w:val="657422"/>
+      <w:shd w:val="clear" w:fill="f1f3f5"/>
     </w:rPr>
   </w:style>
   <w:style w:type="character" w:customStyle="1" w:styleId="RegionMarkerTok">
     <w:name w:val="RegionMarkerTok"/>
     <w:basedOn w:val="VerbatimChar"/>
-    <w:rPr/>
+    <w:rPr>
+      <w:color w:val="003b4f"/>
+      <w:shd w:val="clear" w:fill="f1f3f5"/>
+    </w:rPr>
   </w:style>
   <w:style w:type="character" w:customStyle="1" w:styleId="InformationTok">
     <w:name w:val="InformationTok"/>
     <w:basedOn w:val="VerbatimChar"/>
     <w:rPr>
-      <w:color w:val="60a0b0"/>
-      <w:b/>
-      <w:i/>
+      <w:color w:val="5e5e5e"/>
+      <w:shd w:val="clear" w:fill="f1f3f5"/>
     </w:rPr>
   </w:style>
   <w:style w:type="character" w:customStyle="1" w:styleId="WarningTok">
     <w:name w:val="WarningTok"/>
     <w:basedOn w:val="VerbatimChar"/>
     <w:rPr>
-      <w:color w:val="60a0b0"/>
-      <w:b/>
       <w:i/>
+      <w:color w:val="5e5e5e"/>
+      <w:shd w:val="clear" w:fill="f1f3f5"/>
     </w:rPr>
   </w:style>
   <w:style w:type="character" w:customStyle="1" w:styleId="AlertTok">
     <w:name w:val="AlertTok"/>
     <w:basedOn w:val="VerbatimChar"/>
     <w:rPr>
-      <w:color w:val="ff0000"/>
-      <w:b/>
+      <w:color w:val="ad0000"/>
+      <w:shd w:val="clear" w:fill="f1f3f5"/>
     </w:rPr>
   </w:style>
   <w:style w:type="character" w:customStyle="1" w:styleId="ErrorTok">
     <w:name w:val="ErrorTok"/>
     <w:basedOn w:val="VerbatimChar"/>
     <w:rPr>
-      <w:color w:val="ff0000"/>
-      <w:b/>
+      <w:color w:val="ad0000"/>
+      <w:shd w:val="clear" w:fill="f1f3f5"/>
     </w:rPr>
   </w:style>
   <w:style w:type="character" w:customStyle="1" w:styleId="NormalTok">
     <w:name w:val="NormalTok"/>
     <w:basedOn w:val="VerbatimChar"/>
-    <w:rPr/>
+    <w:rPr>
+      <w:color w:val="003b4f"/>
+      <w:shd w:val="clear" w:fill="f1f3f5"/>
+    </w:rPr>
   </w:style>
 </w:styles>
 </file>
@@ -10001,44 +10581,44 @@
         <a:sysClr val="window" lastClr="FFFFFF"/>
       </a:lt1>
       <a:dk2>
-        <a:srgbClr val="1F497D"/>
+        <a:srgbClr val="0E2841"/>
       </a:dk2>
       <a:lt2>
-        <a:srgbClr val="EEECE1"/>
+        <a:srgbClr val="E8E8E8"/>
       </a:lt2>
       <a:accent1>
-        <a:srgbClr val="4F81BD"/>
+        <a:srgbClr val="156082"/>
       </a:accent1>
       <a:accent2>
-        <a:srgbClr val="C0504D"/>
+        <a:srgbClr val="E97132"/>
       </a:accent2>
       <a:accent3>
-        <a:srgbClr val="9BBB59"/>
+        <a:srgbClr val="196B24"/>
       </a:accent3>
       <a:accent4>
-        <a:srgbClr val="8064A2"/>
+        <a:srgbClr val="0F9ED5"/>
       </a:accent4>
       <a:accent5>
-        <a:srgbClr val="4BACC6"/>
+        <a:srgbClr val="A02B93"/>
       </a:accent5>
       <a:accent6>
-        <a:srgbClr val="F79646"/>
+        <a:srgbClr val="4EA72E"/>
       </a:accent6>
       <a:hlink>
-        <a:srgbClr val="0000FF"/>
+        <a:srgbClr val="467886"/>
       </a:hlink>
       <a:folHlink>
-        <a:srgbClr val="800080"/>
+        <a:srgbClr val="96607D"/>
       </a:folHlink>
     </a:clrScheme>
     <a:fontScheme name="Office">
       <a:majorFont>
-        <a:latin typeface="Calibri"/>
+        <a:latin typeface="Aptos Display" panose="02110004020202020204"/>
         <a:ea typeface=""/>
         <a:cs typeface=""/>
-        <a:font script="Jpan" typeface="ＭＳ ゴシック"/>
+        <a:font script="Jpan" typeface="游ゴシック Light"/>
         <a:font script="Hang" typeface="맑은 고딕"/>
-        <a:font script="Hans" typeface="宋体"/>
+        <a:font script="Hans" typeface="等线 Light"/>
         <a:font script="Hant" typeface="新細明體"/>
         <a:font script="Arab" typeface="Times New Roman"/>
         <a:font script="Hebr" typeface="Times New Roman"/>
@@ -10065,14 +10645,32 @@
         <a:font script="Mong" typeface="Mongolian Baiti"/>
         <a:font script="Viet" typeface="Times New Roman"/>
         <a:font script="Uigh" typeface="Microsoft Uighur"/>
+        <a:font script="Geor" typeface="Sylfaen"/>
+        <a:font script="Armn" typeface="Arial"/>
+        <a:font script="Bugi" typeface="Leelawadee UI"/>
+        <a:font script="Bopo" typeface="Microsoft JhengHei"/>
+        <a:font script="Java" typeface="Javanese Text"/>
+        <a:font script="Lisu" typeface="Segoe UI"/>
+        <a:font script="Mymr" typeface="Myanmar Text"/>
+        <a:font script="Nkoo" typeface="Ebrima"/>
+        <a:font script="Olck" typeface="Nirmala UI"/>
+        <a:font script="Osma" typeface="Ebrima"/>
+        <a:font script="Phag" typeface="Phagspa"/>
+        <a:font script="Syrn" typeface="Estrangelo Edessa"/>
+        <a:font script="Syrj" typeface="Estrangelo Edessa"/>
+        <a:font script="Syre" typeface="Estrangelo Edessa"/>
+        <a:font script="Sora" typeface="Nirmala UI"/>
+        <a:font script="Tale" typeface="Microsoft Tai Le"/>
+        <a:font script="Talu" typeface="Microsoft New Tai Lue"/>
+        <a:font script="Tfng" typeface="Ebrima"/>
       </a:majorFont>
       <a:minorFont>
-        <a:latin typeface="Cambria"/>
+        <a:latin typeface="Aptos" panose="02110004020202020204"/>
         <a:ea typeface=""/>
         <a:cs typeface=""/>
-        <a:font script="Jpan" typeface="ＭＳ 明朝"/>
+        <a:font script="Jpan" typeface="游明朝"/>
         <a:font script="Hang" typeface="맑은 고딕"/>
-        <a:font script="Hans" typeface="宋体"/>
+        <a:font script="Hans" typeface="等线"/>
         <a:font script="Hant" typeface="新細明體"/>
         <a:font script="Arab" typeface="Arial"/>
         <a:font script="Hebr" typeface="Arial"/>
@@ -10099,6 +10697,24 @@
         <a:font script="Mong" typeface="Mongolian Baiti"/>
         <a:font script="Viet" typeface="Arial"/>
         <a:font script="Uigh" typeface="Microsoft Uighur"/>
+        <a:font script="Geor" typeface="Sylfaen"/>
+        <a:font script="Armn" typeface="Arial"/>
+        <a:font script="Bugi" typeface="Leelawadee UI"/>
+        <a:font script="Bopo" typeface="Microsoft JhengHei"/>
+        <a:font script="Java" typeface="Javanese Text"/>
+        <a:font script="Lisu" typeface="Segoe UI"/>
+        <a:font script="Mymr" typeface="Myanmar Text"/>
+        <a:font script="Nkoo" typeface="Ebrima"/>
+        <a:font script="Olck" typeface="Nirmala UI"/>
+        <a:font script="Osma" typeface="Ebrima"/>
+        <a:font script="Phag" typeface="Phagspa"/>
+        <a:font script="Syrn" typeface="Estrangelo Edessa"/>
+        <a:font script="Syrj" typeface="Estrangelo Edessa"/>
+        <a:font script="Syre" typeface="Estrangelo Edessa"/>
+        <a:font script="Sora" typeface="Nirmala UI"/>
+        <a:font script="Tale" typeface="Microsoft Tai Le"/>
+        <a:font script="Talu" typeface="Microsoft New Tai Lue"/>
+        <a:font script="Tfng" typeface="Ebrima"/>
       </a:minorFont>
     </a:fontScheme>
     <a:fmtScheme name="Office">
@@ -10110,200 +10726,141 @@
           <a:gsLst>
             <a:gs pos="0">
               <a:schemeClr val="phClr">
-                <a:tint val="50000"/>
-                <a:satMod val="300000"/>
+                <a:lumMod val="110000"/>
+                <a:satMod val="105000"/>
+                <a:tint val="67000"/>
               </a:schemeClr>
             </a:gs>
-            <a:gs pos="35000">
+            <a:gs pos="50000">
               <a:schemeClr val="phClr">
-                <a:tint val="37000"/>
-                <a:satMod val="300000"/>
+                <a:lumMod val="105000"/>
+                <a:satMod val="103000"/>
+                <a:tint val="73000"/>
               </a:schemeClr>
             </a:gs>
             <a:gs pos="100000">
               <a:schemeClr val="phClr">
-                <a:tint val="15000"/>
-                <a:satMod val="350000"/>
+                <a:lumMod val="105000"/>
+                <a:satMod val="109000"/>
+                <a:tint val="81000"/>
               </a:schemeClr>
             </a:gs>
           </a:gsLst>
-          <a:lin ang="16200000" scaled="1"/>
+          <a:lin ang="5400000" scaled="0"/>
         </a:gradFill>
         <a:gradFill rotWithShape="1">
           <a:gsLst>
             <a:gs pos="0">
               <a:schemeClr val="phClr">
-                <a:tint val="100000"/>
+                <a:satMod val="103000"/>
+                <a:lumMod val="102000"/>
+                <a:tint val="94000"/>
+              </a:schemeClr>
+            </a:gs>
+            <a:gs pos="50000">
+              <a:schemeClr val="phClr">
+                <a:satMod val="110000"/>
+                <a:lumMod val="100000"/>
                 <a:shade val="100000"/>
-                <a:satMod val="130000"/>
               </a:schemeClr>
             </a:gs>
             <a:gs pos="100000">
               <a:schemeClr val="phClr">
-                <a:tint val="50000"/>
-                <a:shade val="100000"/>
-                <a:satMod val="350000"/>
+                <a:lumMod val="99000"/>
+                <a:satMod val="120000"/>
+                <a:shade val="78000"/>
               </a:schemeClr>
             </a:gs>
           </a:gsLst>
-          <a:lin ang="16200000" scaled="0"/>
+          <a:lin ang="5400000" scaled="0"/>
         </a:gradFill>
       </a:fillStyleLst>
       <a:lnStyleLst>
-        <a:ln w="9525" cap="flat" cmpd="sng" algn="ctr">
-          <a:solidFill>
-            <a:schemeClr val="phClr">
-              <a:shade val="95000"/>
-              <a:satMod val="105000"/>
-            </a:schemeClr>
-          </a:solidFill>
-          <a:prstDash val="solid"/>
-        </a:ln>
-        <a:ln w="25400" cap="flat" cmpd="sng" algn="ctr">
+        <a:ln w="6350" cap="flat" cmpd="sng" algn="ctr">
           <a:solidFill>
             <a:schemeClr val="phClr"/>
           </a:solidFill>
           <a:prstDash val="solid"/>
+          <a:miter lim="800000"/>
         </a:ln>
-        <a:ln w="38100" cap="flat" cmpd="sng" algn="ctr">
+        <a:ln w="12700" cap="flat" cmpd="sng" algn="ctr">
           <a:solidFill>
             <a:schemeClr val="phClr"/>
           </a:solidFill>
           <a:prstDash val="solid"/>
+          <a:miter lim="800000"/>
+        </a:ln>
+        <a:ln w="19050" cap="flat" cmpd="sng" algn="ctr">
+          <a:solidFill>
+            <a:schemeClr val="phClr"/>
+          </a:solidFill>
+          <a:prstDash val="solid"/>
+          <a:miter lim="800000"/>
         </a:ln>
       </a:lnStyleLst>
       <a:effectStyleLst>
         <a:effectStyle>
+          <a:effectLst/>
+        </a:effectStyle>
+        <a:effectStyle>
+          <a:effectLst/>
+        </a:effectStyle>
+        <a:effectStyle>
           <a:effectLst>
-            <a:outerShdw blurRad="40000" dist="20000" dir="5400000" rotWithShape="0">
+            <a:outerShdw blurRad="57150" dist="19050" dir="5400000" algn="ctr" rotWithShape="0">
               <a:srgbClr val="000000">
-                <a:alpha val="38000"/>
+                <a:alpha val="63000"/>
               </a:srgbClr>
             </a:outerShdw>
           </a:effectLst>
-        </a:effectStyle>
-        <a:effectStyle>
-          <a:effectLst>
-            <a:outerShdw blurRad="40000" dist="23000" dir="5400000" rotWithShape="0">
-              <a:srgbClr val="000000">
-                <a:alpha val="35000"/>
-              </a:srgbClr>
-            </a:outerShdw>
-          </a:effectLst>
-        </a:effectStyle>
-        <a:effectStyle>
-          <a:effectLst>
-            <a:outerShdw blurRad="40000" dist="23000" dir="5400000" rotWithShape="0">
-              <a:srgbClr val="000000">
-                <a:alpha val="35000"/>
-              </a:srgbClr>
-            </a:outerShdw>
-          </a:effectLst>
-          <a:scene3d>
-            <a:camera prst="orthographicFront">
-              <a:rot lat="0" lon="0" rev="0"/>
-            </a:camera>
-            <a:lightRig rig="threePt" dir="t">
-              <a:rot lat="0" lon="0" rev="1200000"/>
-            </a:lightRig>
-          </a:scene3d>
-          <a:sp3d>
-            <a:bevelT w="63500" h="25400"/>
-          </a:sp3d>
         </a:effectStyle>
       </a:effectStyleLst>
       <a:bgFillStyleLst>
         <a:solidFill>
           <a:schemeClr val="phClr"/>
         </a:solidFill>
+        <a:solidFill>
+          <a:schemeClr val="phClr">
+            <a:tint val="95000"/>
+            <a:satMod val="170000"/>
+          </a:schemeClr>
+        </a:solidFill>
         <a:gradFill rotWithShape="1">
           <a:gsLst>
             <a:gs pos="0">
               <a:schemeClr val="phClr">
-                <a:tint val="40000"/>
-                <a:satMod val="350000"/>
+                <a:tint val="93000"/>
+                <a:satMod val="150000"/>
+                <a:shade val="98000"/>
+                <a:lumMod val="102000"/>
               </a:schemeClr>
             </a:gs>
-            <a:gs pos="40000">
+            <a:gs pos="50000">
               <a:schemeClr val="phClr">
-                <a:tint val="45000"/>
-                <a:shade val="99000"/>
-                <a:satMod val="350000"/>
+                <a:tint val="98000"/>
+                <a:satMod val="130000"/>
+                <a:shade val="90000"/>
+                <a:lumMod val="103000"/>
               </a:schemeClr>
             </a:gs>
             <a:gs pos="100000">
               <a:schemeClr val="phClr">
-                <a:shade val="20000"/>
-                <a:satMod val="255000"/>
+                <a:shade val="63000"/>
+                <a:satMod val="120000"/>
               </a:schemeClr>
             </a:gs>
           </a:gsLst>
-          <a:path path="circle">
-            <a:fillToRect l="50000" t="-80000" r="50000" b="180000"/>
-          </a:path>
-        </a:gradFill>
-        <a:gradFill rotWithShape="1">
-          <a:gsLst>
-            <a:gs pos="0">
-              <a:schemeClr val="phClr">
-                <a:tint val="80000"/>
-                <a:satMod val="300000"/>
-              </a:schemeClr>
-            </a:gs>
-            <a:gs pos="100000">
-              <a:schemeClr val="phClr">
-                <a:shade val="30000"/>
-                <a:satMod val="200000"/>
-              </a:schemeClr>
-            </a:gs>
-          </a:gsLst>
-          <a:path path="circle">
-            <a:fillToRect l="50000" t="50000" r="50000" b="50000"/>
-          </a:path>
+          <a:lin ang="5400000" scaled="0"/>
         </a:gradFill>
       </a:bgFillStyleLst>
     </a:fmtScheme>
   </a:themeElements>
-  <a:objectDefaults>
-    <a:spDef>
-      <a:spPr/>
-      <a:bodyPr/>
-      <a:lstStyle/>
-      <a:style>
-        <a:lnRef idx="1">
-          <a:schemeClr val="accent1"/>
-        </a:lnRef>
-        <a:fillRef idx="3">
-          <a:schemeClr val="accent1"/>
-        </a:fillRef>
-        <a:effectRef idx="2">
-          <a:schemeClr val="accent1"/>
-        </a:effectRef>
-        <a:fontRef idx="minor">
-          <a:schemeClr val="lt1"/>
-        </a:fontRef>
-      </a:style>
-    </a:spDef>
-    <a:lnDef>
-      <a:spPr/>
-      <a:bodyPr/>
-      <a:lstStyle/>
-      <a:style>
-        <a:lnRef idx="2">
-          <a:schemeClr val="accent1"/>
-        </a:lnRef>
-        <a:fillRef idx="0">
-          <a:schemeClr val="accent1"/>
-        </a:fillRef>
-        <a:effectRef idx="1">
-          <a:schemeClr val="accent1"/>
-        </a:effectRef>
-        <a:fontRef idx="minor">
-          <a:schemeClr val="tx1"/>
-        </a:fontRef>
-      </a:style>
-    </a:lnDef>
-  </a:objectDefaults>
+  <a:objectDefaults/>
   <a:extraClrSchemeLst/>
+  <a:extLst>
+    <a:ext uri="{05A4C25C-085E-4340-85A3-A5531E510DB2}">
+      <thm15:themeFamily xmlns:thm15="http://schemas.microsoft.com/office/thememl/2012/main" name="Office Theme" id="{2E142A2C-CD16-42D6-873A-C26D2A0506FA}" vid="{1BDDFF52-6CD6-40A5-AB3C-68EB2F1E4D0A}"/>
+    </a:ext>
+  </a:extLst>
 </a:theme>
 </file>